--- a/report/Wealthline_Project_Report.docx
+++ b/report/Wealthline_Project_Report.docx
@@ -871,7 +871,7 @@
                 <w:sz w:val="21"/>
                 <w:szCs w:val="21"/>
               </w:rPr>
-              <w:t xml:space="preserve">Complete redesign: graphite and ember-orange palette, light and dark themes, mobile layout</w:t>
+              <w:t xml:space="preserve">Complete redesign: warm canvas with pastel tiles, slim icon rail, docked AI assistant panel with animated orb, motion effects; light and dark themes, mobile layout</w:t>
             </w:r>
           </w:p>
         </w:tc>

--- a/report/Wealthline_Project_Report.docx
+++ b/report/Wealthline_Project_Report.docx
@@ -4013,6 +4013,157 @@
                 <w:sz w:val="21"/>
                 <w:szCs w:val="21"/>
               </w:rPr>
+              <w:t xml:space="preserve">Account settings</w:t>
+            </w:r>
+          </w:p>
+        </w:tc>
+        <w:tc>
+          <w:tcPr>
+            <w:tcW w:type="dxa" w:w="3700"/>
+            <w:shd w:fill="F3F4F6" w:val="clear"/>
+            <w:tcMar>
+              <w:top w:type="dxa" w:w="60"/>
+              <w:left w:type="dxa" w:w="90"/>
+              <w:bottom w:type="dxa" w:w="60"/>
+              <w:right w:type="dxa" w:w="90"/>
+            </w:tcMar>
+          </w:tcPr>
+          <w:p>
+            <w:r>
+              <w:rPr>
+                <w:rFonts w:ascii="Times New Roman" w:cs="Times New Roman" w:eastAsia="Times New Roman" w:hAnsi="Times New Roman"/>
+                <w:b w:val="false"/>
+                <w:bCs w:val="false"/>
+                <w:sz w:val="21"/>
+                <w:szCs w:val="21"/>
+              </w:rPr>
+              <w:t xml:space="preserve">Edit profile, change password, theme, export or clear data, delete account</w:t>
+            </w:r>
+          </w:p>
+        </w:tc>
+        <w:tc>
+          <w:tcPr>
+            <w:tcW w:type="dxa" w:w="3460"/>
+            <w:shd w:fill="F3F4F6" w:val="clear"/>
+            <w:tcMar>
+              <w:top w:type="dxa" w:w="60"/>
+              <w:left w:type="dxa" w:w="90"/>
+              <w:bottom w:type="dxa" w:w="60"/>
+              <w:right w:type="dxa" w:w="90"/>
+            </w:tcMar>
+          </w:tcPr>
+          <w:p>
+            <w:r>
+              <w:rPr>
+                <w:rFonts w:ascii="Times New Roman" w:cs="Times New Roman" w:eastAsia="Times New Roman" w:hAnsi="Times New Roman"/>
+                <w:b w:val="false"/>
+                <w:bCs w:val="false"/>
+                <w:sz w:val="21"/>
+                <w:szCs w:val="21"/>
+              </w:rPr>
+              <w:t xml:space="preserve">Users stay in control of their data</w:t>
+            </w:r>
+          </w:p>
+        </w:tc>
+      </w:tr>
+      <w:tr>
+        <w:trPr>
+          <w:cantSplit/>
+        </w:trPr>
+        <w:tc>
+          <w:tcPr>
+            <w:tcW w:type="dxa" w:w="2200"/>
+            <w:tcMar>
+              <w:top w:type="dxa" w:w="60"/>
+              <w:left w:type="dxa" w:w="90"/>
+              <w:bottom w:type="dxa" w:w="60"/>
+              <w:right w:type="dxa" w:w="90"/>
+            </w:tcMar>
+          </w:tcPr>
+          <w:p>
+            <w:r>
+              <w:rPr>
+                <w:rFonts w:ascii="Times New Roman" w:cs="Times New Roman" w:eastAsia="Times New Roman" w:hAnsi="Times New Roman"/>
+                <w:b w:val="false"/>
+                <w:bCs w:val="false"/>
+                <w:sz w:val="21"/>
+                <w:szCs w:val="21"/>
+              </w:rPr>
+              <w:t xml:space="preserve">Live camera capture</w:t>
+            </w:r>
+          </w:p>
+        </w:tc>
+        <w:tc>
+          <w:tcPr>
+            <w:tcW w:type="dxa" w:w="3700"/>
+            <w:tcMar>
+              <w:top w:type="dxa" w:w="60"/>
+              <w:left w:type="dxa" w:w="90"/>
+              <w:bottom w:type="dxa" w:w="60"/>
+              <w:right w:type="dxa" w:w="90"/>
+            </w:tcMar>
+          </w:tcPr>
+          <w:p>
+            <w:r>
+              <w:rPr>
+                <w:rFonts w:ascii="Times New Roman" w:cs="Times New Roman" w:eastAsia="Times New Roman" w:hAnsi="Times New Roman"/>
+                <w:b w:val="false"/>
+                <w:bCs w:val="false"/>
+                <w:sz w:val="21"/>
+                <w:szCs w:val="21"/>
+              </w:rPr>
+              <w:t xml:space="preserve">Webcam preview on desktop, native camera on phones, upload fallback</w:t>
+            </w:r>
+          </w:p>
+        </w:tc>
+        <w:tc>
+          <w:tcPr>
+            <w:tcW w:type="dxa" w:w="3460"/>
+            <w:tcMar>
+              <w:top w:type="dxa" w:w="60"/>
+              <w:left w:type="dxa" w:w="90"/>
+              <w:bottom w:type="dxa" w:w="60"/>
+              <w:right w:type="dxa" w:w="90"/>
+            </w:tcMar>
+          </w:tcPr>
+          <w:p>
+            <w:r>
+              <w:rPr>
+                <w:rFonts w:ascii="Times New Roman" w:cs="Times New Roman" w:eastAsia="Times New Roman" w:hAnsi="Times New Roman"/>
+                <w:b w:val="false"/>
+                <w:bCs w:val="false"/>
+                <w:sz w:val="21"/>
+                <w:szCs w:val="21"/>
+              </w:rPr>
+              <w:t xml:space="preserve">Scan a bill without leaving the app</w:t>
+            </w:r>
+          </w:p>
+        </w:tc>
+      </w:tr>
+      <w:tr>
+        <w:trPr>
+          <w:cantSplit/>
+        </w:trPr>
+        <w:tc>
+          <w:tcPr>
+            <w:tcW w:type="dxa" w:w="2200"/>
+            <w:shd w:fill="F3F4F6" w:val="clear"/>
+            <w:tcMar>
+              <w:top w:type="dxa" w:w="60"/>
+              <w:left w:type="dxa" w:w="90"/>
+              <w:bottom w:type="dxa" w:w="60"/>
+              <w:right w:type="dxa" w:w="90"/>
+            </w:tcMar>
+          </w:tcPr>
+          <w:p>
+            <w:r>
+              <w:rPr>
+                <w:rFonts w:ascii="Times New Roman" w:cs="Times New Roman" w:eastAsia="Times New Roman" w:hAnsi="Times New Roman"/>
+                <w:b w:val="false"/>
+                <w:bCs w:val="false"/>
+                <w:sz w:val="21"/>
+                <w:szCs w:val="21"/>
+              </w:rPr>
               <w:t xml:space="preserve">Metrics tab</w:t>
             </w:r>
           </w:p>
@@ -4097,7 +4248,7 @@
       <w:r>
         <w:drawing>
           <wp:inline distT="0" distB="0" distL="0" distR="0">
-            <wp:extent cx="5334000" cy="3333750"/>
+            <wp:extent cx="5334000" cy="3000375"/>
             <wp:effectExtent t="0" r="0" b="0" l="0"/>
             <wp:docPr id="3" name=""/>
             <wp:cNvGraphicFramePr>
@@ -4122,7 +4273,7 @@
                   <pic:spPr bwMode="auto">
                     <a:xfrm>
                       <a:off x="0" y="0"/>
-                      <a:ext cx="5334000" cy="3333750"/>
+                      <a:ext cx="5334000" cy="3000375"/>
                     </a:xfrm>
                     <a:prstGeom prst="rect">
                       <a:avLst/>
@@ -4160,7 +4311,7 @@
       <w:r>
         <w:drawing>
           <wp:inline distT="0" distB="0" distL="0" distR="0">
-            <wp:extent cx="5334000" cy="3333750"/>
+            <wp:extent cx="5334000" cy="3000375"/>
             <wp:effectExtent t="0" r="0" b="0" l="0"/>
             <wp:docPr id="4" name=""/>
             <wp:cNvGraphicFramePr>
@@ -4185,7 +4336,7 @@
                   <pic:spPr bwMode="auto">
                     <a:xfrm>
                       <a:off x="0" y="0"/>
-                      <a:ext cx="5334000" cy="3333750"/>
+                      <a:ext cx="5334000" cy="3000375"/>
                     </a:xfrm>
                     <a:prstGeom prst="rect">
                       <a:avLst/>
@@ -4223,7 +4374,7 @@
       <w:r>
         <w:drawing>
           <wp:inline distT="0" distB="0" distL="0" distR="0">
-            <wp:extent cx="5334000" cy="3333750"/>
+            <wp:extent cx="5334000" cy="3000375"/>
             <wp:effectExtent t="0" r="0" b="0" l="0"/>
             <wp:docPr id="5" name=""/>
             <wp:cNvGraphicFramePr>
@@ -4248,7 +4399,7 @@
                   <pic:spPr bwMode="auto">
                     <a:xfrm>
                       <a:off x="0" y="0"/>
-                      <a:ext cx="5334000" cy="3333750"/>
+                      <a:ext cx="5334000" cy="3000375"/>
                     </a:xfrm>
                     <a:prstGeom prst="rect">
                       <a:avLst/>
@@ -4286,7 +4437,7 @@
       <w:r>
         <w:drawing>
           <wp:inline distT="0" distB="0" distL="0" distR="0">
-            <wp:extent cx="5334000" cy="3333750"/>
+            <wp:extent cx="5334000" cy="3000375"/>
             <wp:effectExtent t="0" r="0" b="0" l="0"/>
             <wp:docPr id="6" name=""/>
             <wp:cNvGraphicFramePr>
@@ -4311,7 +4462,7 @@
                   <pic:spPr bwMode="auto">
                     <a:xfrm>
                       <a:off x="0" y="0"/>
-                      <a:ext cx="5334000" cy="3333750"/>
+                      <a:ext cx="5334000" cy="3000375"/>
                     </a:xfrm>
                     <a:prstGeom prst="rect">
                       <a:avLst/>
@@ -4349,7 +4500,7 @@
       <w:r>
         <w:drawing>
           <wp:inline distT="0" distB="0" distL="0" distR="0">
-            <wp:extent cx="5334000" cy="3333750"/>
+            <wp:extent cx="5334000" cy="3000375"/>
             <wp:effectExtent t="0" r="0" b="0" l="0"/>
             <wp:docPr id="7" name=""/>
             <wp:cNvGraphicFramePr>
@@ -4374,7 +4525,7 @@
                   <pic:spPr bwMode="auto">
                     <a:xfrm>
                       <a:off x="0" y="0"/>
-                      <a:ext cx="5334000" cy="3333750"/>
+                      <a:ext cx="5334000" cy="3000375"/>
                     </a:xfrm>
                     <a:prstGeom prst="rect">
                       <a:avLst/>
@@ -4412,7 +4563,7 @@
       <w:r>
         <w:drawing>
           <wp:inline distT="0" distB="0" distL="0" distR="0">
-            <wp:extent cx="5334000" cy="3333750"/>
+            <wp:extent cx="5334000" cy="3000375"/>
             <wp:effectExtent t="0" r="0" b="0" l="0"/>
             <wp:docPr id="8" name=""/>
             <wp:cNvGraphicFramePr>
@@ -4437,7 +4588,7 @@
                   <pic:spPr bwMode="auto">
                     <a:xfrm>
                       <a:off x="0" y="0"/>
-                      <a:ext cx="5334000" cy="3333750"/>
+                      <a:ext cx="5334000" cy="3000375"/>
                     </a:xfrm>
                     <a:prstGeom prst="rect">
                       <a:avLst/>
@@ -4475,7 +4626,7 @@
       <w:r>
         <w:drawing>
           <wp:inline distT="0" distB="0" distL="0" distR="0">
-            <wp:extent cx="5334000" cy="3333750"/>
+            <wp:extent cx="5334000" cy="3000375"/>
             <wp:effectExtent t="0" r="0" b="0" l="0"/>
             <wp:docPr id="9" name=""/>
             <wp:cNvGraphicFramePr>
@@ -4500,7 +4651,7 @@
                   <pic:spPr bwMode="auto">
                     <a:xfrm>
                       <a:off x="0" y="0"/>
-                      <a:ext cx="5334000" cy="3333750"/>
+                      <a:ext cx="5334000" cy="3000375"/>
                     </a:xfrm>
                     <a:prstGeom prst="rect">
                       <a:avLst/>
@@ -4538,7 +4689,7 @@
       <w:r>
         <w:drawing>
           <wp:inline distT="0" distB="0" distL="0" distR="0">
-            <wp:extent cx="5334000" cy="3333750"/>
+            <wp:extent cx="5334000" cy="3000375"/>
             <wp:effectExtent t="0" r="0" b="0" l="0"/>
             <wp:docPr id="10" name=""/>
             <wp:cNvGraphicFramePr>
@@ -4563,7 +4714,7 @@
                   <pic:spPr bwMode="auto">
                     <a:xfrm>
                       <a:off x="0" y="0"/>
-                      <a:ext cx="5334000" cy="3333750"/>
+                      <a:ext cx="5334000" cy="3000375"/>
                     </a:xfrm>
                     <a:prstGeom prst="rect">
                       <a:avLst/>
@@ -4601,7 +4752,7 @@
       <w:r>
         <w:drawing>
           <wp:inline distT="0" distB="0" distL="0" distR="0">
-            <wp:extent cx="5334000" cy="3333750"/>
+            <wp:extent cx="5334000" cy="3000375"/>
             <wp:effectExtent t="0" r="0" b="0" l="0"/>
             <wp:docPr id="11" name=""/>
             <wp:cNvGraphicFramePr>
@@ -4626,7 +4777,7 @@
                   <pic:spPr bwMode="auto">
                     <a:xfrm>
                       <a:off x="0" y="0"/>
-                      <a:ext cx="5334000" cy="3333750"/>
+                      <a:ext cx="5334000" cy="3000375"/>
                     </a:xfrm>
                     <a:prstGeom prst="rect">
                       <a:avLst/>
@@ -4664,7 +4815,7 @@
       <w:r>
         <w:drawing>
           <wp:inline distT="0" distB="0" distL="0" distR="0">
-            <wp:extent cx="5334000" cy="3333750"/>
+            <wp:extent cx="5334000" cy="3000375"/>
             <wp:effectExtent t="0" r="0" b="0" l="0"/>
             <wp:docPr id="12" name=""/>
             <wp:cNvGraphicFramePr>
@@ -4689,7 +4840,7 @@
                   <pic:spPr bwMode="auto">
                     <a:xfrm>
                       <a:off x="0" y="0"/>
-                      <a:ext cx="5334000" cy="3333750"/>
+                      <a:ext cx="5334000" cy="3000375"/>
                     </a:xfrm>
                     <a:prstGeom prst="rect">
                       <a:avLst/>
@@ -4727,7 +4878,7 @@
       <w:r>
         <w:drawing>
           <wp:inline distT="0" distB="0" distL="0" distR="0">
-            <wp:extent cx="5334000" cy="3333750"/>
+            <wp:extent cx="5334000" cy="3000375"/>
             <wp:effectExtent t="0" r="0" b="0" l="0"/>
             <wp:docPr id="13" name=""/>
             <wp:cNvGraphicFramePr>
@@ -4752,7 +4903,7 @@
                   <pic:spPr bwMode="auto">
                     <a:xfrm>
                       <a:off x="0" y="0"/>
-                      <a:ext cx="5334000" cy="3333750"/>
+                      <a:ext cx="5334000" cy="3000375"/>
                     </a:xfrm>
                     <a:prstGeom prst="rect">
                       <a:avLst/>
@@ -4790,7 +4941,7 @@
       <w:r>
         <w:drawing>
           <wp:inline distT="0" distB="0" distL="0" distR="0">
-            <wp:extent cx="5334000" cy="3333750"/>
+            <wp:extent cx="5334000" cy="3000375"/>
             <wp:effectExtent t="0" r="0" b="0" l="0"/>
             <wp:docPr id="14" name=""/>
             <wp:cNvGraphicFramePr>
@@ -4815,7 +4966,7 @@
                   <pic:spPr bwMode="auto">
                     <a:xfrm>
                       <a:off x="0" y="0"/>
-                      <a:ext cx="5334000" cy="3333750"/>
+                      <a:ext cx="5334000" cy="3000375"/>
                     </a:xfrm>
                     <a:prstGeom prst="rect">
                       <a:avLst/>
@@ -4853,7 +5004,7 @@
       <w:r>
         <w:drawing>
           <wp:inline distT="0" distB="0" distL="0" distR="0">
-            <wp:extent cx="5334000" cy="3333750"/>
+            <wp:extent cx="5334000" cy="3000375"/>
             <wp:effectExtent t="0" r="0" b="0" l="0"/>
             <wp:docPr id="15" name=""/>
             <wp:cNvGraphicFramePr>
@@ -4878,7 +5029,7 @@
                   <pic:spPr bwMode="auto">
                     <a:xfrm>
                       <a:off x="0" y="0"/>
-                      <a:ext cx="5334000" cy="3333750"/>
+                      <a:ext cx="5334000" cy="3000375"/>
                     </a:xfrm>
                     <a:prstGeom prst="rect">
                       <a:avLst/>
@@ -4916,7 +5067,7 @@
       <w:r>
         <w:drawing>
           <wp:inline distT="0" distB="0" distL="0" distR="0">
-            <wp:extent cx="5334000" cy="3333750"/>
+            <wp:extent cx="5334000" cy="3000375"/>
             <wp:effectExtent t="0" r="0" b="0" l="0"/>
             <wp:docPr id="16" name=""/>
             <wp:cNvGraphicFramePr>
@@ -4941,7 +5092,7 @@
                   <pic:spPr bwMode="auto">
                     <a:xfrm>
                       <a:off x="0" y="0"/>
-                      <a:ext cx="5334000" cy="3333750"/>
+                      <a:ext cx="5334000" cy="3000375"/>
                     </a:xfrm>
                     <a:prstGeom prst="rect">
                       <a:avLst/>
@@ -4967,7 +5118,7 @@
           <w:sz w:val="22"/>
           <w:szCs w:val="22"/>
         </w:rPr>
-        <w:t xml:space="preserve">Figure 16. Dark theme</w:t>
+        <w:t xml:space="preserve">Figure 16. Accounts</w:t>
       </w:r>
     </w:p>
     <w:p>
@@ -4979,7 +5130,7 @@
       <w:r>
         <w:drawing>
           <wp:inline distT="0" distB="0" distL="0" distR="0">
-            <wp:extent cx="1905000" cy="4124325"/>
+            <wp:extent cx="5334000" cy="3000375"/>
             <wp:effectExtent t="0" r="0" b="0" l="0"/>
             <wp:docPr id="17" name=""/>
             <wp:cNvGraphicFramePr>
@@ -5004,7 +5155,7 @@
                   <pic:spPr bwMode="auto">
                     <a:xfrm>
                       <a:off x="0" y="0"/>
-                      <a:ext cx="1905000" cy="4124325"/>
+                      <a:ext cx="5334000" cy="3000375"/>
                     </a:xfrm>
                     <a:prstGeom prst="rect">
                       <a:avLst/>
@@ -5030,3062 +5181,7 @@
           <w:sz w:val="22"/>
           <w:szCs w:val="22"/>
         </w:rPr>
-        <w:t xml:space="preserve">Figure 17. Mobile layout</w:t>
-      </w:r>
-    </w:p>
-    <w:p>
-      <w:pPr>
-        <w:keepNext/>
-        <w:spacing w:after="100" w:before="200"/>
-      </w:pPr>
-      <w:r>
-        <w:rPr>
-          <w:rFonts w:ascii="Times New Roman" w:cs="Times New Roman" w:eastAsia="Times New Roman" w:hAnsi="Times New Roman"/>
-          <w:b/>
-          <w:bCs/>
-          <w:sz w:val="28"/>
-          <w:szCs w:val="28"/>
-        </w:rPr>
-        <w:t xml:space="preserve">7.3 Security and privacy</w:t>
-      </w:r>
-    </w:p>
-    <w:p>
-      <w:pPr>
-        <w:pStyle w:val="ListParagraph"/>
-        <w:numPr>
-          <w:ilvl w:val="0"/>
-          <w:numId w:val="2"/>
-        </w:numPr>
-        <w:spacing w:after="70"/>
-        <w:jc w:val="both"/>
-      </w:pPr>
-      <w:r>
-        <w:rPr>
-          <w:rFonts w:ascii="Times New Roman" w:cs="Times New Roman" w:eastAsia="Times New Roman" w:hAnsi="Times New Roman"/>
-          <w:sz w:val="24"/>
-          <w:szCs w:val="24"/>
-        </w:rPr>
-        <w:t xml:space="preserve">Passwords are hashed with bcrypt; sessions use signed JWTs; every route except sign-in and sign-up checks the token and filters data by user.</w:t>
-      </w:r>
-    </w:p>
-    <w:p>
-      <w:pPr>
-        <w:pStyle w:val="ListParagraph"/>
-        <w:numPr>
-          <w:ilvl w:val="0"/>
-          <w:numId w:val="2"/>
-        </w:numPr>
-        <w:spacing w:after="70"/>
-        <w:jc w:val="both"/>
-      </w:pPr>
-      <w:r>
-        <w:rPr>
-          <w:rFonts w:ascii="Times New Roman" w:cs="Times New Roman" w:eastAsia="Times New Roman" w:hAnsi="Times New Roman"/>
-          <w:sz w:val="24"/>
-          <w:szCs w:val="24"/>
-        </w:rPr>
-        <w:t xml:space="preserve">Bill images are processed in memory and are not stored. Only the extracted fields the user confirms are saved.</w:t>
-      </w:r>
-    </w:p>
-    <w:p>
-      <w:pPr>
-        <w:pStyle w:val="ListParagraph"/>
-        <w:numPr>
-          <w:ilvl w:val="0"/>
-          <w:numId w:val="2"/>
-        </w:numPr>
-        <w:spacing w:after="70"/>
-        <w:jc w:val="both"/>
-      </w:pPr>
-      <w:r>
-        <w:rPr>
-          <w:rFonts w:ascii="Times New Roman" w:cs="Times New Roman" w:eastAsia="Times New Roman" w:hAnsi="Times New Roman"/>
-          <w:sz w:val="24"/>
-          <w:szCs w:val="24"/>
-        </w:rPr>
-        <w:t xml:space="preserve">Ask AI sends a compact summary of the user's own data, never other users' data, and is instructed to answer only from that summary.</w:t>
-      </w:r>
-    </w:p>
-    <w:p>
-      <w:pPr>
-        <w:pStyle w:val="ListParagraph"/>
-        <w:numPr>
-          <w:ilvl w:val="0"/>
-          <w:numId w:val="2"/>
-        </w:numPr>
-        <w:spacing w:after="70"/>
-        <w:jc w:val="both"/>
-      </w:pPr>
-      <w:r>
-        <w:rPr>
-          <w:rFonts w:ascii="Times New Roman" w:cs="Times New Roman" w:eastAsia="Times New Roman" w:hAnsi="Times New Roman"/>
-          <w:sz w:val="24"/>
-          <w:szCs w:val="24"/>
-        </w:rPr>
-        <w:t xml:space="preserve">API keys and database credentials live in environment variables and are excluded from the repository.</w:t>
-      </w:r>
-    </w:p>
-    <w:p>
-      <w:pPr>
-        <w:keepNext/>
-        <w:spacing w:after="140" w:before="320"/>
-      </w:pPr>
-      <w:r>
-        <w:rPr>
-          <w:rFonts w:ascii="Times New Roman" w:cs="Times New Roman" w:eastAsia="Times New Roman" w:hAnsi="Times New Roman"/>
-          <w:b/>
-          <w:bCs/>
-          <w:sz w:val="28"/>
-          <w:szCs w:val="28"/>
-        </w:rPr>
-        <w:t xml:space="preserve">8. Dataset / Data / Database</w:t>
-      </w:r>
-    </w:p>
-    <w:p>
-      <w:pPr>
-        <w:keepNext/>
-        <w:spacing w:after="100" w:before="200"/>
-      </w:pPr>
-      <w:r>
-        <w:rPr>
-          <w:rFonts w:ascii="Times New Roman" w:cs="Times New Roman" w:eastAsia="Times New Roman" w:hAnsi="Times New Roman"/>
-          <w:b/>
-          <w:bCs/>
-          <w:sz w:val="28"/>
-          <w:szCs w:val="28"/>
-        </w:rPr>
-        <w:t xml:space="preserve">8.1 Application database (MongoDB Atlas, database “wealthline”)</w:t>
-      </w:r>
-    </w:p>
-    <w:tbl>
-      <w:tblPr>
-        <w:tblW w:type="dxa" w:w="9360"/>
-        <w:tblBorders>
-          <w:top w:val="single" w:color="auto" w:sz="4"/>
-          <w:left w:val="single" w:color="auto" w:sz="4"/>
-          <w:bottom w:val="single" w:color="auto" w:sz="4"/>
-          <w:right w:val="single" w:color="auto" w:sz="4"/>
-          <w:insideH w:val="single" w:color="auto" w:sz="4"/>
-          <w:insideV w:val="single" w:color="auto" w:sz="4"/>
-        </w:tblBorders>
-      </w:tblPr>
-      <w:tblGrid>
-        <w:gridCol w:w="2300"/>
-        <w:gridCol w:w="3900"/>
-        <w:gridCol w:w="3160"/>
-      </w:tblGrid>
-      <w:tr>
-        <w:trPr>
-          <w:tblHeader/>
-        </w:trPr>
-        <w:tc>
-          <w:tcPr>
-            <w:tcW w:type="dxa" w:w="2300"/>
-            <w:shd w:fill="1F2937" w:val="clear"/>
-            <w:tcMar>
-              <w:top w:type="dxa" w:w="60"/>
-              <w:left w:type="dxa" w:w="90"/>
-              <w:bottom w:type="dxa" w:w="60"/>
-              <w:right w:type="dxa" w:w="90"/>
-            </w:tcMar>
-          </w:tcPr>
-          <w:p>
-            <w:r>
-              <w:rPr>
-                <w:rFonts w:ascii="Times New Roman" w:cs="Times New Roman" w:eastAsia="Times New Roman" w:hAnsi="Times New Roman"/>
-                <w:b/>
-                <w:bCs/>
-                <w:color w:val="FFFFFF"/>
-                <w:sz w:val="21"/>
-                <w:szCs w:val="21"/>
-              </w:rPr>
-              <w:t xml:space="preserve">Collection</w:t>
-            </w:r>
-          </w:p>
-        </w:tc>
-        <w:tc>
-          <w:tcPr>
-            <w:tcW w:type="dxa" w:w="3900"/>
-            <w:shd w:fill="1F2937" w:val="clear"/>
-            <w:tcMar>
-              <w:top w:type="dxa" w:w="60"/>
-              <w:left w:type="dxa" w:w="90"/>
-              <w:bottom w:type="dxa" w:w="60"/>
-              <w:right w:type="dxa" w:w="90"/>
-            </w:tcMar>
-          </w:tcPr>
-          <w:p>
-            <w:r>
-              <w:rPr>
-                <w:rFonts w:ascii="Times New Roman" w:cs="Times New Roman" w:eastAsia="Times New Roman" w:hAnsi="Times New Roman"/>
-                <w:b/>
-                <w:bCs/>
-                <w:color w:val="FFFFFF"/>
-                <w:sz w:val="21"/>
-                <w:szCs w:val="21"/>
-              </w:rPr>
-              <w:t xml:space="preserve">Main fields</w:t>
-            </w:r>
-          </w:p>
-        </w:tc>
-        <w:tc>
-          <w:tcPr>
-            <w:tcW w:type="dxa" w:w="3160"/>
-            <w:shd w:fill="1F2937" w:val="clear"/>
-            <w:tcMar>
-              <w:top w:type="dxa" w:w="60"/>
-              <w:left w:type="dxa" w:w="90"/>
-              <w:bottom w:type="dxa" w:w="60"/>
-              <w:right w:type="dxa" w:w="90"/>
-            </w:tcMar>
-          </w:tcPr>
-          <w:p>
-            <w:r>
-              <w:rPr>
-                <w:rFonts w:ascii="Times New Roman" w:cs="Times New Roman" w:eastAsia="Times New Roman" w:hAnsi="Times New Roman"/>
-                <w:b/>
-                <w:bCs/>
-                <w:color w:val="FFFFFF"/>
-                <w:sz w:val="21"/>
-                <w:szCs w:val="21"/>
-              </w:rPr>
-              <w:t xml:space="preserve">Purpose</w:t>
-            </w:r>
-          </w:p>
-        </w:tc>
-      </w:tr>
-      <w:tr>
-        <w:trPr>
-          <w:cantSplit/>
-        </w:trPr>
-        <w:tc>
-          <w:tcPr>
-            <w:tcW w:type="dxa" w:w="2300"/>
-            <w:tcMar>
-              <w:top w:type="dxa" w:w="60"/>
-              <w:left w:type="dxa" w:w="90"/>
-              <w:bottom w:type="dxa" w:w="60"/>
-              <w:right w:type="dxa" w:w="90"/>
-            </w:tcMar>
-          </w:tcPr>
-          <w:p>
-            <w:r>
-              <w:rPr>
-                <w:rFonts w:ascii="Times New Roman" w:cs="Times New Roman" w:eastAsia="Times New Roman" w:hAnsi="Times New Roman"/>
-                <w:b w:val="false"/>
-                <w:bCs w:val="false"/>
-                <w:sz w:val="21"/>
-                <w:szCs w:val="21"/>
-              </w:rPr>
-              <w:t xml:space="preserve">users</w:t>
-            </w:r>
-          </w:p>
-        </w:tc>
-        <w:tc>
-          <w:tcPr>
-            <w:tcW w:type="dxa" w:w="3900"/>
-            <w:tcMar>
-              <w:top w:type="dxa" w:w="60"/>
-              <w:left w:type="dxa" w:w="90"/>
-              <w:bottom w:type="dxa" w:w="60"/>
-              <w:right w:type="dxa" w:w="90"/>
-            </w:tcMar>
-          </w:tcPr>
-          <w:p>
-            <w:r>
-              <w:rPr>
-                <w:rFonts w:ascii="Times New Roman" w:cs="Times New Roman" w:eastAsia="Times New Roman" w:hAnsi="Times New Roman"/>
-                <w:b w:val="false"/>
-                <w:bCs w:val="false"/>
-                <w:sz w:val="21"/>
-                <w:szCs w:val="21"/>
-              </w:rPr>
-              <w:t xml:space="preserve">id, name, email, passwordHash</w:t>
-            </w:r>
-          </w:p>
-        </w:tc>
-        <w:tc>
-          <w:tcPr>
-            <w:tcW w:type="dxa" w:w="3160"/>
-            <w:tcMar>
-              <w:top w:type="dxa" w:w="60"/>
-              <w:left w:type="dxa" w:w="90"/>
-              <w:bottom w:type="dxa" w:w="60"/>
-              <w:right w:type="dxa" w:w="90"/>
-            </w:tcMar>
-          </w:tcPr>
-          <w:p>
-            <w:r>
-              <w:rPr>
-                <w:rFonts w:ascii="Times New Roman" w:cs="Times New Roman" w:eastAsia="Times New Roman" w:hAnsi="Times New Roman"/>
-                <w:b w:val="false"/>
-                <w:bCs w:val="false"/>
-                <w:sz w:val="21"/>
-                <w:szCs w:val="21"/>
-              </w:rPr>
-              <w:t xml:space="preserve">Accounts and login</w:t>
-            </w:r>
-          </w:p>
-        </w:tc>
-      </w:tr>
-      <w:tr>
-        <w:trPr>
-          <w:cantSplit/>
-        </w:trPr>
-        <w:tc>
-          <w:tcPr>
-            <w:tcW w:type="dxa" w:w="2300"/>
-            <w:shd w:fill="F3F4F6" w:val="clear"/>
-            <w:tcMar>
-              <w:top w:type="dxa" w:w="60"/>
-              <w:left w:type="dxa" w:w="90"/>
-              <w:bottom w:type="dxa" w:w="60"/>
-              <w:right w:type="dxa" w:w="90"/>
-            </w:tcMar>
-          </w:tcPr>
-          <w:p>
-            <w:r>
-              <w:rPr>
-                <w:rFonts w:ascii="Times New Roman" w:cs="Times New Roman" w:eastAsia="Times New Roman" w:hAnsi="Times New Roman"/>
-                <w:b w:val="false"/>
-                <w:bCs w:val="false"/>
-                <w:sz w:val="21"/>
-                <w:szCs w:val="21"/>
-              </w:rPr>
-              <w:t xml:space="preserve">accounts</w:t>
-            </w:r>
-          </w:p>
-        </w:tc>
-        <w:tc>
-          <w:tcPr>
-            <w:tcW w:type="dxa" w:w="3900"/>
-            <w:shd w:fill="F3F4F6" w:val="clear"/>
-            <w:tcMar>
-              <w:top w:type="dxa" w:w="60"/>
-              <w:left w:type="dxa" w:w="90"/>
-              <w:bottom w:type="dxa" w:w="60"/>
-              <w:right w:type="dxa" w:w="90"/>
-            </w:tcMar>
-          </w:tcPr>
-          <w:p>
-            <w:r>
-              <w:rPr>
-                <w:rFonts w:ascii="Times New Roman" w:cs="Times New Roman" w:eastAsia="Times New Roman" w:hAnsi="Times New Roman"/>
-                <w:b w:val="false"/>
-                <w:bCs w:val="false"/>
-                <w:sz w:val="21"/>
-                <w:szCs w:val="21"/>
-              </w:rPr>
-              <w:t xml:space="preserve">userId, name, type, balance</w:t>
-            </w:r>
-          </w:p>
-        </w:tc>
-        <w:tc>
-          <w:tcPr>
-            <w:tcW w:type="dxa" w:w="3160"/>
-            <w:shd w:fill="F3F4F6" w:val="clear"/>
-            <w:tcMar>
-              <w:top w:type="dxa" w:w="60"/>
-              <w:left w:type="dxa" w:w="90"/>
-              <w:bottom w:type="dxa" w:w="60"/>
-              <w:right w:type="dxa" w:w="90"/>
-            </w:tcMar>
-          </w:tcPr>
-          <w:p>
-            <w:r>
-              <w:rPr>
-                <w:rFonts w:ascii="Times New Roman" w:cs="Times New Roman" w:eastAsia="Times New Roman" w:hAnsi="Times New Roman"/>
-                <w:b w:val="false"/>
-                <w:bCs w:val="false"/>
-                <w:sz w:val="21"/>
-                <w:szCs w:val="21"/>
-              </w:rPr>
-              <w:t xml:space="preserve">Savings, checking, credit card</w:t>
-            </w:r>
-          </w:p>
-        </w:tc>
-      </w:tr>
-      <w:tr>
-        <w:trPr>
-          <w:cantSplit/>
-        </w:trPr>
-        <w:tc>
-          <w:tcPr>
-            <w:tcW w:type="dxa" w:w="2300"/>
-            <w:tcMar>
-              <w:top w:type="dxa" w:w="60"/>
-              <w:left w:type="dxa" w:w="90"/>
-              <w:bottom w:type="dxa" w:w="60"/>
-              <w:right w:type="dxa" w:w="90"/>
-            </w:tcMar>
-          </w:tcPr>
-          <w:p>
-            <w:r>
-              <w:rPr>
-                <w:rFonts w:ascii="Times New Roman" w:cs="Times New Roman" w:eastAsia="Times New Roman" w:hAnsi="Times New Roman"/>
-                <w:b w:val="false"/>
-                <w:bCs w:val="false"/>
-                <w:sz w:val="21"/>
-                <w:szCs w:val="21"/>
-              </w:rPr>
-              <w:t xml:space="preserve">categories</w:t>
-            </w:r>
-          </w:p>
-        </w:tc>
-        <w:tc>
-          <w:tcPr>
-            <w:tcW w:type="dxa" w:w="3900"/>
-            <w:tcMar>
-              <w:top w:type="dxa" w:w="60"/>
-              <w:left w:type="dxa" w:w="90"/>
-              <w:bottom w:type="dxa" w:w="60"/>
-              <w:right w:type="dxa" w:w="90"/>
-            </w:tcMar>
-          </w:tcPr>
-          <w:p>
-            <w:r>
-              <w:rPr>
-                <w:rFonts w:ascii="Times New Roman" w:cs="Times New Roman" w:eastAsia="Times New Roman" w:hAnsi="Times New Roman"/>
-                <w:b w:val="false"/>
-                <w:bCs w:val="false"/>
-                <w:sz w:val="21"/>
-                <w:szCs w:val="21"/>
-              </w:rPr>
-              <w:t xml:space="preserve">userId, name, colour</w:t>
-            </w:r>
-          </w:p>
-        </w:tc>
-        <w:tc>
-          <w:tcPr>
-            <w:tcW w:type="dxa" w:w="3160"/>
-            <w:tcMar>
-              <w:top w:type="dxa" w:w="60"/>
-              <w:left w:type="dxa" w:w="90"/>
-              <w:bottom w:type="dxa" w:w="60"/>
-              <w:right w:type="dxa" w:w="90"/>
-            </w:tcMar>
-          </w:tcPr>
-          <w:p>
-            <w:r>
-              <w:rPr>
-                <w:rFonts w:ascii="Times New Roman" w:cs="Times New Roman" w:eastAsia="Times New Roman" w:hAnsi="Times New Roman"/>
-                <w:b w:val="false"/>
-                <w:bCs w:val="false"/>
-                <w:sz w:val="21"/>
-                <w:szCs w:val="21"/>
-              </w:rPr>
-              <w:t xml:space="preserve">Spending categories (Income + expense categories)</w:t>
-            </w:r>
-          </w:p>
-        </w:tc>
-      </w:tr>
-      <w:tr>
-        <w:trPr>
-          <w:cantSplit/>
-        </w:trPr>
-        <w:tc>
-          <w:tcPr>
-            <w:tcW w:type="dxa" w:w="2300"/>
-            <w:shd w:fill="F3F4F6" w:val="clear"/>
-            <w:tcMar>
-              <w:top w:type="dxa" w:w="60"/>
-              <w:left w:type="dxa" w:w="90"/>
-              <w:bottom w:type="dxa" w:w="60"/>
-              <w:right w:type="dxa" w:w="90"/>
-            </w:tcMar>
-          </w:tcPr>
-          <w:p>
-            <w:r>
-              <w:rPr>
-                <w:rFonts w:ascii="Times New Roman" w:cs="Times New Roman" w:eastAsia="Times New Roman" w:hAnsi="Times New Roman"/>
-                <w:b w:val="false"/>
-                <w:bCs w:val="false"/>
-                <w:sz w:val="21"/>
-                <w:szCs w:val="21"/>
-              </w:rPr>
-              <w:t xml:space="preserve">transactions</w:t>
-            </w:r>
-          </w:p>
-        </w:tc>
-        <w:tc>
-          <w:tcPr>
-            <w:tcW w:type="dxa" w:w="3900"/>
-            <w:shd w:fill="F3F4F6" w:val="clear"/>
-            <w:tcMar>
-              <w:top w:type="dxa" w:w="60"/>
-              <w:left w:type="dxa" w:w="90"/>
-              <w:bottom w:type="dxa" w:w="60"/>
-              <w:right w:type="dxa" w:w="90"/>
-            </w:tcMar>
-          </w:tcPr>
-          <w:p>
-            <w:r>
-              <w:rPr>
-                <w:rFonts w:ascii="Times New Roman" w:cs="Times New Roman" w:eastAsia="Times New Roman" w:hAnsi="Times New Roman"/>
-                <w:b w:val="false"/>
-                <w:bCs w:val="false"/>
-                <w:sz w:val="21"/>
-                <w:szCs w:val="21"/>
-              </w:rPr>
-              <w:t xml:space="preserve">userId, accountId, categoryId, type, amount, date, note</w:t>
-            </w:r>
-          </w:p>
-        </w:tc>
-        <w:tc>
-          <w:tcPr>
-            <w:tcW w:type="dxa" w:w="3160"/>
-            <w:shd w:fill="F3F4F6" w:val="clear"/>
-            <w:tcMar>
-              <w:top w:type="dxa" w:w="60"/>
-              <w:left w:type="dxa" w:w="90"/>
-              <w:bottom w:type="dxa" w:w="60"/>
-              <w:right w:type="dxa" w:w="90"/>
-            </w:tcMar>
-          </w:tcPr>
-          <w:p>
-            <w:r>
-              <w:rPr>
-                <w:rFonts w:ascii="Times New Roman" w:cs="Times New Roman" w:eastAsia="Times New Roman" w:hAnsi="Times New Roman"/>
-                <w:b w:val="false"/>
-                <w:bCs w:val="false"/>
-                <w:sz w:val="21"/>
-                <w:szCs w:val="21"/>
-              </w:rPr>
-              <w:t xml:space="preserve">Income and expenses (scanned bills become expenses)</w:t>
-            </w:r>
-          </w:p>
-        </w:tc>
-      </w:tr>
-      <w:tr>
-        <w:trPr>
-          <w:cantSplit/>
-        </w:trPr>
-        <w:tc>
-          <w:tcPr>
-            <w:tcW w:type="dxa" w:w="2300"/>
-            <w:tcMar>
-              <w:top w:type="dxa" w:w="60"/>
-              <w:left w:type="dxa" w:w="90"/>
-              <w:bottom w:type="dxa" w:w="60"/>
-              <w:right w:type="dxa" w:w="90"/>
-            </w:tcMar>
-          </w:tcPr>
-          <w:p>
-            <w:r>
-              <w:rPr>
-                <w:rFonts w:ascii="Times New Roman" w:cs="Times New Roman" w:eastAsia="Times New Roman" w:hAnsi="Times New Roman"/>
-                <w:b w:val="false"/>
-                <w:bCs w:val="false"/>
-                <w:sz w:val="21"/>
-                <w:szCs w:val="21"/>
-              </w:rPr>
-              <w:t xml:space="preserve">budgets</w:t>
-            </w:r>
-          </w:p>
-        </w:tc>
-        <w:tc>
-          <w:tcPr>
-            <w:tcW w:type="dxa" w:w="3900"/>
-            <w:tcMar>
-              <w:top w:type="dxa" w:w="60"/>
-              <w:left w:type="dxa" w:w="90"/>
-              <w:bottom w:type="dxa" w:w="60"/>
-              <w:right w:type="dxa" w:w="90"/>
-            </w:tcMar>
-          </w:tcPr>
-          <w:p>
-            <w:r>
-              <w:rPr>
-                <w:rFonts w:ascii="Times New Roman" w:cs="Times New Roman" w:eastAsia="Times New Roman" w:hAnsi="Times New Roman"/>
-                <w:b w:val="false"/>
-                <w:bCs w:val="false"/>
-                <w:sz w:val="21"/>
-                <w:szCs w:val="21"/>
-              </w:rPr>
-              <w:t xml:space="preserve">userId, categoryId, month, monthlyLimit</w:t>
-            </w:r>
-          </w:p>
-        </w:tc>
-        <w:tc>
-          <w:tcPr>
-            <w:tcW w:type="dxa" w:w="3160"/>
-            <w:tcMar>
-              <w:top w:type="dxa" w:w="60"/>
-              <w:left w:type="dxa" w:w="90"/>
-              <w:bottom w:type="dxa" w:w="60"/>
-              <w:right w:type="dxa" w:w="90"/>
-            </w:tcMar>
-          </w:tcPr>
-          <w:p>
-            <w:r>
-              <w:rPr>
-                <w:rFonts w:ascii="Times New Roman" w:cs="Times New Roman" w:eastAsia="Times New Roman" w:hAnsi="Times New Roman"/>
-                <w:b w:val="false"/>
-                <w:bCs w:val="false"/>
-                <w:sz w:val="21"/>
-                <w:szCs w:val="21"/>
-              </w:rPr>
-              <w:t xml:space="preserve">Monthly category limits</w:t>
-            </w:r>
-          </w:p>
-        </w:tc>
-      </w:tr>
-      <w:tr>
-        <w:trPr>
-          <w:cantSplit/>
-        </w:trPr>
-        <w:tc>
-          <w:tcPr>
-            <w:tcW w:type="dxa" w:w="2300"/>
-            <w:shd w:fill="F3F4F6" w:val="clear"/>
-            <w:tcMar>
-              <w:top w:type="dxa" w:w="60"/>
-              <w:left w:type="dxa" w:w="90"/>
-              <w:bottom w:type="dxa" w:w="60"/>
-              <w:right w:type="dxa" w:w="90"/>
-            </w:tcMar>
-          </w:tcPr>
-          <w:p>
-            <w:r>
-              <w:rPr>
-                <w:rFonts w:ascii="Times New Roman" w:cs="Times New Roman" w:eastAsia="Times New Roman" w:hAnsi="Times New Roman"/>
-                <w:b w:val="false"/>
-                <w:bCs w:val="false"/>
-                <w:sz w:val="21"/>
-                <w:szCs w:val="21"/>
-              </w:rPr>
-              <w:t xml:space="preserve">goals</w:t>
-            </w:r>
-          </w:p>
-        </w:tc>
-        <w:tc>
-          <w:tcPr>
-            <w:tcW w:type="dxa" w:w="3900"/>
-            <w:shd w:fill="F3F4F6" w:val="clear"/>
-            <w:tcMar>
-              <w:top w:type="dxa" w:w="60"/>
-              <w:left w:type="dxa" w:w="90"/>
-              <w:bottom w:type="dxa" w:w="60"/>
-              <w:right w:type="dxa" w:w="90"/>
-            </w:tcMar>
-          </w:tcPr>
-          <w:p>
-            <w:r>
-              <w:rPr>
-                <w:rFonts w:ascii="Times New Roman" w:cs="Times New Roman" w:eastAsia="Times New Roman" w:hAnsi="Times New Roman"/>
-                <w:b w:val="false"/>
-                <w:bCs w:val="false"/>
-                <w:sz w:val="21"/>
-                <w:szCs w:val="21"/>
-              </w:rPr>
-              <w:t xml:space="preserve">userId, name, target, saved, deadline</w:t>
-            </w:r>
-          </w:p>
-        </w:tc>
-        <w:tc>
-          <w:tcPr>
-            <w:tcW w:type="dxa" w:w="3160"/>
-            <w:shd w:fill="F3F4F6" w:val="clear"/>
-            <w:tcMar>
-              <w:top w:type="dxa" w:w="60"/>
-              <w:left w:type="dxa" w:w="90"/>
-              <w:bottom w:type="dxa" w:w="60"/>
-              <w:right w:type="dxa" w:w="90"/>
-            </w:tcMar>
-          </w:tcPr>
-          <w:p>
-            <w:r>
-              <w:rPr>
-                <w:rFonts w:ascii="Times New Roman" w:cs="Times New Roman" w:eastAsia="Times New Roman" w:hAnsi="Times New Roman"/>
-                <w:b w:val="false"/>
-                <w:bCs w:val="false"/>
-                <w:sz w:val="21"/>
-                <w:szCs w:val="21"/>
-              </w:rPr>
-              <w:t xml:space="preserve">Savings goals</w:t>
-            </w:r>
-          </w:p>
-        </w:tc>
-      </w:tr>
-      <w:tr>
-        <w:trPr>
-          <w:cantSplit/>
-        </w:trPr>
-        <w:tc>
-          <w:tcPr>
-            <w:tcW w:type="dxa" w:w="2300"/>
-            <w:tcMar>
-              <w:top w:type="dxa" w:w="60"/>
-              <w:left w:type="dxa" w:w="90"/>
-              <w:bottom w:type="dxa" w:w="60"/>
-              <w:right w:type="dxa" w:w="90"/>
-            </w:tcMar>
-          </w:tcPr>
-          <w:p>
-            <w:r>
-              <w:rPr>
-                <w:rFonts w:ascii="Times New Roman" w:cs="Times New Roman" w:eastAsia="Times New Roman" w:hAnsi="Times New Roman"/>
-                <w:b w:val="false"/>
-                <w:bCs w:val="false"/>
-                <w:sz w:val="21"/>
-                <w:szCs w:val="21"/>
-              </w:rPr>
-              <w:t xml:space="preserve">bills</w:t>
-            </w:r>
-          </w:p>
-        </w:tc>
-        <w:tc>
-          <w:tcPr>
-            <w:tcW w:type="dxa" w:w="3900"/>
-            <w:tcMar>
-              <w:top w:type="dxa" w:w="60"/>
-              <w:left w:type="dxa" w:w="90"/>
-              <w:bottom w:type="dxa" w:w="60"/>
-              <w:right w:type="dxa" w:w="90"/>
-            </w:tcMar>
-          </w:tcPr>
-          <w:p>
-            <w:r>
-              <w:rPr>
-                <w:rFonts w:ascii="Times New Roman" w:cs="Times New Roman" w:eastAsia="Times New Roman" w:hAnsi="Times New Roman"/>
-                <w:b w:val="false"/>
-                <w:bCs w:val="false"/>
-                <w:sz w:val="21"/>
-                <w:szCs w:val="21"/>
-              </w:rPr>
-              <w:t xml:space="preserve">userId, name, amount, dueDay</w:t>
-            </w:r>
-          </w:p>
-        </w:tc>
-        <w:tc>
-          <w:tcPr>
-            <w:tcW w:type="dxa" w:w="3160"/>
-            <w:tcMar>
-              <w:top w:type="dxa" w:w="60"/>
-              <w:left w:type="dxa" w:w="90"/>
-              <w:bottom w:type="dxa" w:w="60"/>
-              <w:right w:type="dxa" w:w="90"/>
-            </w:tcMar>
-          </w:tcPr>
-          <w:p>
-            <w:r>
-              <w:rPr>
-                <w:rFonts w:ascii="Times New Roman" w:cs="Times New Roman" w:eastAsia="Times New Roman" w:hAnsi="Times New Roman"/>
-                <w:b w:val="false"/>
-                <w:bCs w:val="false"/>
-                <w:sz w:val="21"/>
-                <w:szCs w:val="21"/>
-              </w:rPr>
-              <w:t xml:space="preserve">Recurring bills</w:t>
-            </w:r>
-          </w:p>
-        </w:tc>
-      </w:tr>
-      <w:tr>
-        <w:trPr>
-          <w:cantSplit/>
-        </w:trPr>
-        <w:tc>
-          <w:tcPr>
-            <w:tcW w:type="dxa" w:w="2300"/>
-            <w:shd w:fill="F3F4F6" w:val="clear"/>
-            <w:tcMar>
-              <w:top w:type="dxa" w:w="60"/>
-              <w:left w:type="dxa" w:w="90"/>
-              <w:bottom w:type="dxa" w:w="60"/>
-              <w:right w:type="dxa" w:w="90"/>
-            </w:tcMar>
-          </w:tcPr>
-          <w:p>
-            <w:r>
-              <w:rPr>
-                <w:rFonts w:ascii="Times New Roman" w:cs="Times New Roman" w:eastAsia="Times New Roman" w:hAnsi="Times New Roman"/>
-                <w:b w:val="false"/>
-                <w:bCs w:val="false"/>
-                <w:sz w:val="21"/>
-                <w:szCs w:val="21"/>
-              </w:rPr>
-              <w:t xml:space="preserve">notifications / recommendation events</w:t>
-            </w:r>
-          </w:p>
-        </w:tc>
-        <w:tc>
-          <w:tcPr>
-            <w:tcW w:type="dxa" w:w="3900"/>
-            <w:shd w:fill="F3F4F6" w:val="clear"/>
-            <w:tcMar>
-              <w:top w:type="dxa" w:w="60"/>
-              <w:left w:type="dxa" w:w="90"/>
-              <w:bottom w:type="dxa" w:w="60"/>
-              <w:right w:type="dxa" w:w="90"/>
-            </w:tcMar>
-          </w:tcPr>
-          <w:p>
-            <w:r>
-              <w:rPr>
-                <w:rFonts w:ascii="Times New Roman" w:cs="Times New Roman" w:eastAsia="Times New Roman" w:hAnsi="Times New Roman"/>
-                <w:b w:val="false"/>
-                <w:bCs w:val="false"/>
-                <w:sz w:val="21"/>
-                <w:szCs w:val="21"/>
-              </w:rPr>
-              <w:t xml:space="preserve">userId, message, status</w:t>
-            </w:r>
-          </w:p>
-        </w:tc>
-        <w:tc>
-          <w:tcPr>
-            <w:tcW w:type="dxa" w:w="3160"/>
-            <w:shd w:fill="F3F4F6" w:val="clear"/>
-            <w:tcMar>
-              <w:top w:type="dxa" w:w="60"/>
-              <w:left w:type="dxa" w:w="90"/>
-              <w:bottom w:type="dxa" w:w="60"/>
-              <w:right w:type="dxa" w:w="90"/>
-            </w:tcMar>
-          </w:tcPr>
-          <w:p>
-            <w:r>
-              <w:rPr>
-                <w:rFonts w:ascii="Times New Roman" w:cs="Times New Roman" w:eastAsia="Times New Roman" w:hAnsi="Times New Roman"/>
-                <w:b w:val="false"/>
-                <w:bCs w:val="false"/>
-                <w:sz w:val="21"/>
-                <w:szCs w:val="21"/>
-              </w:rPr>
-              <w:t xml:space="preserve">Alerts; accepted / dismissed recommendations</w:t>
-            </w:r>
-          </w:p>
-        </w:tc>
-      </w:tr>
-      <w:tr>
-        <w:trPr>
-          <w:cantSplit/>
-        </w:trPr>
-        <w:tc>
-          <w:tcPr>
-            <w:tcW w:type="dxa" w:w="2300"/>
-            <w:tcMar>
-              <w:top w:type="dxa" w:w="60"/>
-              <w:left w:type="dxa" w:w="90"/>
-              <w:bottom w:type="dxa" w:w="60"/>
-              <w:right w:type="dxa" w:w="90"/>
-            </w:tcMar>
-          </w:tcPr>
-          <w:p>
-            <w:r>
-              <w:rPr>
-                <w:rFonts w:ascii="Times New Roman" w:cs="Times New Roman" w:eastAsia="Times New Roman" w:hAnsi="Times New Roman"/>
-                <w:b w:val="false"/>
-                <w:bCs w:val="false"/>
-                <w:sz w:val="21"/>
-                <w:szCs w:val="21"/>
-              </w:rPr>
-              <w:t xml:space="preserve">aicache</w:t>
-            </w:r>
-          </w:p>
-        </w:tc>
-        <w:tc>
-          <w:tcPr>
-            <w:tcW w:type="dxa" w:w="3900"/>
-            <w:tcMar>
-              <w:top w:type="dxa" w:w="60"/>
-              <w:left w:type="dxa" w:w="90"/>
-              <w:bottom w:type="dxa" w:w="60"/>
-              <w:right w:type="dxa" w:w="90"/>
-            </w:tcMar>
-          </w:tcPr>
-          <w:p>
-            <w:r>
-              <w:rPr>
-                <w:rFonts w:ascii="Times New Roman" w:cs="Times New Roman" w:eastAsia="Times New Roman" w:hAnsi="Times New Roman"/>
-                <w:b w:val="false"/>
-                <w:bCs w:val="false"/>
-                <w:sz w:val="21"/>
-                <w:szCs w:val="21"/>
-              </w:rPr>
-              <w:t xml:space="preserve">key, value, expiresAt</w:t>
-            </w:r>
-          </w:p>
-        </w:tc>
-        <w:tc>
-          <w:tcPr>
-            <w:tcW w:type="dxa" w:w="3160"/>
-            <w:tcMar>
-              <w:top w:type="dxa" w:w="60"/>
-              <w:left w:type="dxa" w:w="90"/>
-              <w:bottom w:type="dxa" w:w="60"/>
-              <w:right w:type="dxa" w:w="90"/>
-            </w:tcMar>
-          </w:tcPr>
-          <w:p>
-            <w:r>
-              <w:rPr>
-                <w:rFonts w:ascii="Times New Roman" w:cs="Times New Roman" w:eastAsia="Times New Roman" w:hAnsi="Times New Roman"/>
-                <w:b w:val="false"/>
-                <w:bCs w:val="false"/>
-                <w:sz w:val="21"/>
-                <w:szCs w:val="21"/>
-              </w:rPr>
-              <w:t xml:space="preserve">Cached AI responses (scan 30 days, insights 1 day)</w:t>
-            </w:r>
-          </w:p>
-        </w:tc>
-      </w:tr>
-    </w:tbl>
-    <w:p>
-      <w:pPr>
-        <w:spacing w:after="160"/>
-      </w:pPr>
-    </w:p>
-    <w:p>
-      <w:pPr>
-        <w:spacing w:after="140" w:line="300"/>
-        <w:jc w:val="both"/>
-      </w:pPr>
-      <w:r>
-        <w:rPr>
-          <w:rFonts w:ascii="Times New Roman" w:cs="Times New Roman" w:eastAsia="Times New Roman" w:hAnsi="Times New Roman"/>
-          <w:sz w:val="24"/>
-          <w:szCs w:val="24"/>
-        </w:rPr>
-        <w:t xml:space="preserve">A demo account with realistic data (demo@gmail.com) is created by app/server/scripts/seed_demo.js, with all dates generated relative to today so that the current month is never empty.</w:t>
-      </w:r>
-    </w:p>
-    <w:p>
-      <w:pPr>
-        <w:keepNext/>
-        <w:spacing w:after="100" w:before="200"/>
-      </w:pPr>
-      <w:r>
-        <w:rPr>
-          <w:rFonts w:ascii="Times New Roman" w:cs="Times New Roman" w:eastAsia="Times New Roman" w:hAnsi="Times New Roman"/>
-          <w:b/>
-          <w:bCs/>
-          <w:sz w:val="28"/>
-          <w:szCs w:val="28"/>
-        </w:rPr>
-        <w:t xml:space="preserve">8.2 Software-metrics datasets (data/ folder)</w:t>
-      </w:r>
-    </w:p>
-    <w:p>
-      <w:pPr>
-        <w:pStyle w:val="ListParagraph"/>
-        <w:numPr>
-          <w:ilvl w:val="0"/>
-          <w:numId w:val="2"/>
-        </w:numPr>
-        <w:spacing w:after="70"/>
-        <w:jc w:val="both"/>
-      </w:pPr>
-      <w:r>
-        <w:rPr>
-          <w:rFonts w:ascii="Times New Roman" w:cs="Times New Roman" w:eastAsia="Times New Roman" w:hAnsi="Times New Roman"/>
-          <w:sz w:val="24"/>
-          <w:szCs w:val="24"/>
-        </w:rPr>
-        <w:t xml:space="preserve">module_metrics.csv — 12 application modules; columns: LOC, cyclomatic complexity, coupling (CBO), lack of cohesion (LCOM), test coverage %, features delivered, errors logged, fault count, defect count, failures observed, delay days, average severity, defect density per KLOC.</w:t>
-      </w:r>
-    </w:p>
-    <w:p>
-      <w:pPr>
-        <w:pStyle w:val="ListParagraph"/>
-        <w:numPr>
-          <w:ilvl w:val="0"/>
-          <w:numId w:val="2"/>
-        </w:numPr>
-        <w:spacing w:after="70"/>
-        <w:jc w:val="both"/>
-      </w:pPr>
-      <w:r>
-        <w:rPr>
-          <w:rFonts w:ascii="Times New Roman" w:cs="Times New Roman" w:eastAsia="Times New Roman" w:hAnsi="Times New Roman"/>
-          <w:sz w:val="24"/>
-          <w:szCs w:val="24"/>
-        </w:rPr>
-        <w:t xml:space="preserve">sprint_metrics.csv — 16 weekly sprint observations used for the control chart and trend analysis.</w:t>
-      </w:r>
-    </w:p>
-    <w:p>
-      <w:pPr>
-        <w:spacing w:after="140" w:line="300"/>
-        <w:jc w:val="both"/>
-      </w:pPr>
-      <w:r>
-        <w:rPr>
-          <w:rFonts w:ascii="Times New Roman" w:cs="Times New Roman" w:eastAsia="Times New Roman" w:hAnsi="Times New Roman"/>
-          <w:sz w:val="24"/>
-          <w:szCs w:val="24"/>
-        </w:rPr>
-        <w:t xml:space="preserve">Both files are generated by analysis/generate_data.py from a fixed random seed using GQ(I)M-driven distributions. They are synthetic project data created for this course, not measurements from an industrial project, and conclusions drawn from them are illustrative.</w:t>
-      </w:r>
-    </w:p>
-    <w:p>
-      <w:pPr>
-        <w:keepNext/>
-        <w:spacing w:after="100" w:before="200"/>
-      </w:pPr>
-      <w:r>
-        <w:rPr>
-          <w:rFonts w:ascii="Times New Roman" w:cs="Times New Roman" w:eastAsia="Times New Roman" w:hAnsi="Times New Roman"/>
-          <w:b/>
-          <w:bCs/>
-          <w:sz w:val="28"/>
-          <w:szCs w:val="28"/>
-        </w:rPr>
-        <w:t xml:space="preserve">8.3 Evaluation datasets</w:t>
-      </w:r>
-    </w:p>
-    <w:p>
-      <w:pPr>
-        <w:pStyle w:val="ListParagraph"/>
-        <w:numPr>
-          <w:ilvl w:val="0"/>
-          <w:numId w:val="2"/>
-        </w:numPr>
-        <w:spacing w:after="70"/>
-        <w:jc w:val="both"/>
-      </w:pPr>
-      <w:r>
-        <w:rPr>
-          <w:rFonts w:ascii="Times New Roman" w:cs="Times New Roman" w:eastAsia="Times New Roman" w:hAnsi="Times New Roman"/>
-          <w:sz w:val="24"/>
-          <w:szCs w:val="24"/>
-        </w:rPr>
-        <w:t xml:space="preserve">report/eval_receipts/ — 11 generated images (e01–e11) and ground_truth.json. The bills are synthetic renderings of typical Indian retail formats (grocery, restaurant, fuel, pharmacy, utility, etc.); two are degraded on purpose; e11 is a non-bill image.</w:t>
-      </w:r>
-    </w:p>
-    <w:p>
-      <w:pPr>
-        <w:pStyle w:val="ListParagraph"/>
-        <w:numPr>
-          <w:ilvl w:val="0"/>
-          <w:numId w:val="2"/>
-        </w:numPr>
-        <w:spacing w:after="70"/>
-        <w:jc w:val="both"/>
-      </w:pPr>
-      <w:r>
-        <w:rPr>
-          <w:rFonts w:ascii="Times New Roman" w:cs="Times New Roman" w:eastAsia="Times New Roman" w:hAnsi="Times New Roman"/>
-          <w:sz w:val="24"/>
-          <w:szCs w:val="24"/>
-        </w:rPr>
-        <w:t xml:space="preserve">Simulated anomaly and forecast series are produced inside analysis scripts with a fixed seed (20261026) so the results can be reproduced with node app/server/scripts/evaluate_models.js.</w:t>
-      </w:r>
-    </w:p>
-    <w:p>
-      <w:pPr>
-        <w:spacing w:after="140" w:line="300"/>
-        <w:jc w:val="both"/>
-      </w:pPr>
-      <w:r>
-        <w:rPr>
-          <w:rFonts w:ascii="Times New Roman" w:cs="Times New Roman" w:eastAsia="Times New Roman" w:hAnsi="Times New Roman"/>
-          <w:sz w:val="24"/>
-          <w:szCs w:val="24"/>
-        </w:rPr>
-        <w:t xml:space="preserve">Source code, data and scripts: https://github.com/ethical0101/Personal-Finance-Management-System</w:t>
-      </w:r>
-    </w:p>
-    <w:p>
-      <w:pPr>
-        <w:keepNext/>
-        <w:spacing w:after="140" w:before="320"/>
-      </w:pPr>
-      <w:r>
-        <w:rPr>
-          <w:rFonts w:ascii="Times New Roman" w:cs="Times New Roman" w:eastAsia="Times New Roman" w:hAnsi="Times New Roman"/>
-          <w:b/>
-          <w:bCs/>
-          <w:sz w:val="28"/>
-          <w:szCs w:val="28"/>
-        </w:rPr>
-        <w:t xml:space="preserve">9. Performance Metrics, Working Model and Prediction Model Description</w:t>
-      </w:r>
-    </w:p>
-    <w:p>
-      <w:pPr>
-        <w:keepNext/>
-        <w:spacing w:after="100" w:before="200"/>
-      </w:pPr>
-      <w:r>
-        <w:rPr>
-          <w:rFonts w:ascii="Times New Roman" w:cs="Times New Roman" w:eastAsia="Times New Roman" w:hAnsi="Times New Roman"/>
-          <w:b/>
-          <w:bCs/>
-          <w:sz w:val="28"/>
-          <w:szCs w:val="28"/>
-        </w:rPr>
-        <w:t xml:space="preserve">9.1 Bill scanning accuracy</w:t>
-      </w:r>
-    </w:p>
-    <w:tbl>
-      <w:tblPr>
-        <w:tblW w:type="dxa" w:w="9360"/>
-        <w:tblBorders>
-          <w:top w:val="single" w:color="auto" w:sz="4"/>
-          <w:left w:val="single" w:color="auto" w:sz="4"/>
-          <w:bottom w:val="single" w:color="auto" w:sz="4"/>
-          <w:right w:val="single" w:color="auto" w:sz="4"/>
-          <w:insideH w:val="single" w:color="auto" w:sz="4"/>
-          <w:insideV w:val="single" w:color="auto" w:sz="4"/>
-        </w:tblBorders>
-      </w:tblPr>
-      <w:tblGrid>
-        <w:gridCol w:w="5200"/>
-        <w:gridCol w:w="4160"/>
-      </w:tblGrid>
-      <w:tr>
-        <w:trPr>
-          <w:tblHeader/>
-        </w:trPr>
-        <w:tc>
-          <w:tcPr>
-            <w:tcW w:type="dxa" w:w="5200"/>
-            <w:shd w:fill="1F2937" w:val="clear"/>
-            <w:tcMar>
-              <w:top w:type="dxa" w:w="60"/>
-              <w:left w:type="dxa" w:w="90"/>
-              <w:bottom w:type="dxa" w:w="60"/>
-              <w:right w:type="dxa" w:w="90"/>
-            </w:tcMar>
-          </w:tcPr>
-          <w:p>
-            <w:r>
-              <w:rPr>
-                <w:rFonts w:ascii="Times New Roman" w:cs="Times New Roman" w:eastAsia="Times New Roman" w:hAnsi="Times New Roman"/>
-                <w:b/>
-                <w:bCs/>
-                <w:color w:val="FFFFFF"/>
-                <w:sz w:val="21"/>
-                <w:szCs w:val="21"/>
-              </w:rPr>
-              <w:t xml:space="preserve">Measure</w:t>
-            </w:r>
-          </w:p>
-        </w:tc>
-        <w:tc>
-          <w:tcPr>
-            <w:tcW w:type="dxa" w:w="4160"/>
-            <w:shd w:fill="1F2937" w:val="clear"/>
-            <w:tcMar>
-              <w:top w:type="dxa" w:w="60"/>
-              <w:left w:type="dxa" w:w="90"/>
-              <w:bottom w:type="dxa" w:w="60"/>
-              <w:right w:type="dxa" w:w="90"/>
-            </w:tcMar>
-          </w:tcPr>
-          <w:p>
-            <w:r>
-              <w:rPr>
-                <w:rFonts w:ascii="Times New Roman" w:cs="Times New Roman" w:eastAsia="Times New Roman" w:hAnsi="Times New Roman"/>
-                <w:b/>
-                <w:bCs/>
-                <w:color w:val="FFFFFF"/>
-                <w:sz w:val="21"/>
-                <w:szCs w:val="21"/>
-              </w:rPr>
-              <w:t xml:space="preserve">Result</w:t>
-            </w:r>
-          </w:p>
-        </w:tc>
-      </w:tr>
-      <w:tr>
-        <w:trPr>
-          <w:cantSplit/>
-        </w:trPr>
-        <w:tc>
-          <w:tcPr>
-            <w:tcW w:type="dxa" w:w="5200"/>
-            <w:tcMar>
-              <w:top w:type="dxa" w:w="60"/>
-              <w:left w:type="dxa" w:w="90"/>
-              <w:bottom w:type="dxa" w:w="60"/>
-              <w:right w:type="dxa" w:w="90"/>
-            </w:tcMar>
-          </w:tcPr>
-          <w:p>
-            <w:r>
-              <w:rPr>
-                <w:rFonts w:ascii="Times New Roman" w:cs="Times New Roman" w:eastAsia="Times New Roman" w:hAnsi="Times New Roman"/>
-                <w:b w:val="false"/>
-                <w:bCs w:val="false"/>
-                <w:sz w:val="21"/>
-                <w:szCs w:val="21"/>
-              </w:rPr>
-              <w:t xml:space="preserve">Bills evaluated (clean + degraded)</w:t>
-            </w:r>
-          </w:p>
-        </w:tc>
-        <w:tc>
-          <w:tcPr>
-            <w:tcW w:type="dxa" w:w="4160"/>
-            <w:tcMar>
-              <w:top w:type="dxa" w:w="60"/>
-              <w:left w:type="dxa" w:w="90"/>
-              <w:bottom w:type="dxa" w:w="60"/>
-              <w:right w:type="dxa" w:w="90"/>
-            </w:tcMar>
-          </w:tcPr>
-          <w:p>
-            <w:r>
-              <w:rPr>
-                <w:rFonts w:ascii="Times New Roman" w:cs="Times New Roman" w:eastAsia="Times New Roman" w:hAnsi="Times New Roman"/>
-                <w:b w:val="false"/>
-                <w:bCs w:val="false"/>
-                <w:sz w:val="21"/>
-                <w:szCs w:val="21"/>
-              </w:rPr>
-              <w:t xml:space="preserve">10 (including 2 degraded)</w:t>
-            </w:r>
-          </w:p>
-        </w:tc>
-      </w:tr>
-      <w:tr>
-        <w:trPr>
-          <w:cantSplit/>
-        </w:trPr>
-        <w:tc>
-          <w:tcPr>
-            <w:tcW w:type="dxa" w:w="5200"/>
-            <w:shd w:fill="F3F4F6" w:val="clear"/>
-            <w:tcMar>
-              <w:top w:type="dxa" w:w="60"/>
-              <w:left w:type="dxa" w:w="90"/>
-              <w:bottom w:type="dxa" w:w="60"/>
-              <w:right w:type="dxa" w:w="90"/>
-            </w:tcMar>
-          </w:tcPr>
-          <w:p>
-            <w:r>
-              <w:rPr>
-                <w:rFonts w:ascii="Times New Roman" w:cs="Times New Roman" w:eastAsia="Times New Roman" w:hAnsi="Times New Roman"/>
-                <w:b w:val="false"/>
-                <w:bCs w:val="false"/>
-                <w:sz w:val="21"/>
-                <w:szCs w:val="21"/>
-              </w:rPr>
-              <w:t xml:space="preserve">Total amount exactly correct</w:t>
-            </w:r>
-          </w:p>
-        </w:tc>
-        <w:tc>
-          <w:tcPr>
-            <w:tcW w:type="dxa" w:w="4160"/>
-            <w:shd w:fill="F3F4F6" w:val="clear"/>
-            <w:tcMar>
-              <w:top w:type="dxa" w:w="60"/>
-              <w:left w:type="dxa" w:w="90"/>
-              <w:bottom w:type="dxa" w:w="60"/>
-              <w:right w:type="dxa" w:w="90"/>
-            </w:tcMar>
-          </w:tcPr>
-          <w:p>
-            <w:r>
-              <w:rPr>
-                <w:rFonts w:ascii="Times New Roman" w:cs="Times New Roman" w:eastAsia="Times New Roman" w:hAnsi="Times New Roman"/>
-                <w:b w:val="false"/>
-                <w:bCs w:val="false"/>
-                <w:sz w:val="21"/>
-                <w:szCs w:val="21"/>
-              </w:rPr>
-              <w:t xml:space="preserve">100%</w:t>
-            </w:r>
-          </w:p>
-        </w:tc>
-      </w:tr>
-      <w:tr>
-        <w:trPr>
-          <w:cantSplit/>
-        </w:trPr>
-        <w:tc>
-          <w:tcPr>
-            <w:tcW w:type="dxa" w:w="5200"/>
-            <w:tcMar>
-              <w:top w:type="dxa" w:w="60"/>
-              <w:left w:type="dxa" w:w="90"/>
-              <w:bottom w:type="dxa" w:w="60"/>
-              <w:right w:type="dxa" w:w="90"/>
-            </w:tcMar>
-          </w:tcPr>
-          <w:p>
-            <w:r>
-              <w:rPr>
-                <w:rFonts w:ascii="Times New Roman" w:cs="Times New Roman" w:eastAsia="Times New Roman" w:hAnsi="Times New Roman"/>
-                <w:b w:val="false"/>
-                <w:bCs w:val="false"/>
-                <w:sz w:val="21"/>
-                <w:szCs w:val="21"/>
-              </w:rPr>
-              <w:t xml:space="preserve">Category correct</w:t>
-            </w:r>
-          </w:p>
-        </w:tc>
-        <w:tc>
-          <w:tcPr>
-            <w:tcW w:type="dxa" w:w="4160"/>
-            <w:tcMar>
-              <w:top w:type="dxa" w:w="60"/>
-              <w:left w:type="dxa" w:w="90"/>
-              <w:bottom w:type="dxa" w:w="60"/>
-              <w:right w:type="dxa" w:w="90"/>
-            </w:tcMar>
-          </w:tcPr>
-          <w:p>
-            <w:r>
-              <w:rPr>
-                <w:rFonts w:ascii="Times New Roman" w:cs="Times New Roman" w:eastAsia="Times New Roman" w:hAnsi="Times New Roman"/>
-                <w:b w:val="false"/>
-                <w:bCs w:val="false"/>
-                <w:sz w:val="21"/>
-                <w:szCs w:val="21"/>
-              </w:rPr>
-              <w:t xml:space="preserve">100%</w:t>
-            </w:r>
-          </w:p>
-        </w:tc>
-      </w:tr>
-      <w:tr>
-        <w:trPr>
-          <w:cantSplit/>
-        </w:trPr>
-        <w:tc>
-          <w:tcPr>
-            <w:tcW w:type="dxa" w:w="5200"/>
-            <w:shd w:fill="F3F4F6" w:val="clear"/>
-            <w:tcMar>
-              <w:top w:type="dxa" w:w="60"/>
-              <w:left w:type="dxa" w:w="90"/>
-              <w:bottom w:type="dxa" w:w="60"/>
-              <w:right w:type="dxa" w:w="90"/>
-            </w:tcMar>
-          </w:tcPr>
-          <w:p>
-            <w:r>
-              <w:rPr>
-                <w:rFonts w:ascii="Times New Roman" w:cs="Times New Roman" w:eastAsia="Times New Roman" w:hAnsi="Times New Roman"/>
-                <w:b w:val="false"/>
-                <w:bCs w:val="false"/>
-                <w:sz w:val="21"/>
-                <w:szCs w:val="21"/>
-              </w:rPr>
-              <w:t xml:space="preserve">Date exactly correct</w:t>
-            </w:r>
-          </w:p>
-        </w:tc>
-        <w:tc>
-          <w:tcPr>
-            <w:tcW w:type="dxa" w:w="4160"/>
-            <w:shd w:fill="F3F4F6" w:val="clear"/>
-            <w:tcMar>
-              <w:top w:type="dxa" w:w="60"/>
-              <w:left w:type="dxa" w:w="90"/>
-              <w:bottom w:type="dxa" w:w="60"/>
-              <w:right w:type="dxa" w:w="90"/>
-            </w:tcMar>
-          </w:tcPr>
-          <w:p>
-            <w:r>
-              <w:rPr>
-                <w:rFonts w:ascii="Times New Roman" w:cs="Times New Roman" w:eastAsia="Times New Roman" w:hAnsi="Times New Roman"/>
-                <w:b w:val="false"/>
-                <w:bCs w:val="false"/>
-                <w:sz w:val="21"/>
-                <w:szCs w:val="21"/>
-              </w:rPr>
-              <w:t xml:space="preserve">90%</w:t>
-            </w:r>
-          </w:p>
-        </w:tc>
-      </w:tr>
-      <w:tr>
-        <w:trPr>
-          <w:cantSplit/>
-        </w:trPr>
-        <w:tc>
-          <w:tcPr>
-            <w:tcW w:type="dxa" w:w="5200"/>
-            <w:tcMar>
-              <w:top w:type="dxa" w:w="60"/>
-              <w:left w:type="dxa" w:w="90"/>
-              <w:bottom w:type="dxa" w:w="60"/>
-              <w:right w:type="dxa" w:w="90"/>
-            </w:tcMar>
-          </w:tcPr>
-          <w:p>
-            <w:r>
-              <w:rPr>
-                <w:rFonts w:ascii="Times New Roman" w:cs="Times New Roman" w:eastAsia="Times New Roman" w:hAnsi="Times New Roman"/>
-                <w:b w:val="false"/>
-                <w:bCs w:val="false"/>
-                <w:sz w:val="21"/>
-                <w:szCs w:val="21"/>
-              </w:rPr>
-              <w:t xml:space="preserve">Merchant matched (≥60% word overlap)</w:t>
-            </w:r>
-          </w:p>
-        </w:tc>
-        <w:tc>
-          <w:tcPr>
-            <w:tcW w:type="dxa" w:w="4160"/>
-            <w:tcMar>
-              <w:top w:type="dxa" w:w="60"/>
-              <w:left w:type="dxa" w:w="90"/>
-              <w:bottom w:type="dxa" w:w="60"/>
-              <w:right w:type="dxa" w:w="90"/>
-            </w:tcMar>
-          </w:tcPr>
-          <w:p>
-            <w:r>
-              <w:rPr>
-                <w:rFonts w:ascii="Times New Roman" w:cs="Times New Roman" w:eastAsia="Times New Roman" w:hAnsi="Times New Roman"/>
-                <w:b w:val="false"/>
-                <w:bCs w:val="false"/>
-                <w:sz w:val="21"/>
-                <w:szCs w:val="21"/>
-              </w:rPr>
-              <w:t xml:space="preserve">90%</w:t>
-            </w:r>
-          </w:p>
-        </w:tc>
-      </w:tr>
-      <w:tr>
-        <w:trPr>
-          <w:cantSplit/>
-        </w:trPr>
-        <w:tc>
-          <w:tcPr>
-            <w:tcW w:type="dxa" w:w="5200"/>
-            <w:shd w:fill="F3F4F6" w:val="clear"/>
-            <w:tcMar>
-              <w:top w:type="dxa" w:w="60"/>
-              <w:left w:type="dxa" w:w="90"/>
-              <w:bottom w:type="dxa" w:w="60"/>
-              <w:right w:type="dxa" w:w="90"/>
-            </w:tcMar>
-          </w:tcPr>
-          <w:p>
-            <w:r>
-              <w:rPr>
-                <w:rFonts w:ascii="Times New Roman" w:cs="Times New Roman" w:eastAsia="Times New Roman" w:hAnsi="Times New Roman"/>
-                <w:b w:val="false"/>
-                <w:bCs w:val="false"/>
-                <w:sz w:val="21"/>
-                <w:szCs w:val="21"/>
-              </w:rPr>
-              <w:t xml:space="preserve">All four fields correct</w:t>
-            </w:r>
-          </w:p>
-        </w:tc>
-        <w:tc>
-          <w:tcPr>
-            <w:tcW w:type="dxa" w:w="4160"/>
-            <w:shd w:fill="F3F4F6" w:val="clear"/>
-            <w:tcMar>
-              <w:top w:type="dxa" w:w="60"/>
-              <w:left w:type="dxa" w:w="90"/>
-              <w:bottom w:type="dxa" w:w="60"/>
-              <w:right w:type="dxa" w:w="90"/>
-            </w:tcMar>
-          </w:tcPr>
-          <w:p>
-            <w:r>
-              <w:rPr>
-                <w:rFonts w:ascii="Times New Roman" w:cs="Times New Roman" w:eastAsia="Times New Roman" w:hAnsi="Times New Roman"/>
-                <w:b w:val="false"/>
-                <w:bCs w:val="false"/>
-                <w:sz w:val="21"/>
-                <w:szCs w:val="21"/>
-              </w:rPr>
-              <w:t xml:space="preserve">90%</w:t>
-            </w:r>
-          </w:p>
-        </w:tc>
-      </w:tr>
-      <w:tr>
-        <w:trPr>
-          <w:cantSplit/>
-        </w:trPr>
-        <w:tc>
-          <w:tcPr>
-            <w:tcW w:type="dxa" w:w="5200"/>
-            <w:tcMar>
-              <w:top w:type="dxa" w:w="60"/>
-              <w:left w:type="dxa" w:w="90"/>
-              <w:bottom w:type="dxa" w:w="60"/>
-              <w:right w:type="dxa" w:w="90"/>
-            </w:tcMar>
-          </w:tcPr>
-          <w:p>
-            <w:r>
-              <w:rPr>
-                <w:rFonts w:ascii="Times New Roman" w:cs="Times New Roman" w:eastAsia="Times New Roman" w:hAnsi="Times New Roman"/>
-                <w:b w:val="false"/>
-                <w:bCs w:val="false"/>
-                <w:sz w:val="21"/>
-                <w:szCs w:val="21"/>
-              </w:rPr>
-              <w:t xml:space="preserve">Non-bill image rejected</w:t>
-            </w:r>
-          </w:p>
-        </w:tc>
-        <w:tc>
-          <w:tcPr>
-            <w:tcW w:type="dxa" w:w="4160"/>
-            <w:tcMar>
-              <w:top w:type="dxa" w:w="60"/>
-              <w:left w:type="dxa" w:w="90"/>
-              <w:bottom w:type="dxa" w:w="60"/>
-              <w:right w:type="dxa" w:w="90"/>
-            </w:tcMar>
-          </w:tcPr>
-          <w:p>
-            <w:r>
-              <w:rPr>
-                <w:rFonts w:ascii="Times New Roman" w:cs="Times New Roman" w:eastAsia="Times New Roman" w:hAnsi="Times New Roman"/>
-                <w:b w:val="false"/>
-                <w:bCs w:val="false"/>
-                <w:sz w:val="21"/>
-                <w:szCs w:val="21"/>
-              </w:rPr>
-              <w:t xml:space="preserve">1 of 1</w:t>
-            </w:r>
-          </w:p>
-        </w:tc>
-      </w:tr>
-      <w:tr>
-        <w:trPr>
-          <w:cantSplit/>
-        </w:trPr>
-        <w:tc>
-          <w:tcPr>
-            <w:tcW w:type="dxa" w:w="5200"/>
-            <w:shd w:fill="F3F4F6" w:val="clear"/>
-            <w:tcMar>
-              <w:top w:type="dxa" w:w="60"/>
-              <w:left w:type="dxa" w:w="90"/>
-              <w:bottom w:type="dxa" w:w="60"/>
-              <w:right w:type="dxa" w:w="90"/>
-            </w:tcMar>
-          </w:tcPr>
-          <w:p>
-            <w:r>
-              <w:rPr>
-                <w:rFonts w:ascii="Times New Roman" w:cs="Times New Roman" w:eastAsia="Times New Roman" w:hAnsi="Times New Roman"/>
-                <w:b w:val="false"/>
-                <w:bCs w:val="false"/>
-                <w:sz w:val="21"/>
-                <w:szCs w:val="21"/>
-              </w:rPr>
-              <w:t xml:space="preserve">Wrong date caught by date sanity check</w:t>
-            </w:r>
-          </w:p>
-        </w:tc>
-        <w:tc>
-          <w:tcPr>
-            <w:tcW w:type="dxa" w:w="4160"/>
-            <w:shd w:fill="F3F4F6" w:val="clear"/>
-            <w:tcMar>
-              <w:top w:type="dxa" w:w="60"/>
-              <w:left w:type="dxa" w:w="90"/>
-              <w:bottom w:type="dxa" w:w="60"/>
-              <w:right w:type="dxa" w:w="90"/>
-            </w:tcMar>
-          </w:tcPr>
-          <w:p>
-            <w:r>
-              <w:rPr>
-                <w:rFonts w:ascii="Times New Roman" w:cs="Times New Roman" w:eastAsia="Times New Roman" w:hAnsi="Times New Roman"/>
-                <w:b w:val="false"/>
-                <w:bCs w:val="false"/>
-                <w:sz w:val="21"/>
-                <w:szCs w:val="21"/>
-              </w:rPr>
-              <w:t xml:space="preserve">1/1</w:t>
-            </w:r>
-          </w:p>
-        </w:tc>
-      </w:tr>
-      <w:tr>
-        <w:trPr>
-          <w:cantSplit/>
-        </w:trPr>
-        <w:tc>
-          <w:tcPr>
-            <w:tcW w:type="dxa" w:w="5200"/>
-            <w:tcMar>
-              <w:top w:type="dxa" w:w="60"/>
-              <w:left w:type="dxa" w:w="90"/>
-              <w:bottom w:type="dxa" w:w="60"/>
-              <w:right w:type="dxa" w:w="90"/>
-            </w:tcMar>
-          </w:tcPr>
-          <w:p>
-            <w:r>
-              <w:rPr>
-                <w:rFonts w:ascii="Times New Roman" w:cs="Times New Roman" w:eastAsia="Times New Roman" w:hAnsi="Times New Roman"/>
-                <w:b w:val="false"/>
-                <w:bCs w:val="false"/>
-                <w:sz w:val="21"/>
-                <w:szCs w:val="21"/>
-              </w:rPr>
-              <w:t xml:space="preserve">Latency, first (uncached) run, mean</w:t>
-            </w:r>
-          </w:p>
-        </w:tc>
-        <w:tc>
-          <w:tcPr>
-            <w:tcW w:type="dxa" w:w="4160"/>
-            <w:tcMar>
-              <w:top w:type="dxa" w:w="60"/>
-              <w:left w:type="dxa" w:w="90"/>
-              <w:bottom w:type="dxa" w:w="60"/>
-              <w:right w:type="dxa" w:w="90"/>
-            </w:tcMar>
-          </w:tcPr>
-          <w:p>
-            <w:r>
-              <w:rPr>
-                <w:rFonts w:ascii="Times New Roman" w:cs="Times New Roman" w:eastAsia="Times New Roman" w:hAnsi="Times New Roman"/>
-                <w:b w:val="false"/>
-                <w:bCs w:val="false"/>
-                <w:sz w:val="21"/>
-                <w:szCs w:val="21"/>
-              </w:rPr>
-              <w:t xml:space="preserve">about 3.3 s per bill</w:t>
-            </w:r>
-          </w:p>
-        </w:tc>
-      </w:tr>
-      <w:tr>
-        <w:trPr>
-          <w:cantSplit/>
-        </w:trPr>
-        <w:tc>
-          <w:tcPr>
-            <w:tcW w:type="dxa" w:w="5200"/>
-            <w:shd w:fill="F3F4F6" w:val="clear"/>
-            <w:tcMar>
-              <w:top w:type="dxa" w:w="60"/>
-              <w:left w:type="dxa" w:w="90"/>
-              <w:bottom w:type="dxa" w:w="60"/>
-              <w:right w:type="dxa" w:w="90"/>
-            </w:tcMar>
-          </w:tcPr>
-          <w:p>
-            <w:r>
-              <w:rPr>
-                <w:rFonts w:ascii="Times New Roman" w:cs="Times New Roman" w:eastAsia="Times New Roman" w:hAnsi="Times New Roman"/>
-                <w:b w:val="false"/>
-                <w:bCs w:val="false"/>
-                <w:sz w:val="21"/>
-                <w:szCs w:val="21"/>
-              </w:rPr>
-              <w:t xml:space="preserve">Latency, repeated identical bill (cache hit), mean / max</w:t>
-            </w:r>
-          </w:p>
-        </w:tc>
-        <w:tc>
-          <w:tcPr>
-            <w:tcW w:type="dxa" w:w="4160"/>
-            <w:shd w:fill="F3F4F6" w:val="clear"/>
-            <w:tcMar>
-              <w:top w:type="dxa" w:w="60"/>
-              <w:left w:type="dxa" w:w="90"/>
-              <w:bottom w:type="dxa" w:w="60"/>
-              <w:right w:type="dxa" w:w="90"/>
-            </w:tcMar>
-          </w:tcPr>
-          <w:p>
-            <w:r>
-              <w:rPr>
-                <w:rFonts w:ascii="Times New Roman" w:cs="Times New Roman" w:eastAsia="Times New Roman" w:hAnsi="Times New Roman"/>
-                <w:b w:val="false"/>
-                <w:bCs w:val="false"/>
-                <w:sz w:val="21"/>
-                <w:szCs w:val="21"/>
-              </w:rPr>
-              <w:t xml:space="preserve">157 ms / 198 ms</w:t>
-            </w:r>
-          </w:p>
-        </w:tc>
-      </w:tr>
-    </w:tbl>
-    <w:p>
-      <w:pPr>
-        <w:spacing w:after="160"/>
-      </w:pPr>
-    </w:p>
-    <w:p>
-      <w:pPr>
-        <w:spacing w:after="140" w:line="300"/>
-        <w:jc w:val="both"/>
-      </w:pPr>
-      <w:r>
-        <w:rPr>
-          <w:rFonts w:ascii="Times New Roman" w:cs="Times New Roman" w:eastAsia="Times New Roman" w:hAnsi="Times New Roman"/>
-          <w:sz w:val="24"/>
-          <w:szCs w:val="24"/>
-        </w:rPr>
-        <w:t xml:space="preserve">The single error (bill e04) was a fuel receipt whose date was printed as “18-10-26”. The model read it as 2018 instead of 2026. The server's date-sanity rule now flags any date more than about a year from today, and the scan screen shows a “check the date” warning, so this error cannot be saved silently. The model's self-reported confidence was 1.0 on every bill, including the wrong one, so confidence is not a usable reliability signal and the app does not rely on it.</w:t>
-      </w:r>
-    </w:p>
-    <w:p>
-      <w:pPr>
-        <w:spacing w:after="140" w:line="300"/>
-        <w:jc w:val="both"/>
-      </w:pPr>
-      <w:r>
-        <w:rPr>
-          <w:rFonts w:ascii="Times New Roman" w:cs="Times New Roman" w:eastAsia="Times New Roman" w:hAnsi="Times New Roman"/>
-          <w:sz w:val="24"/>
-          <w:szCs w:val="24"/>
-        </w:rPr>
-        <w:t xml:space="preserve">Limitations: ten bills is a small test; the bills are synthetic renderings rather than photographs taken with a phone; results will be lower on crumpled, rotated or handwritten bills. The Gemini free tier allows a limited number of requests per day per model, which is why caching and a fallback chain were added; when every model is out of quota the app shows a clear message and the user adds the expense manually.</w:t>
-      </w:r>
-    </w:p>
-    <w:p>
-      <w:pPr>
-        <w:keepNext/>
-        <w:spacing w:after="100" w:before="200"/>
-      </w:pPr>
-      <w:r>
-        <w:rPr>
-          <w:rFonts w:ascii="Times New Roman" w:cs="Times New Roman" w:eastAsia="Times New Roman" w:hAnsi="Times New Roman"/>
-          <w:b/>
-          <w:bCs/>
-          <w:sz w:val="28"/>
-          <w:szCs w:val="28"/>
-        </w:rPr>
-        <w:t xml:space="preserve">9.2 Anomaly detector</w:t>
-      </w:r>
-    </w:p>
-    <w:tbl>
-      <w:tblPr>
-        <w:tblW w:type="dxa" w:w="9360"/>
-        <w:tblBorders>
-          <w:top w:val="single" w:color="auto" w:sz="4"/>
-          <w:left w:val="single" w:color="auto" w:sz="4"/>
-          <w:bottom w:val="single" w:color="auto" w:sz="4"/>
-          <w:right w:val="single" w:color="auto" w:sz="4"/>
-          <w:insideH w:val="single" w:color="auto" w:sz="4"/>
-          <w:insideV w:val="single" w:color="auto" w:sz="4"/>
-        </w:tblBorders>
-      </w:tblPr>
-      <w:tblGrid>
-        <w:gridCol w:w="2200"/>
-        <w:gridCol w:w="1700"/>
-        <w:gridCol w:w="1700"/>
-        <w:gridCol w:w="1700"/>
-        <w:gridCol w:w="2060"/>
-      </w:tblGrid>
-      <w:tr>
-        <w:trPr>
-          <w:tblHeader/>
-        </w:trPr>
-        <w:tc>
-          <w:tcPr>
-            <w:tcW w:type="dxa" w:w="2200"/>
-            <w:shd w:fill="1F2937" w:val="clear"/>
-            <w:tcMar>
-              <w:top w:type="dxa" w:w="60"/>
-              <w:left w:type="dxa" w:w="90"/>
-              <w:bottom w:type="dxa" w:w="60"/>
-              <w:right w:type="dxa" w:w="90"/>
-            </w:tcMar>
-          </w:tcPr>
-          <w:p>
-            <w:r>
-              <w:rPr>
-                <w:rFonts w:ascii="Times New Roman" w:cs="Times New Roman" w:eastAsia="Times New Roman" w:hAnsi="Times New Roman"/>
-                <w:b/>
-                <w:bCs/>
-                <w:color w:val="FFFFFF"/>
-                <w:sz w:val="21"/>
-                <w:szCs w:val="21"/>
-              </w:rPr>
-              <w:t xml:space="preserve">Threshold |z|</w:t>
-            </w:r>
-          </w:p>
-        </w:tc>
-        <w:tc>
-          <w:tcPr>
-            <w:tcW w:type="dxa" w:w="1700"/>
-            <w:shd w:fill="1F2937" w:val="clear"/>
-            <w:tcMar>
-              <w:top w:type="dxa" w:w="60"/>
-              <w:left w:type="dxa" w:w="90"/>
-              <w:bottom w:type="dxa" w:w="60"/>
-              <w:right w:type="dxa" w:w="90"/>
-            </w:tcMar>
-          </w:tcPr>
-          <w:p>
-            <w:r>
-              <w:rPr>
-                <w:rFonts w:ascii="Times New Roman" w:cs="Times New Roman" w:eastAsia="Times New Roman" w:hAnsi="Times New Roman"/>
-                <w:b/>
-                <w:bCs/>
-                <w:color w:val="FFFFFF"/>
-                <w:sz w:val="21"/>
-                <w:szCs w:val="21"/>
-              </w:rPr>
-              <w:t xml:space="preserve">Precision</w:t>
-            </w:r>
-          </w:p>
-        </w:tc>
-        <w:tc>
-          <w:tcPr>
-            <w:tcW w:type="dxa" w:w="1700"/>
-            <w:shd w:fill="1F2937" w:val="clear"/>
-            <w:tcMar>
-              <w:top w:type="dxa" w:w="60"/>
-              <w:left w:type="dxa" w:w="90"/>
-              <w:bottom w:type="dxa" w:w="60"/>
-              <w:right w:type="dxa" w:w="90"/>
-            </w:tcMar>
-          </w:tcPr>
-          <w:p>
-            <w:r>
-              <w:rPr>
-                <w:rFonts w:ascii="Times New Roman" w:cs="Times New Roman" w:eastAsia="Times New Roman" w:hAnsi="Times New Roman"/>
-                <w:b/>
-                <w:bCs/>
-                <w:color w:val="FFFFFF"/>
-                <w:sz w:val="21"/>
-                <w:szCs w:val="21"/>
-              </w:rPr>
-              <w:t xml:space="preserve">Recall</w:t>
-            </w:r>
-          </w:p>
-        </w:tc>
-        <w:tc>
-          <w:tcPr>
-            <w:tcW w:type="dxa" w:w="1700"/>
-            <w:shd w:fill="1F2937" w:val="clear"/>
-            <w:tcMar>
-              <w:top w:type="dxa" w:w="60"/>
-              <w:left w:type="dxa" w:w="90"/>
-              <w:bottom w:type="dxa" w:w="60"/>
-              <w:right w:type="dxa" w:w="90"/>
-            </w:tcMar>
-          </w:tcPr>
-          <w:p>
-            <w:r>
-              <w:rPr>
-                <w:rFonts w:ascii="Times New Roman" w:cs="Times New Roman" w:eastAsia="Times New Roman" w:hAnsi="Times New Roman"/>
-                <w:b/>
-                <w:bCs/>
-                <w:color w:val="FFFFFF"/>
-                <w:sz w:val="21"/>
-                <w:szCs w:val="21"/>
-              </w:rPr>
-              <w:t xml:space="preserve">F1</w:t>
-            </w:r>
-          </w:p>
-        </w:tc>
-        <w:tc>
-          <w:tcPr>
-            <w:tcW w:type="dxa" w:w="2060"/>
-            <w:shd w:fill="1F2937" w:val="clear"/>
-            <w:tcMar>
-              <w:top w:type="dxa" w:w="60"/>
-              <w:left w:type="dxa" w:w="90"/>
-              <w:bottom w:type="dxa" w:w="60"/>
-              <w:right w:type="dxa" w:w="90"/>
-            </w:tcMar>
-          </w:tcPr>
-          <w:p>
-            <w:r>
-              <w:rPr>
-                <w:rFonts w:ascii="Times New Roman" w:cs="Times New Roman" w:eastAsia="Times New Roman" w:hAnsi="Times New Roman"/>
-                <w:b/>
-                <w:bCs/>
-                <w:color w:val="FFFFFF"/>
-                <w:sz w:val="21"/>
-                <w:szCs w:val="21"/>
-              </w:rPr>
-              <w:t xml:space="preserve">False-positive rate</w:t>
-            </w:r>
-          </w:p>
-        </w:tc>
-      </w:tr>
-      <w:tr>
-        <w:trPr>
-          <w:cantSplit/>
-        </w:trPr>
-        <w:tc>
-          <w:tcPr>
-            <w:tcW w:type="dxa" w:w="2200"/>
-            <w:tcMar>
-              <w:top w:type="dxa" w:w="60"/>
-              <w:left w:type="dxa" w:w="90"/>
-              <w:bottom w:type="dxa" w:w="60"/>
-              <w:right w:type="dxa" w:w="90"/>
-            </w:tcMar>
-          </w:tcPr>
-          <w:p>
-            <w:r>
-              <w:rPr>
-                <w:rFonts w:ascii="Times New Roman" w:cs="Times New Roman" w:eastAsia="Times New Roman" w:hAnsi="Times New Roman"/>
-                <w:b w:val="false"/>
-                <w:bCs w:val="false"/>
-                <w:sz w:val="21"/>
-                <w:szCs w:val="21"/>
-              </w:rPr>
-              <w:t xml:space="preserve">2</w:t>
-            </w:r>
-          </w:p>
-        </w:tc>
-        <w:tc>
-          <w:tcPr>
-            <w:tcW w:type="dxa" w:w="1700"/>
-            <w:tcMar>
-              <w:top w:type="dxa" w:w="60"/>
-              <w:left w:type="dxa" w:w="90"/>
-              <w:bottom w:type="dxa" w:w="60"/>
-              <w:right w:type="dxa" w:w="90"/>
-            </w:tcMar>
-          </w:tcPr>
-          <w:p>
-            <w:r>
-              <w:rPr>
-                <w:rFonts w:ascii="Times New Roman" w:cs="Times New Roman" w:eastAsia="Times New Roman" w:hAnsi="Times New Roman"/>
-                <w:b w:val="false"/>
-                <w:bCs w:val="false"/>
-                <w:sz w:val="21"/>
-                <w:szCs w:val="21"/>
-              </w:rPr>
-              <w:t xml:space="preserve">0.961</w:t>
-            </w:r>
-          </w:p>
-        </w:tc>
-        <w:tc>
-          <w:tcPr>
-            <w:tcW w:type="dxa" w:w="1700"/>
-            <w:tcMar>
-              <w:top w:type="dxa" w:w="60"/>
-              <w:left w:type="dxa" w:w="90"/>
-              <w:bottom w:type="dxa" w:w="60"/>
-              <w:right w:type="dxa" w:w="90"/>
-            </w:tcMar>
-          </w:tcPr>
-          <w:p>
-            <w:r>
-              <w:rPr>
-                <w:rFonts w:ascii="Times New Roman" w:cs="Times New Roman" w:eastAsia="Times New Roman" w:hAnsi="Times New Roman"/>
-                <w:b w:val="false"/>
-                <w:bCs w:val="false"/>
-                <w:sz w:val="21"/>
-                <w:szCs w:val="21"/>
-              </w:rPr>
-              <w:t xml:space="preserve">0.724</w:t>
-            </w:r>
-          </w:p>
-        </w:tc>
-        <w:tc>
-          <w:tcPr>
-            <w:tcW w:type="dxa" w:w="1700"/>
-            <w:tcMar>
-              <w:top w:type="dxa" w:w="60"/>
-              <w:left w:type="dxa" w:w="90"/>
-              <w:bottom w:type="dxa" w:w="60"/>
-              <w:right w:type="dxa" w:w="90"/>
-            </w:tcMar>
-          </w:tcPr>
-          <w:p>
-            <w:r>
-              <w:rPr>
-                <w:rFonts w:ascii="Times New Roman" w:cs="Times New Roman" w:eastAsia="Times New Roman" w:hAnsi="Times New Roman"/>
-                <w:b w:val="false"/>
-                <w:bCs w:val="false"/>
-                <w:sz w:val="21"/>
-                <w:szCs w:val="21"/>
-              </w:rPr>
-              <w:t xml:space="preserve">0.826</w:t>
-            </w:r>
-          </w:p>
-        </w:tc>
-        <w:tc>
-          <w:tcPr>
-            <w:tcW w:type="dxa" w:w="2060"/>
-            <w:tcMar>
-              <w:top w:type="dxa" w:w="60"/>
-              <w:left w:type="dxa" w:w="90"/>
-              <w:bottom w:type="dxa" w:w="60"/>
-              <w:right w:type="dxa" w:w="90"/>
-            </w:tcMar>
-          </w:tcPr>
-          <w:p>
-            <w:r>
-              <w:rPr>
-                <w:rFonts w:ascii="Times New Roman" w:cs="Times New Roman" w:eastAsia="Times New Roman" w:hAnsi="Times New Roman"/>
-                <w:b w:val="false"/>
-                <w:bCs w:val="false"/>
-                <w:sz w:val="21"/>
-                <w:szCs w:val="21"/>
-              </w:rPr>
-              <w:t xml:space="preserve">0.0034</w:t>
-            </w:r>
-          </w:p>
-        </w:tc>
-      </w:tr>
-      <w:tr>
-        <w:trPr>
-          <w:cantSplit/>
-        </w:trPr>
-        <w:tc>
-          <w:tcPr>
-            <w:tcW w:type="dxa" w:w="2200"/>
-            <w:shd w:fill="F3F4F6" w:val="clear"/>
-            <w:tcMar>
-              <w:top w:type="dxa" w:w="60"/>
-              <w:left w:type="dxa" w:w="90"/>
-              <w:bottom w:type="dxa" w:w="60"/>
-              <w:right w:type="dxa" w:w="90"/>
-            </w:tcMar>
-          </w:tcPr>
-          <w:p>
-            <w:r>
-              <w:rPr>
-                <w:rFonts w:ascii="Times New Roman" w:cs="Times New Roman" w:eastAsia="Times New Roman" w:hAnsi="Times New Roman"/>
-                <w:b w:val="false"/>
-                <w:bCs w:val="false"/>
-                <w:sz w:val="21"/>
-                <w:szCs w:val="21"/>
-              </w:rPr>
-              <w:t xml:space="preserve">2.5 (used)</w:t>
-            </w:r>
-          </w:p>
-        </w:tc>
-        <w:tc>
-          <w:tcPr>
-            <w:tcW w:type="dxa" w:w="1700"/>
-            <w:shd w:fill="F3F4F6" w:val="clear"/>
-            <w:tcMar>
-              <w:top w:type="dxa" w:w="60"/>
-              <w:left w:type="dxa" w:w="90"/>
-              <w:bottom w:type="dxa" w:w="60"/>
-              <w:right w:type="dxa" w:w="90"/>
-            </w:tcMar>
-          </w:tcPr>
-          <w:p>
-            <w:r>
-              <w:rPr>
-                <w:rFonts w:ascii="Times New Roman" w:cs="Times New Roman" w:eastAsia="Times New Roman" w:hAnsi="Times New Roman"/>
-                <w:b w:val="false"/>
-                <w:bCs w:val="false"/>
-                <w:sz w:val="21"/>
-                <w:szCs w:val="21"/>
-              </w:rPr>
-              <w:t xml:space="preserve">0.984</w:t>
-            </w:r>
-          </w:p>
-        </w:tc>
-        <w:tc>
-          <w:tcPr>
-            <w:tcW w:type="dxa" w:w="1700"/>
-            <w:shd w:fill="F3F4F6" w:val="clear"/>
-            <w:tcMar>
-              <w:top w:type="dxa" w:w="60"/>
-              <w:left w:type="dxa" w:w="90"/>
-              <w:bottom w:type="dxa" w:w="60"/>
-              <w:right w:type="dxa" w:w="90"/>
-            </w:tcMar>
-          </w:tcPr>
-          <w:p>
-            <w:r>
-              <w:rPr>
-                <w:rFonts w:ascii="Times New Roman" w:cs="Times New Roman" w:eastAsia="Times New Roman" w:hAnsi="Times New Roman"/>
-                <w:b w:val="false"/>
-                <w:bCs w:val="false"/>
-                <w:sz w:val="21"/>
-                <w:szCs w:val="21"/>
-              </w:rPr>
-              <w:t xml:space="preserve">0.631</w:t>
-            </w:r>
-          </w:p>
-        </w:tc>
-        <w:tc>
-          <w:tcPr>
-            <w:tcW w:type="dxa" w:w="1700"/>
-            <w:shd w:fill="F3F4F6" w:val="clear"/>
-            <w:tcMar>
-              <w:top w:type="dxa" w:w="60"/>
-              <w:left w:type="dxa" w:w="90"/>
-              <w:bottom w:type="dxa" w:w="60"/>
-              <w:right w:type="dxa" w:w="90"/>
-            </w:tcMar>
-          </w:tcPr>
-          <w:p>
-            <w:r>
-              <w:rPr>
-                <w:rFonts w:ascii="Times New Roman" w:cs="Times New Roman" w:eastAsia="Times New Roman" w:hAnsi="Times New Roman"/>
-                <w:b w:val="false"/>
-                <w:bCs w:val="false"/>
-                <w:sz w:val="21"/>
-                <w:szCs w:val="21"/>
-              </w:rPr>
-              <w:t xml:space="preserve">0.769</w:t>
-            </w:r>
-          </w:p>
-        </w:tc>
-        <w:tc>
-          <w:tcPr>
-            <w:tcW w:type="dxa" w:w="2060"/>
-            <w:shd w:fill="F3F4F6" w:val="clear"/>
-            <w:tcMar>
-              <w:top w:type="dxa" w:w="60"/>
-              <w:left w:type="dxa" w:w="90"/>
-              <w:bottom w:type="dxa" w:w="60"/>
-              <w:right w:type="dxa" w:w="90"/>
-            </w:tcMar>
-          </w:tcPr>
-          <w:p>
-            <w:r>
-              <w:rPr>
-                <w:rFonts w:ascii="Times New Roman" w:cs="Times New Roman" w:eastAsia="Times New Roman" w:hAnsi="Times New Roman"/>
-                <w:b w:val="false"/>
-                <w:bCs w:val="false"/>
-                <w:sz w:val="21"/>
-                <w:szCs w:val="21"/>
-              </w:rPr>
-              <w:t xml:space="preserve">0.0011</w:t>
-            </w:r>
-          </w:p>
-        </w:tc>
-      </w:tr>
-      <w:tr>
-        <w:trPr>
-          <w:cantSplit/>
-        </w:trPr>
-        <w:tc>
-          <w:tcPr>
-            <w:tcW w:type="dxa" w:w="2200"/>
-            <w:tcMar>
-              <w:top w:type="dxa" w:w="60"/>
-              <w:left w:type="dxa" w:w="90"/>
-              <w:bottom w:type="dxa" w:w="60"/>
-              <w:right w:type="dxa" w:w="90"/>
-            </w:tcMar>
-          </w:tcPr>
-          <w:p>
-            <w:r>
-              <w:rPr>
-                <w:rFonts w:ascii="Times New Roman" w:cs="Times New Roman" w:eastAsia="Times New Roman" w:hAnsi="Times New Roman"/>
-                <w:b w:val="false"/>
-                <w:bCs w:val="false"/>
-                <w:sz w:val="21"/>
-                <w:szCs w:val="21"/>
-              </w:rPr>
-              <w:t xml:space="preserve">3</w:t>
-            </w:r>
-          </w:p>
-        </w:tc>
-        <w:tc>
-          <w:tcPr>
-            <w:tcW w:type="dxa" w:w="1700"/>
-            <w:tcMar>
-              <w:top w:type="dxa" w:w="60"/>
-              <w:left w:type="dxa" w:w="90"/>
-              <w:bottom w:type="dxa" w:w="60"/>
-              <w:right w:type="dxa" w:w="90"/>
-            </w:tcMar>
-          </w:tcPr>
-          <w:p>
-            <w:r>
-              <w:rPr>
-                <w:rFonts w:ascii="Times New Roman" w:cs="Times New Roman" w:eastAsia="Times New Roman" w:hAnsi="Times New Roman"/>
-                <w:b w:val="false"/>
-                <w:bCs w:val="false"/>
-                <w:sz w:val="21"/>
-                <w:szCs w:val="21"/>
-              </w:rPr>
-              <w:t xml:space="preserve">0.994</w:t>
-            </w:r>
-          </w:p>
-        </w:tc>
-        <w:tc>
-          <w:tcPr>
-            <w:tcW w:type="dxa" w:w="1700"/>
-            <w:tcMar>
-              <w:top w:type="dxa" w:w="60"/>
-              <w:left w:type="dxa" w:w="90"/>
-              <w:bottom w:type="dxa" w:w="60"/>
-              <w:right w:type="dxa" w:w="90"/>
-            </w:tcMar>
-          </w:tcPr>
-          <w:p>
-            <w:r>
-              <w:rPr>
-                <w:rFonts w:ascii="Times New Roman" w:cs="Times New Roman" w:eastAsia="Times New Roman" w:hAnsi="Times New Roman"/>
-                <w:b w:val="false"/>
-                <w:bCs w:val="false"/>
-                <w:sz w:val="21"/>
-                <w:szCs w:val="21"/>
-              </w:rPr>
-              <w:t xml:space="preserve">0.535</w:t>
-            </w:r>
-          </w:p>
-        </w:tc>
-        <w:tc>
-          <w:tcPr>
-            <w:tcW w:type="dxa" w:w="1700"/>
-            <w:tcMar>
-              <w:top w:type="dxa" w:w="60"/>
-              <w:left w:type="dxa" w:w="90"/>
-              <w:bottom w:type="dxa" w:w="60"/>
-              <w:right w:type="dxa" w:w="90"/>
-            </w:tcMar>
-          </w:tcPr>
-          <w:p>
-            <w:r>
-              <w:rPr>
-                <w:rFonts w:ascii="Times New Roman" w:cs="Times New Roman" w:eastAsia="Times New Roman" w:hAnsi="Times New Roman"/>
-                <w:b w:val="false"/>
-                <w:bCs w:val="false"/>
-                <w:sz w:val="21"/>
-                <w:szCs w:val="21"/>
-              </w:rPr>
-              <w:t xml:space="preserve">0.696</w:t>
-            </w:r>
-          </w:p>
-        </w:tc>
-        <w:tc>
-          <w:tcPr>
-            <w:tcW w:type="dxa" w:w="2060"/>
-            <w:tcMar>
-              <w:top w:type="dxa" w:w="60"/>
-              <w:left w:type="dxa" w:w="90"/>
-              <w:bottom w:type="dxa" w:w="60"/>
-              <w:right w:type="dxa" w:w="90"/>
-            </w:tcMar>
-          </w:tcPr>
-          <w:p>
-            <w:r>
-              <w:rPr>
-                <w:rFonts w:ascii="Times New Roman" w:cs="Times New Roman" w:eastAsia="Times New Roman" w:hAnsi="Times New Roman"/>
-                <w:b w:val="false"/>
-                <w:bCs w:val="false"/>
-                <w:sz w:val="21"/>
-                <w:szCs w:val="21"/>
-              </w:rPr>
-              <w:t xml:space="preserve">0.0004</w:t>
-            </w:r>
-          </w:p>
-        </w:tc>
-      </w:tr>
-    </w:tbl>
-    <w:p>
-      <w:pPr>
-        <w:spacing w:after="160"/>
-      </w:pPr>
-    </w:p>
-    <w:tbl>
-      <w:tblPr>
-        <w:tblW w:type="dxa" w:w="9360"/>
-        <w:tblBorders>
-          <w:top w:val="single" w:color="auto" w:sz="4"/>
-          <w:left w:val="single" w:color="auto" w:sz="4"/>
-          <w:bottom w:val="single" w:color="auto" w:sz="4"/>
-          <w:right w:val="single" w:color="auto" w:sz="4"/>
-          <w:insideH w:val="single" w:color="auto" w:sz="4"/>
-          <w:insideV w:val="single" w:color="auto" w:sz="4"/>
-        </w:tblBorders>
-      </w:tblPr>
-      <w:tblGrid>
-        <w:gridCol w:w="3400"/>
-        <w:gridCol w:w="2800"/>
-        <w:gridCol w:w="3160"/>
-      </w:tblGrid>
-      <w:tr>
-        <w:trPr>
-          <w:tblHeader/>
-        </w:trPr>
-        <w:tc>
-          <w:tcPr>
-            <w:tcW w:type="dxa" w:w="3400"/>
-            <w:shd w:fill="1F2937" w:val="clear"/>
-            <w:tcMar>
-              <w:top w:type="dxa" w:w="60"/>
-              <w:left w:type="dxa" w:w="90"/>
-              <w:bottom w:type="dxa" w:w="60"/>
-              <w:right w:type="dxa" w:w="90"/>
-            </w:tcMar>
-          </w:tcPr>
-          <w:p>
-            <w:r>
-              <w:rPr>
-                <w:rFonts w:ascii="Times New Roman" w:cs="Times New Roman" w:eastAsia="Times New Roman" w:hAnsi="Times New Roman"/>
-                <w:b/>
-                <w:bCs/>
-                <w:color w:val="FFFFFF"/>
-                <w:sz w:val="21"/>
-                <w:szCs w:val="21"/>
-              </w:rPr>
-              <w:t xml:space="preserve">Injected anomaly size</w:t>
-            </w:r>
-          </w:p>
-        </w:tc>
-        <w:tc>
-          <w:tcPr>
-            <w:tcW w:type="dxa" w:w="2800"/>
-            <w:shd w:fill="1F2937" w:val="clear"/>
-            <w:tcMar>
-              <w:top w:type="dxa" w:w="60"/>
-              <w:left w:type="dxa" w:w="90"/>
-              <w:bottom w:type="dxa" w:w="60"/>
-              <w:right w:type="dxa" w:w="90"/>
-            </w:tcMar>
-          </w:tcPr>
-          <w:p>
-            <w:r>
-              <w:rPr>
-                <w:rFonts w:ascii="Times New Roman" w:cs="Times New Roman" w:eastAsia="Times New Roman" w:hAnsi="Times New Roman"/>
-                <w:b/>
-                <w:bCs/>
-                <w:color w:val="FFFFFF"/>
-                <w:sz w:val="21"/>
-                <w:szCs w:val="21"/>
-              </w:rPr>
-              <w:t xml:space="preserve">Number injected</w:t>
-            </w:r>
-          </w:p>
-        </w:tc>
-        <w:tc>
-          <w:tcPr>
-            <w:tcW w:type="dxa" w:w="3160"/>
-            <w:shd w:fill="1F2937" w:val="clear"/>
-            <w:tcMar>
-              <w:top w:type="dxa" w:w="60"/>
-              <w:left w:type="dxa" w:w="90"/>
-              <w:bottom w:type="dxa" w:w="60"/>
-              <w:right w:type="dxa" w:w="90"/>
-            </w:tcMar>
-          </w:tcPr>
-          <w:p>
-            <w:r>
-              <w:rPr>
-                <w:rFonts w:ascii="Times New Roman" w:cs="Times New Roman" w:eastAsia="Times New Roman" w:hAnsi="Times New Roman"/>
-                <w:b/>
-                <w:bCs/>
-                <w:color w:val="FFFFFF"/>
-                <w:sz w:val="21"/>
-                <w:szCs w:val="21"/>
-              </w:rPr>
-              <w:t xml:space="preserve">Recall at |z| ≥ 2.5</w:t>
-            </w:r>
-          </w:p>
-        </w:tc>
-      </w:tr>
-      <w:tr>
-        <w:trPr>
-          <w:cantSplit/>
-        </w:trPr>
-        <w:tc>
-          <w:tcPr>
-            <w:tcW w:type="dxa" w:w="3400"/>
-            <w:tcMar>
-              <w:top w:type="dxa" w:w="60"/>
-              <w:left w:type="dxa" w:w="90"/>
-              <w:bottom w:type="dxa" w:w="60"/>
-              <w:right w:type="dxa" w:w="90"/>
-            </w:tcMar>
-          </w:tcPr>
-          <w:p>
-            <w:r>
-              <w:rPr>
-                <w:rFonts w:ascii="Times New Roman" w:cs="Times New Roman" w:eastAsia="Times New Roman" w:hAnsi="Times New Roman"/>
-                <w:b w:val="false"/>
-                <w:bCs w:val="false"/>
-                <w:sz w:val="21"/>
-                <w:szCs w:val="21"/>
-              </w:rPr>
-              <w:t xml:space="preserve">1.5-2x normal spend</w:t>
-            </w:r>
-          </w:p>
-        </w:tc>
-        <w:tc>
-          <w:tcPr>
-            <w:tcW w:type="dxa" w:w="2800"/>
-            <w:tcMar>
-              <w:top w:type="dxa" w:w="60"/>
-              <w:left w:type="dxa" w:w="90"/>
-              <w:bottom w:type="dxa" w:w="60"/>
-              <w:right w:type="dxa" w:w="90"/>
-            </w:tcMar>
-          </w:tcPr>
-          <w:p>
-            <w:r>
-              <w:rPr>
-                <w:rFonts w:ascii="Times New Roman" w:cs="Times New Roman" w:eastAsia="Times New Roman" w:hAnsi="Times New Roman"/>
-                <w:b w:val="false"/>
-                <w:bCs w:val="false"/>
-                <w:sz w:val="21"/>
-                <w:szCs w:val="21"/>
-              </w:rPr>
-              <w:t xml:space="preserve">890</w:t>
-            </w:r>
-          </w:p>
-        </w:tc>
-        <w:tc>
-          <w:tcPr>
-            <w:tcW w:type="dxa" w:w="3160"/>
-            <w:tcMar>
-              <w:top w:type="dxa" w:w="60"/>
-              <w:left w:type="dxa" w:w="90"/>
-              <w:bottom w:type="dxa" w:w="60"/>
-              <w:right w:type="dxa" w:w="90"/>
-            </w:tcMar>
-          </w:tcPr>
-          <w:p>
-            <w:r>
-              <w:rPr>
-                <w:rFonts w:ascii="Times New Roman" w:cs="Times New Roman" w:eastAsia="Times New Roman" w:hAnsi="Times New Roman"/>
-                <w:b w:val="false"/>
-                <w:bCs w:val="false"/>
-                <w:sz w:val="21"/>
-                <w:szCs w:val="21"/>
-              </w:rPr>
-              <w:t xml:space="preserve">6.7%</w:t>
-            </w:r>
-          </w:p>
-        </w:tc>
-      </w:tr>
-      <w:tr>
-        <w:trPr>
-          <w:cantSplit/>
-        </w:trPr>
-        <w:tc>
-          <w:tcPr>
-            <w:tcW w:type="dxa" w:w="3400"/>
-            <w:shd w:fill="F3F4F6" w:val="clear"/>
-            <w:tcMar>
-              <w:top w:type="dxa" w:w="60"/>
-              <w:left w:type="dxa" w:w="90"/>
-              <w:bottom w:type="dxa" w:w="60"/>
-              <w:right w:type="dxa" w:w="90"/>
-            </w:tcMar>
-          </w:tcPr>
-          <w:p>
-            <w:r>
-              <w:rPr>
-                <w:rFonts w:ascii="Times New Roman" w:cs="Times New Roman" w:eastAsia="Times New Roman" w:hAnsi="Times New Roman"/>
-                <w:b w:val="false"/>
-                <w:bCs w:val="false"/>
-                <w:sz w:val="21"/>
-                <w:szCs w:val="21"/>
-              </w:rPr>
-              <w:t xml:space="preserve">2-3x normal spend</w:t>
-            </w:r>
-          </w:p>
-        </w:tc>
-        <w:tc>
-          <w:tcPr>
-            <w:tcW w:type="dxa" w:w="2800"/>
-            <w:shd w:fill="F3F4F6" w:val="clear"/>
-            <w:tcMar>
-              <w:top w:type="dxa" w:w="60"/>
-              <w:left w:type="dxa" w:w="90"/>
-              <w:bottom w:type="dxa" w:w="60"/>
-              <w:right w:type="dxa" w:w="90"/>
-            </w:tcMar>
-          </w:tcPr>
-          <w:p>
-            <w:r>
-              <w:rPr>
-                <w:rFonts w:ascii="Times New Roman" w:cs="Times New Roman" w:eastAsia="Times New Roman" w:hAnsi="Times New Roman"/>
-                <w:b w:val="false"/>
-                <w:bCs w:val="false"/>
-                <w:sz w:val="21"/>
-                <w:szCs w:val="21"/>
-              </w:rPr>
-              <w:t xml:space="preserve">1735</w:t>
-            </w:r>
-          </w:p>
-        </w:tc>
-        <w:tc>
-          <w:tcPr>
-            <w:tcW w:type="dxa" w:w="3160"/>
-            <w:shd w:fill="F3F4F6" w:val="clear"/>
-            <w:tcMar>
-              <w:top w:type="dxa" w:w="60"/>
-              <w:left w:type="dxa" w:w="90"/>
-              <w:bottom w:type="dxa" w:w="60"/>
-              <w:right w:type="dxa" w:w="90"/>
-            </w:tcMar>
-          </w:tcPr>
-          <w:p>
-            <w:r>
-              <w:rPr>
-                <w:rFonts w:ascii="Times New Roman" w:cs="Times New Roman" w:eastAsia="Times New Roman" w:hAnsi="Times New Roman"/>
-                <w:b w:val="false"/>
-                <w:bCs w:val="false"/>
-                <w:sz w:val="21"/>
-                <w:szCs w:val="21"/>
-              </w:rPr>
-              <w:t xml:space="preserve">28.1%</w:t>
-            </w:r>
-          </w:p>
-        </w:tc>
-      </w:tr>
-      <w:tr>
-        <w:trPr>
-          <w:cantSplit/>
-        </w:trPr>
-        <w:tc>
-          <w:tcPr>
-            <w:tcW w:type="dxa" w:w="3400"/>
-            <w:tcMar>
-              <w:top w:type="dxa" w:w="60"/>
-              <w:left w:type="dxa" w:w="90"/>
-              <w:bottom w:type="dxa" w:w="60"/>
-              <w:right w:type="dxa" w:w="90"/>
-            </w:tcMar>
-          </w:tcPr>
-          <w:p>
-            <w:r>
-              <w:rPr>
-                <w:rFonts w:ascii="Times New Roman" w:cs="Times New Roman" w:eastAsia="Times New Roman" w:hAnsi="Times New Roman"/>
-                <w:b w:val="false"/>
-                <w:bCs w:val="false"/>
-                <w:sz w:val="21"/>
-                <w:szCs w:val="21"/>
-              </w:rPr>
-              <w:t xml:space="preserve">3-5x normal spend</w:t>
-            </w:r>
-          </w:p>
-        </w:tc>
-        <w:tc>
-          <w:tcPr>
-            <w:tcW w:type="dxa" w:w="2800"/>
-            <w:tcMar>
-              <w:top w:type="dxa" w:w="60"/>
-              <w:left w:type="dxa" w:w="90"/>
-              <w:bottom w:type="dxa" w:w="60"/>
-              <w:right w:type="dxa" w:w="90"/>
-            </w:tcMar>
-          </w:tcPr>
-          <w:p>
-            <w:r>
-              <w:rPr>
-                <w:rFonts w:ascii="Times New Roman" w:cs="Times New Roman" w:eastAsia="Times New Roman" w:hAnsi="Times New Roman"/>
-                <w:b w:val="false"/>
-                <w:bCs w:val="false"/>
-                <w:sz w:val="21"/>
-                <w:szCs w:val="21"/>
-              </w:rPr>
-              <w:t xml:space="preserve">3490</w:t>
-            </w:r>
-          </w:p>
-        </w:tc>
-        <w:tc>
-          <w:tcPr>
-            <w:tcW w:type="dxa" w:w="3160"/>
-            <w:tcMar>
-              <w:top w:type="dxa" w:w="60"/>
-              <w:left w:type="dxa" w:w="90"/>
-              <w:bottom w:type="dxa" w:w="60"/>
-              <w:right w:type="dxa" w:w="90"/>
-            </w:tcMar>
-          </w:tcPr>
-          <w:p>
-            <w:r>
-              <w:rPr>
-                <w:rFonts w:ascii="Times New Roman" w:cs="Times New Roman" w:eastAsia="Times New Roman" w:hAnsi="Times New Roman"/>
-                <w:b w:val="false"/>
-                <w:bCs w:val="false"/>
-                <w:sz w:val="21"/>
-                <w:szCs w:val="21"/>
-              </w:rPr>
-              <w:t xml:space="preserve">94.9%</w:t>
-            </w:r>
-          </w:p>
-        </w:tc>
-      </w:tr>
-    </w:tbl>
-    <w:p>
-      <w:pPr>
-        <w:spacing w:after="160"/>
-      </w:pPr>
-    </w:p>
-    <w:p>
-      <w:pPr>
-        <w:spacing w:after="140" w:line="300"/>
-        <w:jc w:val="both"/>
-      </w:pPr>
-      <w:r>
-        <w:rPr>
-          <w:rFonts w:ascii="Times New Roman" w:cs="Times New Roman" w:eastAsia="Times New Roman" w:hAnsi="Times New Roman"/>
-          <w:sz w:val="24"/>
-          <w:szCs w:val="24"/>
-        </w:rPr>
-        <w:t xml:space="preserve">At the chosen threshold almost every alert is real (precision 98%), but only 63% of injected anomalies are found. The detector is excellent at large spikes (95% of 3–5× expenses) and poor at mild ones (7% of 1.5–2× expenses). That is acceptable for a notification feature where false alarms annoy users, but it should be described as a “large unusual expense” detector, not a general fraud detector.</w:t>
-      </w:r>
-    </w:p>
-    <w:p>
-      <w:pPr>
-        <w:keepNext/>
-        <w:spacing w:after="100" w:before="200"/>
-      </w:pPr>
-      <w:r>
-        <w:rPr>
-          <w:rFonts w:ascii="Times New Roman" w:cs="Times New Roman" w:eastAsia="Times New Roman" w:hAnsi="Times New Roman"/>
-          <w:b/>
-          <w:bCs/>
-          <w:sz w:val="28"/>
-          <w:szCs w:val="28"/>
-        </w:rPr>
-        <w:t xml:space="preserve">9.3 Spending forecaster</w:t>
-      </w:r>
-    </w:p>
-    <w:tbl>
-      <w:tblPr>
-        <w:tblW w:type="dxa" w:w="9360"/>
-        <w:tblBorders>
-          <w:top w:val="single" w:color="auto" w:sz="4"/>
-          <w:left w:val="single" w:color="auto" w:sz="4"/>
-          <w:bottom w:val="single" w:color="auto" w:sz="4"/>
-          <w:right w:val="single" w:color="auto" w:sz="4"/>
-          <w:insideH w:val="single" w:color="auto" w:sz="4"/>
-          <w:insideV w:val="single" w:color="auto" w:sz="4"/>
-        </w:tblBorders>
-      </w:tblPr>
-      <w:tblGrid>
-        <w:gridCol w:w="4600"/>
-        <w:gridCol w:w="2600"/>
-        <w:gridCol w:w="2160"/>
-      </w:tblGrid>
-      <w:tr>
-        <w:trPr>
-          <w:tblHeader/>
-        </w:trPr>
-        <w:tc>
-          <w:tcPr>
-            <w:tcW w:type="dxa" w:w="4600"/>
-            <w:shd w:fill="1F2937" w:val="clear"/>
-            <w:tcMar>
-              <w:top w:type="dxa" w:w="60"/>
-              <w:left w:type="dxa" w:w="90"/>
-              <w:bottom w:type="dxa" w:w="60"/>
-              <w:right w:type="dxa" w:w="90"/>
-            </w:tcMar>
-          </w:tcPr>
-          <w:p>
-            <w:r>
-              <w:rPr>
-                <w:rFonts w:ascii="Times New Roman" w:cs="Times New Roman" w:eastAsia="Times New Roman" w:hAnsi="Times New Roman"/>
-                <w:b/>
-                <w:bCs/>
-                <w:color w:val="FFFFFF"/>
-                <w:sz w:val="21"/>
-                <w:szCs w:val="21"/>
-              </w:rPr>
-              <w:t xml:space="preserve">Method</w:t>
-            </w:r>
-          </w:p>
-        </w:tc>
-        <w:tc>
-          <w:tcPr>
-            <w:tcW w:type="dxa" w:w="2600"/>
-            <w:shd w:fill="1F2937" w:val="clear"/>
-            <w:tcMar>
-              <w:top w:type="dxa" w:w="60"/>
-              <w:left w:type="dxa" w:w="90"/>
-              <w:bottom w:type="dxa" w:w="60"/>
-              <w:right w:type="dxa" w:w="90"/>
-            </w:tcMar>
-          </w:tcPr>
-          <w:p>
-            <w:r>
-              <w:rPr>
-                <w:rFonts w:ascii="Times New Roman" w:cs="Times New Roman" w:eastAsia="Times New Roman" w:hAnsi="Times New Roman"/>
-                <w:b/>
-                <w:bCs/>
-                <w:color w:val="FFFFFF"/>
-                <w:sz w:val="21"/>
-                <w:szCs w:val="21"/>
-              </w:rPr>
-              <w:t xml:space="preserve">MAPE (lower is better)</w:t>
-            </w:r>
-          </w:p>
-        </w:tc>
-        <w:tc>
-          <w:tcPr>
-            <w:tcW w:type="dxa" w:w="2160"/>
-            <w:shd w:fill="1F2937" w:val="clear"/>
-            <w:tcMar>
-              <w:top w:type="dxa" w:w="60"/>
-              <w:left w:type="dxa" w:w="90"/>
-              <w:bottom w:type="dxa" w:w="60"/>
-              <w:right w:type="dxa" w:w="90"/>
-            </w:tcMar>
-          </w:tcPr>
-          <w:p>
-            <w:r>
-              <w:rPr>
-                <w:rFonts w:ascii="Times New Roman" w:cs="Times New Roman" w:eastAsia="Times New Roman" w:hAnsi="Times New Roman"/>
-                <w:b/>
-                <w:bCs/>
-                <w:color w:val="FFFFFF"/>
-                <w:sz w:val="21"/>
-                <w:szCs w:val="21"/>
-              </w:rPr>
-              <w:t xml:space="preserve">Std. deviation</w:t>
-            </w:r>
-          </w:p>
-        </w:tc>
-      </w:tr>
-      <w:tr>
-        <w:trPr>
-          <w:cantSplit/>
-        </w:trPr>
-        <w:tc>
-          <w:tcPr>
-            <w:tcW w:type="dxa" w:w="4600"/>
-            <w:tcMar>
-              <w:top w:type="dxa" w:w="60"/>
-              <w:left w:type="dxa" w:w="90"/>
-              <w:bottom w:type="dxa" w:w="60"/>
-              <w:right w:type="dxa" w:w="90"/>
-            </w:tcMar>
-          </w:tcPr>
-          <w:p>
-            <w:r>
-              <w:rPr>
-                <w:rFonts w:ascii="Times New Roman" w:cs="Times New Roman" w:eastAsia="Times New Roman" w:hAnsi="Times New Roman"/>
-                <w:b w:val="false"/>
-                <w:bCs w:val="false"/>
-                <w:sz w:val="21"/>
-                <w:szCs w:val="21"/>
-              </w:rPr>
-              <w:t xml:space="preserve">Exponential smoothing, α = 0.4 (used)</w:t>
-            </w:r>
-          </w:p>
-        </w:tc>
-        <w:tc>
-          <w:tcPr>
-            <w:tcW w:type="dxa" w:w="2600"/>
-            <w:tcMar>
-              <w:top w:type="dxa" w:w="60"/>
-              <w:left w:type="dxa" w:w="90"/>
-              <w:bottom w:type="dxa" w:w="60"/>
-              <w:right w:type="dxa" w:w="90"/>
-            </w:tcMar>
-          </w:tcPr>
-          <w:p>
-            <w:r>
-              <w:rPr>
-                <w:rFonts w:ascii="Times New Roman" w:cs="Times New Roman" w:eastAsia="Times New Roman" w:hAnsi="Times New Roman"/>
-                <w:b w:val="false"/>
-                <w:bCs w:val="false"/>
-                <w:sz w:val="21"/>
-                <w:szCs w:val="21"/>
-              </w:rPr>
-              <w:t xml:space="preserve">13.76%</w:t>
-            </w:r>
-          </w:p>
-        </w:tc>
-        <w:tc>
-          <w:tcPr>
-            <w:tcW w:type="dxa" w:w="2160"/>
-            <w:tcMar>
-              <w:top w:type="dxa" w:w="60"/>
-              <w:left w:type="dxa" w:w="90"/>
-              <w:bottom w:type="dxa" w:w="60"/>
-              <w:right w:type="dxa" w:w="90"/>
-            </w:tcMar>
-          </w:tcPr>
-          <w:p>
-            <w:r>
-              <w:rPr>
-                <w:rFonts w:ascii="Times New Roman" w:cs="Times New Roman" w:eastAsia="Times New Roman" w:hAnsi="Times New Roman"/>
-                <w:b w:val="false"/>
-                <w:bCs w:val="false"/>
-                <w:sz w:val="21"/>
-                <w:szCs w:val="21"/>
-              </w:rPr>
-              <w:t xml:space="preserve">13.28</w:t>
-            </w:r>
-          </w:p>
-        </w:tc>
-      </w:tr>
-      <w:tr>
-        <w:trPr>
-          <w:cantSplit/>
-        </w:trPr>
-        <w:tc>
-          <w:tcPr>
-            <w:tcW w:type="dxa" w:w="4600"/>
-            <w:shd w:fill="F3F4F6" w:val="clear"/>
-            <w:tcMar>
-              <w:top w:type="dxa" w:w="60"/>
-              <w:left w:type="dxa" w:w="90"/>
-              <w:bottom w:type="dxa" w:w="60"/>
-              <w:right w:type="dxa" w:w="90"/>
-            </w:tcMar>
-          </w:tcPr>
-          <w:p>
-            <w:r>
-              <w:rPr>
-                <w:rFonts w:ascii="Times New Roman" w:cs="Times New Roman" w:eastAsia="Times New Roman" w:hAnsi="Times New Roman"/>
-                <w:b w:val="false"/>
-                <w:bCs w:val="false"/>
-                <w:sz w:val="21"/>
-                <w:szCs w:val="21"/>
-              </w:rPr>
-              <w:t xml:space="preserve">3-month moving average</w:t>
-            </w:r>
-          </w:p>
-        </w:tc>
-        <w:tc>
-          <w:tcPr>
-            <w:tcW w:type="dxa" w:w="2600"/>
-            <w:shd w:fill="F3F4F6" w:val="clear"/>
-            <w:tcMar>
-              <w:top w:type="dxa" w:w="60"/>
-              <w:left w:type="dxa" w:w="90"/>
-              <w:bottom w:type="dxa" w:w="60"/>
-              <w:right w:type="dxa" w:w="90"/>
-            </w:tcMar>
-          </w:tcPr>
-          <w:p>
-            <w:r>
-              <w:rPr>
-                <w:rFonts w:ascii="Times New Roman" w:cs="Times New Roman" w:eastAsia="Times New Roman" w:hAnsi="Times New Roman"/>
-                <w:b w:val="false"/>
-                <w:bCs w:val="false"/>
-                <w:sz w:val="21"/>
-                <w:szCs w:val="21"/>
-              </w:rPr>
-              <w:t xml:space="preserve">14.05%</w:t>
-            </w:r>
-          </w:p>
-        </w:tc>
-        <w:tc>
-          <w:tcPr>
-            <w:tcW w:type="dxa" w:w="2160"/>
-            <w:shd w:fill="F3F4F6" w:val="clear"/>
-            <w:tcMar>
-              <w:top w:type="dxa" w:w="60"/>
-              <w:left w:type="dxa" w:w="90"/>
-              <w:bottom w:type="dxa" w:w="60"/>
-              <w:right w:type="dxa" w:w="90"/>
-            </w:tcMar>
-          </w:tcPr>
-          <w:p>
-            <w:r>
-              <w:rPr>
-                <w:rFonts w:ascii="Times New Roman" w:cs="Times New Roman" w:eastAsia="Times New Roman" w:hAnsi="Times New Roman"/>
-                <w:b w:val="false"/>
-                <w:bCs w:val="false"/>
-                <w:sz w:val="21"/>
-                <w:szCs w:val="21"/>
-              </w:rPr>
-              <w:t xml:space="preserve">13.61</w:t>
-            </w:r>
-          </w:p>
-        </w:tc>
-      </w:tr>
-      <w:tr>
-        <w:trPr>
-          <w:cantSplit/>
-        </w:trPr>
-        <w:tc>
-          <w:tcPr>
-            <w:tcW w:type="dxa" w:w="4600"/>
-            <w:tcMar>
-              <w:top w:type="dxa" w:w="60"/>
-              <w:left w:type="dxa" w:w="90"/>
-              <w:bottom w:type="dxa" w:w="60"/>
-              <w:right w:type="dxa" w:w="90"/>
-            </w:tcMar>
-          </w:tcPr>
-          <w:p>
-            <w:r>
-              <w:rPr>
-                <w:rFonts w:ascii="Times New Roman" w:cs="Times New Roman" w:eastAsia="Times New Roman" w:hAnsi="Times New Roman"/>
-                <w:b w:val="false"/>
-                <w:bCs w:val="false"/>
-                <w:sz w:val="21"/>
-                <w:szCs w:val="21"/>
-              </w:rPr>
-              <w:t xml:space="preserve">Linear regression (previous method)</w:t>
-            </w:r>
-          </w:p>
-        </w:tc>
-        <w:tc>
-          <w:tcPr>
-            <w:tcW w:type="dxa" w:w="2600"/>
-            <w:tcMar>
-              <w:top w:type="dxa" w:w="60"/>
-              <w:left w:type="dxa" w:w="90"/>
-              <w:bottom w:type="dxa" w:w="60"/>
-              <w:right w:type="dxa" w:w="90"/>
-            </w:tcMar>
-          </w:tcPr>
-          <w:p>
-            <w:r>
-              <w:rPr>
-                <w:rFonts w:ascii="Times New Roman" w:cs="Times New Roman" w:eastAsia="Times New Roman" w:hAnsi="Times New Roman"/>
-                <w:b w:val="false"/>
-                <w:bCs w:val="false"/>
-                <w:sz w:val="21"/>
-                <w:szCs w:val="21"/>
-              </w:rPr>
-              <w:t xml:space="preserve">15.95%</w:t>
-            </w:r>
-          </w:p>
-        </w:tc>
-        <w:tc>
-          <w:tcPr>
-            <w:tcW w:type="dxa" w:w="2160"/>
-            <w:tcMar>
-              <w:top w:type="dxa" w:w="60"/>
-              <w:left w:type="dxa" w:w="90"/>
-              <w:bottom w:type="dxa" w:w="60"/>
-              <w:right w:type="dxa" w:w="90"/>
-            </w:tcMar>
-          </w:tcPr>
-          <w:p>
-            <w:r>
-              <w:rPr>
-                <w:rFonts w:ascii="Times New Roman" w:cs="Times New Roman" w:eastAsia="Times New Roman" w:hAnsi="Times New Roman"/>
-                <w:b w:val="false"/>
-                <w:bCs w:val="false"/>
-                <w:sz w:val="21"/>
-                <w:szCs w:val="21"/>
-              </w:rPr>
-              <w:t xml:space="preserve">15.36</w:t>
-            </w:r>
-          </w:p>
-        </w:tc>
-      </w:tr>
-      <w:tr>
-        <w:trPr>
-          <w:cantSplit/>
-        </w:trPr>
-        <w:tc>
-          <w:tcPr>
-            <w:tcW w:type="dxa" w:w="4600"/>
-            <w:shd w:fill="F3F4F6" w:val="clear"/>
-            <w:tcMar>
-              <w:top w:type="dxa" w:w="60"/>
-              <w:left w:type="dxa" w:w="90"/>
-              <w:bottom w:type="dxa" w:w="60"/>
-              <w:right w:type="dxa" w:w="90"/>
-            </w:tcMar>
-          </w:tcPr>
-          <w:p>
-            <w:r>
-              <w:rPr>
-                <w:rFonts w:ascii="Times New Roman" w:cs="Times New Roman" w:eastAsia="Times New Roman" w:hAnsi="Times New Roman"/>
-                <w:b w:val="false"/>
-                <w:bCs w:val="false"/>
-                <w:sz w:val="21"/>
-                <w:szCs w:val="21"/>
-              </w:rPr>
-              <w:t xml:space="preserve">Naive (last month repeated)</w:t>
-            </w:r>
-          </w:p>
-        </w:tc>
-        <w:tc>
-          <w:tcPr>
-            <w:tcW w:type="dxa" w:w="2600"/>
-            <w:shd w:fill="F3F4F6" w:val="clear"/>
-            <w:tcMar>
-              <w:top w:type="dxa" w:w="60"/>
-              <w:left w:type="dxa" w:w="90"/>
-              <w:bottom w:type="dxa" w:w="60"/>
-              <w:right w:type="dxa" w:w="90"/>
-            </w:tcMar>
-          </w:tcPr>
-          <w:p>
-            <w:r>
-              <w:rPr>
-                <w:rFonts w:ascii="Times New Roman" w:cs="Times New Roman" w:eastAsia="Times New Roman" w:hAnsi="Times New Roman"/>
-                <w:b w:val="false"/>
-                <w:bCs w:val="false"/>
-                <w:sz w:val="21"/>
-                <w:szCs w:val="21"/>
-              </w:rPr>
-              <w:t xml:space="preserve">17.04%</w:t>
-            </w:r>
-          </w:p>
-        </w:tc>
-        <w:tc>
-          <w:tcPr>
-            <w:tcW w:type="dxa" w:w="2160"/>
-            <w:shd w:fill="F3F4F6" w:val="clear"/>
-            <w:tcMar>
-              <w:top w:type="dxa" w:w="60"/>
-              <w:left w:type="dxa" w:w="90"/>
-              <w:bottom w:type="dxa" w:w="60"/>
-              <w:right w:type="dxa" w:w="90"/>
-            </w:tcMar>
-          </w:tcPr>
-          <w:p>
-            <w:r>
-              <w:rPr>
-                <w:rFonts w:ascii="Times New Roman" w:cs="Times New Roman" w:eastAsia="Times New Roman" w:hAnsi="Times New Roman"/>
-                <w:b w:val="false"/>
-                <w:bCs w:val="false"/>
-                <w:sz w:val="21"/>
-                <w:szCs w:val="21"/>
-              </w:rPr>
-              <w:t xml:space="preserve">15.55</w:t>
-            </w:r>
-          </w:p>
-        </w:tc>
-      </w:tr>
-    </w:tbl>
-    <w:p>
-      <w:pPr>
-        <w:spacing w:after="160"/>
-      </w:pPr>
-    </w:p>
-    <w:p>
-      <w:pPr>
-        <w:spacing w:after="140" w:line="300"/>
-        <w:jc w:val="both"/>
-      </w:pPr>
-      <w:r>
-        <w:rPr>
-          <w:rFonts w:ascii="Times New Roman" w:cs="Times New Roman" w:eastAsia="Times New Roman" w:hAnsi="Times New Roman"/>
-          <w:sz w:val="24"/>
-          <w:szCs w:val="24"/>
-        </w:rPr>
-        <w:t xml:space="preserve">Over 2400 forecasts exponential smoothing beat linear regression on 60.0% of cases and the naive baseline on 63.4%. The advantage over the 3-month moving average is small (52.1% win rate), so the honest conclusion is that smoothing and moving averages are about equally good and both are better than regression on short noisy history. These series are simulated; real accuracy must be checked on real user data.</w:t>
-      </w:r>
-    </w:p>
-    <w:p>
-      <w:pPr>
-        <w:keepNext/>
-        <w:spacing w:after="100" w:before="200"/>
-      </w:pPr>
-      <w:r>
-        <w:rPr>
-          <w:rFonts w:ascii="Times New Roman" w:cs="Times New Roman" w:eastAsia="Times New Roman" w:hAnsi="Times New Roman"/>
-          <w:b/>
-          <w:bCs/>
-          <w:sz w:val="28"/>
-          <w:szCs w:val="28"/>
-        </w:rPr>
-        <w:t xml:space="preserve">9.4 Module 3 — metrics analysis results</w:t>
-      </w:r>
-    </w:p>
-    <w:p>
-      <w:pPr>
-        <w:spacing w:after="140" w:line="300"/>
-        <w:jc w:val="both"/>
-      </w:pPr>
-      <w:r>
-        <w:rPr>
-          <w:rFonts w:ascii="Times New Roman" w:cs="Times New Roman" w:eastAsia="Times New Roman" w:hAnsi="Times New Roman"/>
-          <w:sz w:val="24"/>
-          <w:szCs w:val="24"/>
-        </w:rPr>
-        <w:t xml:space="preserve">Decision tree. The tree classifies modules as High or Low defect risk. It reaches 91.7% accuracy on the data it was trained on, but leave-one-out cross-validation gives only 58.3% against a 50.0% majority-class baseline (n = 12). Lack of cohesion carries 91.8% of the importance and coupling 8.2%. With only 12 modules the tree is an explanatory picture, not a dependable predictor.</w:t>
+        <w:t xml:space="preserve">Figure 17. Account settings: profile, password, theme, data export, clear data, delete account</w:t>
       </w:r>
     </w:p>
     <w:p>
@@ -8097,7 +5193,7 @@
       <w:r>
         <w:drawing>
           <wp:inline distT="0" distB="0" distL="0" distR="0">
-            <wp:extent cx="5334000" cy="2876550"/>
+            <wp:extent cx="5334000" cy="3000375"/>
             <wp:effectExtent t="0" r="0" b="0" l="0"/>
             <wp:docPr id="18" name=""/>
             <wp:cNvGraphicFramePr>
@@ -8122,7 +5218,7 @@
                   <pic:spPr bwMode="auto">
                     <a:xfrm>
                       <a:off x="0" y="0"/>
-                      <a:ext cx="5334000" cy="2876550"/>
+                      <a:ext cx="5334000" cy="3000375"/>
                     </a:xfrm>
                     <a:prstGeom prst="rect">
                       <a:avLst/>
@@ -8148,21 +5244,7 @@
           <w:sz w:val="22"/>
           <w:szCs w:val="22"/>
         </w:rPr>
-        <w:t xml:space="preserve">Figure 18. Decision tree for defect-proneness</w:t>
-      </w:r>
-    </w:p>
-    <w:p>
-      <w:pPr>
-        <w:spacing w:after="140" w:line="300"/>
-        <w:jc w:val="both"/>
-      </w:pPr>
-      <w:r>
-        <w:rPr>
-          <w:rFonts w:ascii="Times New Roman" w:cs="Times New Roman" w:eastAsia="Times New Roman" w:hAnsi="Times New Roman"/>
-          <w:sz w:val="24"/>
-          <w:szCs w:val="24"/>
-        </w:rPr>
-        <w:t xml:space="preserve">Box plot and control chart. The box plot summarises the spread of each metric across modules, and the individuals–moving-range chart over the sprint series flags week 12 as outside the control limits, i.e. special-cause variation to investigate rather than normal noise.</w:t>
+        <w:t xml:space="preserve">Figure 18. Collapsible sidebar (icon rail) — the page content moves with it and is never covered</w:t>
       </w:r>
     </w:p>
     <w:p>
@@ -8174,7 +5256,7 @@
       <w:r>
         <w:drawing>
           <wp:inline distT="0" distB="0" distL="0" distR="0">
-            <wp:extent cx="4953000" cy="2247900"/>
+            <wp:extent cx="5334000" cy="3000375"/>
             <wp:effectExtent t="0" r="0" b="0" l="0"/>
             <wp:docPr id="19" name=""/>
             <wp:cNvGraphicFramePr>
@@ -8199,7 +5281,7 @@
                   <pic:spPr bwMode="auto">
                     <a:xfrm>
                       <a:off x="0" y="0"/>
-                      <a:ext cx="4953000" cy="2247900"/>
+                      <a:ext cx="5334000" cy="3000375"/>
                     </a:xfrm>
                     <a:prstGeom prst="rect">
                       <a:avLst/>
@@ -8225,7 +5307,7 @@
           <w:sz w:val="22"/>
           <w:szCs w:val="22"/>
         </w:rPr>
-        <w:t xml:space="preserve">Figure 19. Box plot of module metrics</w:t>
+        <w:t xml:space="preserve">Figure 19. Dark theme</w:t>
       </w:r>
     </w:p>
     <w:p>
@@ -8237,7 +5319,7 @@
       <w:r>
         <w:drawing>
           <wp:inline distT="0" distB="0" distL="0" distR="0">
-            <wp:extent cx="4953000" cy="3152775"/>
+            <wp:extent cx="1905000" cy="4124325"/>
             <wp:effectExtent t="0" r="0" b="0" l="0"/>
             <wp:docPr id="20" name=""/>
             <wp:cNvGraphicFramePr>
@@ -8262,7 +5344,7 @@
                   <pic:spPr bwMode="auto">
                     <a:xfrm>
                       <a:off x="0" y="0"/>
-                      <a:ext cx="4953000" cy="3152775"/>
+                      <a:ext cx="1905000" cy="4124325"/>
                     </a:xfrm>
                     <a:prstGeom prst="rect">
                       <a:avLst/>
@@ -8288,12 +5370,33 @@
           <w:sz w:val="22"/>
           <w:szCs w:val="22"/>
         </w:rPr>
-        <w:t xml:space="preserve">Figure 20. I-MR control chart</w:t>
-      </w:r>
-    </w:p>
-    <w:p>
-      <w:pPr>
-        <w:spacing w:after="140" w:line="300"/>
+        <w:t xml:space="preserve">Figure 20. Mobile layout</w:t>
+      </w:r>
+    </w:p>
+    <w:p>
+      <w:pPr>
+        <w:keepNext/>
+        <w:spacing w:after="100" w:before="200"/>
+      </w:pPr>
+      <w:r>
+        <w:rPr>
+          <w:rFonts w:ascii="Times New Roman" w:cs="Times New Roman" w:eastAsia="Times New Roman" w:hAnsi="Times New Roman"/>
+          <w:b/>
+          <w:bCs/>
+          <w:sz w:val="28"/>
+          <w:szCs w:val="28"/>
+        </w:rPr>
+        <w:t xml:space="preserve">7.3 Security and privacy</w:t>
+      </w:r>
+    </w:p>
+    <w:p>
+      <w:pPr>
+        <w:pStyle w:val="ListParagraph"/>
+        <w:numPr>
+          <w:ilvl w:val="0"/>
+          <w:numId w:val="2"/>
+        </w:numPr>
+        <w:spacing w:after="70"/>
         <w:jc w:val="both"/>
       </w:pPr>
       <w:r>
@@ -8302,7 +5405,96 @@
           <w:sz w:val="24"/>
           <w:szCs w:val="24"/>
         </w:rPr>
-        <w:t xml:space="preserve">Correlation. The same three pairs were tested with all three coefficients.</w:t>
+        <w:t xml:space="preserve">Passwords are hashed with bcrypt; sessions use signed JWTs; every route except sign-in and sign-up checks the token and filters data by user.</w:t>
+      </w:r>
+    </w:p>
+    <w:p>
+      <w:pPr>
+        <w:pStyle w:val="ListParagraph"/>
+        <w:numPr>
+          <w:ilvl w:val="0"/>
+          <w:numId w:val="2"/>
+        </w:numPr>
+        <w:spacing w:after="70"/>
+        <w:jc w:val="both"/>
+      </w:pPr>
+      <w:r>
+        <w:rPr>
+          <w:rFonts w:ascii="Times New Roman" w:cs="Times New Roman" w:eastAsia="Times New Roman" w:hAnsi="Times New Roman"/>
+          <w:sz w:val="24"/>
+          <w:szCs w:val="24"/>
+        </w:rPr>
+        <w:t xml:space="preserve">Bill images are processed in memory and are not stored. Only the extracted fields the user confirms are saved.</w:t>
+      </w:r>
+    </w:p>
+    <w:p>
+      <w:pPr>
+        <w:pStyle w:val="ListParagraph"/>
+        <w:numPr>
+          <w:ilvl w:val="0"/>
+          <w:numId w:val="2"/>
+        </w:numPr>
+        <w:spacing w:after="70"/>
+        <w:jc w:val="both"/>
+      </w:pPr>
+      <w:r>
+        <w:rPr>
+          <w:rFonts w:ascii="Times New Roman" w:cs="Times New Roman" w:eastAsia="Times New Roman" w:hAnsi="Times New Roman"/>
+          <w:sz w:val="24"/>
+          <w:szCs w:val="24"/>
+        </w:rPr>
+        <w:t xml:space="preserve">Ask AI sends a compact summary of the user's own data, never other users' data, and is instructed to answer only from that summary.</w:t>
+      </w:r>
+    </w:p>
+    <w:p>
+      <w:pPr>
+        <w:pStyle w:val="ListParagraph"/>
+        <w:numPr>
+          <w:ilvl w:val="0"/>
+          <w:numId w:val="2"/>
+        </w:numPr>
+        <w:spacing w:after="70"/>
+        <w:jc w:val="both"/>
+      </w:pPr>
+      <w:r>
+        <w:rPr>
+          <w:rFonts w:ascii="Times New Roman" w:cs="Times New Roman" w:eastAsia="Times New Roman" w:hAnsi="Times New Roman"/>
+          <w:sz w:val="24"/>
+          <w:szCs w:val="24"/>
+        </w:rPr>
+        <w:t xml:space="preserve">API keys and database credentials live in environment variables and are excluded from the repository.</w:t>
+      </w:r>
+    </w:p>
+    <w:p>
+      <w:pPr>
+        <w:keepNext/>
+        <w:spacing w:after="140" w:before="320"/>
+      </w:pPr>
+      <w:r>
+        <w:rPr>
+          <w:rFonts w:ascii="Times New Roman" w:cs="Times New Roman" w:eastAsia="Times New Roman" w:hAnsi="Times New Roman"/>
+          <w:b/>
+          <w:bCs/>
+          <w:sz w:val="28"/>
+          <w:szCs w:val="28"/>
+        </w:rPr>
+        <w:t xml:space="preserve">8. Dataset / Data / Database</w:t>
+      </w:r>
+    </w:p>
+    <w:p>
+      <w:pPr>
+        <w:keepNext/>
+        <w:spacing w:after="100" w:before="200"/>
+      </w:pPr>
+      <w:r>
+        <w:rPr>
+          <w:rFonts w:ascii="Times New Roman" w:cs="Times New Roman" w:eastAsia="Times New Roman" w:hAnsi="Times New Roman"/>
+          <w:b/>
+          <w:bCs/>
+          <w:sz w:val="28"/>
+          <w:szCs w:val="28"/>
+        </w:rPr>
+        <w:t xml:space="preserve">8.1 Application database (MongoDB Atlas, database “wealthline”)</w:t>
       </w:r>
     </w:p>
     <w:tbl>
@@ -8318,9 +5510,1614 @@
         </w:tblBorders>
       </w:tblPr>
       <w:tblGrid>
-        <w:gridCol w:w="3300"/>
-        <w:gridCol w:w="2000"/>
-        <w:gridCol w:w="2000"/>
+        <w:gridCol w:w="2300"/>
+        <w:gridCol w:w="3900"/>
+        <w:gridCol w:w="3160"/>
+      </w:tblGrid>
+      <w:tr>
+        <w:trPr>
+          <w:tblHeader/>
+        </w:trPr>
+        <w:tc>
+          <w:tcPr>
+            <w:tcW w:type="dxa" w:w="2300"/>
+            <w:shd w:fill="1F2937" w:val="clear"/>
+            <w:tcMar>
+              <w:top w:type="dxa" w:w="60"/>
+              <w:left w:type="dxa" w:w="90"/>
+              <w:bottom w:type="dxa" w:w="60"/>
+              <w:right w:type="dxa" w:w="90"/>
+            </w:tcMar>
+          </w:tcPr>
+          <w:p>
+            <w:r>
+              <w:rPr>
+                <w:rFonts w:ascii="Times New Roman" w:cs="Times New Roman" w:eastAsia="Times New Roman" w:hAnsi="Times New Roman"/>
+                <w:b/>
+                <w:bCs/>
+                <w:color w:val="FFFFFF"/>
+                <w:sz w:val="21"/>
+                <w:szCs w:val="21"/>
+              </w:rPr>
+              <w:t xml:space="preserve">Collection</w:t>
+            </w:r>
+          </w:p>
+        </w:tc>
+        <w:tc>
+          <w:tcPr>
+            <w:tcW w:type="dxa" w:w="3900"/>
+            <w:shd w:fill="1F2937" w:val="clear"/>
+            <w:tcMar>
+              <w:top w:type="dxa" w:w="60"/>
+              <w:left w:type="dxa" w:w="90"/>
+              <w:bottom w:type="dxa" w:w="60"/>
+              <w:right w:type="dxa" w:w="90"/>
+            </w:tcMar>
+          </w:tcPr>
+          <w:p>
+            <w:r>
+              <w:rPr>
+                <w:rFonts w:ascii="Times New Roman" w:cs="Times New Roman" w:eastAsia="Times New Roman" w:hAnsi="Times New Roman"/>
+                <w:b/>
+                <w:bCs/>
+                <w:color w:val="FFFFFF"/>
+                <w:sz w:val="21"/>
+                <w:szCs w:val="21"/>
+              </w:rPr>
+              <w:t xml:space="preserve">Main fields</w:t>
+            </w:r>
+          </w:p>
+        </w:tc>
+        <w:tc>
+          <w:tcPr>
+            <w:tcW w:type="dxa" w:w="3160"/>
+            <w:shd w:fill="1F2937" w:val="clear"/>
+            <w:tcMar>
+              <w:top w:type="dxa" w:w="60"/>
+              <w:left w:type="dxa" w:w="90"/>
+              <w:bottom w:type="dxa" w:w="60"/>
+              <w:right w:type="dxa" w:w="90"/>
+            </w:tcMar>
+          </w:tcPr>
+          <w:p>
+            <w:r>
+              <w:rPr>
+                <w:rFonts w:ascii="Times New Roman" w:cs="Times New Roman" w:eastAsia="Times New Roman" w:hAnsi="Times New Roman"/>
+                <w:b/>
+                <w:bCs/>
+                <w:color w:val="FFFFFF"/>
+                <w:sz w:val="21"/>
+                <w:szCs w:val="21"/>
+              </w:rPr>
+              <w:t xml:space="preserve">Purpose</w:t>
+            </w:r>
+          </w:p>
+        </w:tc>
+      </w:tr>
+      <w:tr>
+        <w:trPr>
+          <w:cantSplit/>
+        </w:trPr>
+        <w:tc>
+          <w:tcPr>
+            <w:tcW w:type="dxa" w:w="2300"/>
+            <w:tcMar>
+              <w:top w:type="dxa" w:w="60"/>
+              <w:left w:type="dxa" w:w="90"/>
+              <w:bottom w:type="dxa" w:w="60"/>
+              <w:right w:type="dxa" w:w="90"/>
+            </w:tcMar>
+          </w:tcPr>
+          <w:p>
+            <w:r>
+              <w:rPr>
+                <w:rFonts w:ascii="Times New Roman" w:cs="Times New Roman" w:eastAsia="Times New Roman" w:hAnsi="Times New Roman"/>
+                <w:b w:val="false"/>
+                <w:bCs w:val="false"/>
+                <w:sz w:val="21"/>
+                <w:szCs w:val="21"/>
+              </w:rPr>
+              <w:t xml:space="preserve">users</w:t>
+            </w:r>
+          </w:p>
+        </w:tc>
+        <w:tc>
+          <w:tcPr>
+            <w:tcW w:type="dxa" w:w="3900"/>
+            <w:tcMar>
+              <w:top w:type="dxa" w:w="60"/>
+              <w:left w:type="dxa" w:w="90"/>
+              <w:bottom w:type="dxa" w:w="60"/>
+              <w:right w:type="dxa" w:w="90"/>
+            </w:tcMar>
+          </w:tcPr>
+          <w:p>
+            <w:r>
+              <w:rPr>
+                <w:rFonts w:ascii="Times New Roman" w:cs="Times New Roman" w:eastAsia="Times New Roman" w:hAnsi="Times New Roman"/>
+                <w:b w:val="false"/>
+                <w:bCs w:val="false"/>
+                <w:sz w:val="21"/>
+                <w:szCs w:val="21"/>
+              </w:rPr>
+              <w:t xml:space="preserve">id, name, email, passwordHash</w:t>
+            </w:r>
+          </w:p>
+        </w:tc>
+        <w:tc>
+          <w:tcPr>
+            <w:tcW w:type="dxa" w:w="3160"/>
+            <w:tcMar>
+              <w:top w:type="dxa" w:w="60"/>
+              <w:left w:type="dxa" w:w="90"/>
+              <w:bottom w:type="dxa" w:w="60"/>
+              <w:right w:type="dxa" w:w="90"/>
+            </w:tcMar>
+          </w:tcPr>
+          <w:p>
+            <w:r>
+              <w:rPr>
+                <w:rFonts w:ascii="Times New Roman" w:cs="Times New Roman" w:eastAsia="Times New Roman" w:hAnsi="Times New Roman"/>
+                <w:b w:val="false"/>
+                <w:bCs w:val="false"/>
+                <w:sz w:val="21"/>
+                <w:szCs w:val="21"/>
+              </w:rPr>
+              <w:t xml:space="preserve">Accounts and login</w:t>
+            </w:r>
+          </w:p>
+        </w:tc>
+      </w:tr>
+      <w:tr>
+        <w:trPr>
+          <w:cantSplit/>
+        </w:trPr>
+        <w:tc>
+          <w:tcPr>
+            <w:tcW w:type="dxa" w:w="2300"/>
+            <w:shd w:fill="F3F4F6" w:val="clear"/>
+            <w:tcMar>
+              <w:top w:type="dxa" w:w="60"/>
+              <w:left w:type="dxa" w:w="90"/>
+              <w:bottom w:type="dxa" w:w="60"/>
+              <w:right w:type="dxa" w:w="90"/>
+            </w:tcMar>
+          </w:tcPr>
+          <w:p>
+            <w:r>
+              <w:rPr>
+                <w:rFonts w:ascii="Times New Roman" w:cs="Times New Roman" w:eastAsia="Times New Roman" w:hAnsi="Times New Roman"/>
+                <w:b w:val="false"/>
+                <w:bCs w:val="false"/>
+                <w:sz w:val="21"/>
+                <w:szCs w:val="21"/>
+              </w:rPr>
+              <w:t xml:space="preserve">accounts</w:t>
+            </w:r>
+          </w:p>
+        </w:tc>
+        <w:tc>
+          <w:tcPr>
+            <w:tcW w:type="dxa" w:w="3900"/>
+            <w:shd w:fill="F3F4F6" w:val="clear"/>
+            <w:tcMar>
+              <w:top w:type="dxa" w:w="60"/>
+              <w:left w:type="dxa" w:w="90"/>
+              <w:bottom w:type="dxa" w:w="60"/>
+              <w:right w:type="dxa" w:w="90"/>
+            </w:tcMar>
+          </w:tcPr>
+          <w:p>
+            <w:r>
+              <w:rPr>
+                <w:rFonts w:ascii="Times New Roman" w:cs="Times New Roman" w:eastAsia="Times New Roman" w:hAnsi="Times New Roman"/>
+                <w:b w:val="false"/>
+                <w:bCs w:val="false"/>
+                <w:sz w:val="21"/>
+                <w:szCs w:val="21"/>
+              </w:rPr>
+              <w:t xml:space="preserve">userId, name, type, balance</w:t>
+            </w:r>
+          </w:p>
+        </w:tc>
+        <w:tc>
+          <w:tcPr>
+            <w:tcW w:type="dxa" w:w="3160"/>
+            <w:shd w:fill="F3F4F6" w:val="clear"/>
+            <w:tcMar>
+              <w:top w:type="dxa" w:w="60"/>
+              <w:left w:type="dxa" w:w="90"/>
+              <w:bottom w:type="dxa" w:w="60"/>
+              <w:right w:type="dxa" w:w="90"/>
+            </w:tcMar>
+          </w:tcPr>
+          <w:p>
+            <w:r>
+              <w:rPr>
+                <w:rFonts w:ascii="Times New Roman" w:cs="Times New Roman" w:eastAsia="Times New Roman" w:hAnsi="Times New Roman"/>
+                <w:b w:val="false"/>
+                <w:bCs w:val="false"/>
+                <w:sz w:val="21"/>
+                <w:szCs w:val="21"/>
+              </w:rPr>
+              <w:t xml:space="preserve">Savings, checking, credit card</w:t>
+            </w:r>
+          </w:p>
+        </w:tc>
+      </w:tr>
+      <w:tr>
+        <w:trPr>
+          <w:cantSplit/>
+        </w:trPr>
+        <w:tc>
+          <w:tcPr>
+            <w:tcW w:type="dxa" w:w="2300"/>
+            <w:tcMar>
+              <w:top w:type="dxa" w:w="60"/>
+              <w:left w:type="dxa" w:w="90"/>
+              <w:bottom w:type="dxa" w:w="60"/>
+              <w:right w:type="dxa" w:w="90"/>
+            </w:tcMar>
+          </w:tcPr>
+          <w:p>
+            <w:r>
+              <w:rPr>
+                <w:rFonts w:ascii="Times New Roman" w:cs="Times New Roman" w:eastAsia="Times New Roman" w:hAnsi="Times New Roman"/>
+                <w:b w:val="false"/>
+                <w:bCs w:val="false"/>
+                <w:sz w:val="21"/>
+                <w:szCs w:val="21"/>
+              </w:rPr>
+              <w:t xml:space="preserve">categories</w:t>
+            </w:r>
+          </w:p>
+        </w:tc>
+        <w:tc>
+          <w:tcPr>
+            <w:tcW w:type="dxa" w:w="3900"/>
+            <w:tcMar>
+              <w:top w:type="dxa" w:w="60"/>
+              <w:left w:type="dxa" w:w="90"/>
+              <w:bottom w:type="dxa" w:w="60"/>
+              <w:right w:type="dxa" w:w="90"/>
+            </w:tcMar>
+          </w:tcPr>
+          <w:p>
+            <w:r>
+              <w:rPr>
+                <w:rFonts w:ascii="Times New Roman" w:cs="Times New Roman" w:eastAsia="Times New Roman" w:hAnsi="Times New Roman"/>
+                <w:b w:val="false"/>
+                <w:bCs w:val="false"/>
+                <w:sz w:val="21"/>
+                <w:szCs w:val="21"/>
+              </w:rPr>
+              <w:t xml:space="preserve">userId, name, colour</w:t>
+            </w:r>
+          </w:p>
+        </w:tc>
+        <w:tc>
+          <w:tcPr>
+            <w:tcW w:type="dxa" w:w="3160"/>
+            <w:tcMar>
+              <w:top w:type="dxa" w:w="60"/>
+              <w:left w:type="dxa" w:w="90"/>
+              <w:bottom w:type="dxa" w:w="60"/>
+              <w:right w:type="dxa" w:w="90"/>
+            </w:tcMar>
+          </w:tcPr>
+          <w:p>
+            <w:r>
+              <w:rPr>
+                <w:rFonts w:ascii="Times New Roman" w:cs="Times New Roman" w:eastAsia="Times New Roman" w:hAnsi="Times New Roman"/>
+                <w:b w:val="false"/>
+                <w:bCs w:val="false"/>
+                <w:sz w:val="21"/>
+                <w:szCs w:val="21"/>
+              </w:rPr>
+              <w:t xml:space="preserve">Spending categories (Income + expense categories)</w:t>
+            </w:r>
+          </w:p>
+        </w:tc>
+      </w:tr>
+      <w:tr>
+        <w:trPr>
+          <w:cantSplit/>
+        </w:trPr>
+        <w:tc>
+          <w:tcPr>
+            <w:tcW w:type="dxa" w:w="2300"/>
+            <w:shd w:fill="F3F4F6" w:val="clear"/>
+            <w:tcMar>
+              <w:top w:type="dxa" w:w="60"/>
+              <w:left w:type="dxa" w:w="90"/>
+              <w:bottom w:type="dxa" w:w="60"/>
+              <w:right w:type="dxa" w:w="90"/>
+            </w:tcMar>
+          </w:tcPr>
+          <w:p>
+            <w:r>
+              <w:rPr>
+                <w:rFonts w:ascii="Times New Roman" w:cs="Times New Roman" w:eastAsia="Times New Roman" w:hAnsi="Times New Roman"/>
+                <w:b w:val="false"/>
+                <w:bCs w:val="false"/>
+                <w:sz w:val="21"/>
+                <w:szCs w:val="21"/>
+              </w:rPr>
+              <w:t xml:space="preserve">transactions</w:t>
+            </w:r>
+          </w:p>
+        </w:tc>
+        <w:tc>
+          <w:tcPr>
+            <w:tcW w:type="dxa" w:w="3900"/>
+            <w:shd w:fill="F3F4F6" w:val="clear"/>
+            <w:tcMar>
+              <w:top w:type="dxa" w:w="60"/>
+              <w:left w:type="dxa" w:w="90"/>
+              <w:bottom w:type="dxa" w:w="60"/>
+              <w:right w:type="dxa" w:w="90"/>
+            </w:tcMar>
+          </w:tcPr>
+          <w:p>
+            <w:r>
+              <w:rPr>
+                <w:rFonts w:ascii="Times New Roman" w:cs="Times New Roman" w:eastAsia="Times New Roman" w:hAnsi="Times New Roman"/>
+                <w:b w:val="false"/>
+                <w:bCs w:val="false"/>
+                <w:sz w:val="21"/>
+                <w:szCs w:val="21"/>
+              </w:rPr>
+              <w:t xml:space="preserve">userId, accountId, categoryId, type, amount, date, note</w:t>
+            </w:r>
+          </w:p>
+        </w:tc>
+        <w:tc>
+          <w:tcPr>
+            <w:tcW w:type="dxa" w:w="3160"/>
+            <w:shd w:fill="F3F4F6" w:val="clear"/>
+            <w:tcMar>
+              <w:top w:type="dxa" w:w="60"/>
+              <w:left w:type="dxa" w:w="90"/>
+              <w:bottom w:type="dxa" w:w="60"/>
+              <w:right w:type="dxa" w:w="90"/>
+            </w:tcMar>
+          </w:tcPr>
+          <w:p>
+            <w:r>
+              <w:rPr>
+                <w:rFonts w:ascii="Times New Roman" w:cs="Times New Roman" w:eastAsia="Times New Roman" w:hAnsi="Times New Roman"/>
+                <w:b w:val="false"/>
+                <w:bCs w:val="false"/>
+                <w:sz w:val="21"/>
+                <w:szCs w:val="21"/>
+              </w:rPr>
+              <w:t xml:space="preserve">Income and expenses (scanned bills become expenses)</w:t>
+            </w:r>
+          </w:p>
+        </w:tc>
+      </w:tr>
+      <w:tr>
+        <w:trPr>
+          <w:cantSplit/>
+        </w:trPr>
+        <w:tc>
+          <w:tcPr>
+            <w:tcW w:type="dxa" w:w="2300"/>
+            <w:tcMar>
+              <w:top w:type="dxa" w:w="60"/>
+              <w:left w:type="dxa" w:w="90"/>
+              <w:bottom w:type="dxa" w:w="60"/>
+              <w:right w:type="dxa" w:w="90"/>
+            </w:tcMar>
+          </w:tcPr>
+          <w:p>
+            <w:r>
+              <w:rPr>
+                <w:rFonts w:ascii="Times New Roman" w:cs="Times New Roman" w:eastAsia="Times New Roman" w:hAnsi="Times New Roman"/>
+                <w:b w:val="false"/>
+                <w:bCs w:val="false"/>
+                <w:sz w:val="21"/>
+                <w:szCs w:val="21"/>
+              </w:rPr>
+              <w:t xml:space="preserve">budgets</w:t>
+            </w:r>
+          </w:p>
+        </w:tc>
+        <w:tc>
+          <w:tcPr>
+            <w:tcW w:type="dxa" w:w="3900"/>
+            <w:tcMar>
+              <w:top w:type="dxa" w:w="60"/>
+              <w:left w:type="dxa" w:w="90"/>
+              <w:bottom w:type="dxa" w:w="60"/>
+              <w:right w:type="dxa" w:w="90"/>
+            </w:tcMar>
+          </w:tcPr>
+          <w:p>
+            <w:r>
+              <w:rPr>
+                <w:rFonts w:ascii="Times New Roman" w:cs="Times New Roman" w:eastAsia="Times New Roman" w:hAnsi="Times New Roman"/>
+                <w:b w:val="false"/>
+                <w:bCs w:val="false"/>
+                <w:sz w:val="21"/>
+                <w:szCs w:val="21"/>
+              </w:rPr>
+              <w:t xml:space="preserve">userId, categoryId, month, monthlyLimit</w:t>
+            </w:r>
+          </w:p>
+        </w:tc>
+        <w:tc>
+          <w:tcPr>
+            <w:tcW w:type="dxa" w:w="3160"/>
+            <w:tcMar>
+              <w:top w:type="dxa" w:w="60"/>
+              <w:left w:type="dxa" w:w="90"/>
+              <w:bottom w:type="dxa" w:w="60"/>
+              <w:right w:type="dxa" w:w="90"/>
+            </w:tcMar>
+          </w:tcPr>
+          <w:p>
+            <w:r>
+              <w:rPr>
+                <w:rFonts w:ascii="Times New Roman" w:cs="Times New Roman" w:eastAsia="Times New Roman" w:hAnsi="Times New Roman"/>
+                <w:b w:val="false"/>
+                <w:bCs w:val="false"/>
+                <w:sz w:val="21"/>
+                <w:szCs w:val="21"/>
+              </w:rPr>
+              <w:t xml:space="preserve">Monthly category limits</w:t>
+            </w:r>
+          </w:p>
+        </w:tc>
+      </w:tr>
+      <w:tr>
+        <w:trPr>
+          <w:cantSplit/>
+        </w:trPr>
+        <w:tc>
+          <w:tcPr>
+            <w:tcW w:type="dxa" w:w="2300"/>
+            <w:shd w:fill="F3F4F6" w:val="clear"/>
+            <w:tcMar>
+              <w:top w:type="dxa" w:w="60"/>
+              <w:left w:type="dxa" w:w="90"/>
+              <w:bottom w:type="dxa" w:w="60"/>
+              <w:right w:type="dxa" w:w="90"/>
+            </w:tcMar>
+          </w:tcPr>
+          <w:p>
+            <w:r>
+              <w:rPr>
+                <w:rFonts w:ascii="Times New Roman" w:cs="Times New Roman" w:eastAsia="Times New Roman" w:hAnsi="Times New Roman"/>
+                <w:b w:val="false"/>
+                <w:bCs w:val="false"/>
+                <w:sz w:val="21"/>
+                <w:szCs w:val="21"/>
+              </w:rPr>
+              <w:t xml:space="preserve">goals</w:t>
+            </w:r>
+          </w:p>
+        </w:tc>
+        <w:tc>
+          <w:tcPr>
+            <w:tcW w:type="dxa" w:w="3900"/>
+            <w:shd w:fill="F3F4F6" w:val="clear"/>
+            <w:tcMar>
+              <w:top w:type="dxa" w:w="60"/>
+              <w:left w:type="dxa" w:w="90"/>
+              <w:bottom w:type="dxa" w:w="60"/>
+              <w:right w:type="dxa" w:w="90"/>
+            </w:tcMar>
+          </w:tcPr>
+          <w:p>
+            <w:r>
+              <w:rPr>
+                <w:rFonts w:ascii="Times New Roman" w:cs="Times New Roman" w:eastAsia="Times New Roman" w:hAnsi="Times New Roman"/>
+                <w:b w:val="false"/>
+                <w:bCs w:val="false"/>
+                <w:sz w:val="21"/>
+                <w:szCs w:val="21"/>
+              </w:rPr>
+              <w:t xml:space="preserve">userId, name, target, saved, deadline</w:t>
+            </w:r>
+          </w:p>
+        </w:tc>
+        <w:tc>
+          <w:tcPr>
+            <w:tcW w:type="dxa" w:w="3160"/>
+            <w:shd w:fill="F3F4F6" w:val="clear"/>
+            <w:tcMar>
+              <w:top w:type="dxa" w:w="60"/>
+              <w:left w:type="dxa" w:w="90"/>
+              <w:bottom w:type="dxa" w:w="60"/>
+              <w:right w:type="dxa" w:w="90"/>
+            </w:tcMar>
+          </w:tcPr>
+          <w:p>
+            <w:r>
+              <w:rPr>
+                <w:rFonts w:ascii="Times New Roman" w:cs="Times New Roman" w:eastAsia="Times New Roman" w:hAnsi="Times New Roman"/>
+                <w:b w:val="false"/>
+                <w:bCs w:val="false"/>
+                <w:sz w:val="21"/>
+                <w:szCs w:val="21"/>
+              </w:rPr>
+              <w:t xml:space="preserve">Savings goals</w:t>
+            </w:r>
+          </w:p>
+        </w:tc>
+      </w:tr>
+      <w:tr>
+        <w:trPr>
+          <w:cantSplit/>
+        </w:trPr>
+        <w:tc>
+          <w:tcPr>
+            <w:tcW w:type="dxa" w:w="2300"/>
+            <w:tcMar>
+              <w:top w:type="dxa" w:w="60"/>
+              <w:left w:type="dxa" w:w="90"/>
+              <w:bottom w:type="dxa" w:w="60"/>
+              <w:right w:type="dxa" w:w="90"/>
+            </w:tcMar>
+          </w:tcPr>
+          <w:p>
+            <w:r>
+              <w:rPr>
+                <w:rFonts w:ascii="Times New Roman" w:cs="Times New Roman" w:eastAsia="Times New Roman" w:hAnsi="Times New Roman"/>
+                <w:b w:val="false"/>
+                <w:bCs w:val="false"/>
+                <w:sz w:val="21"/>
+                <w:szCs w:val="21"/>
+              </w:rPr>
+              <w:t xml:space="preserve">bills</w:t>
+            </w:r>
+          </w:p>
+        </w:tc>
+        <w:tc>
+          <w:tcPr>
+            <w:tcW w:type="dxa" w:w="3900"/>
+            <w:tcMar>
+              <w:top w:type="dxa" w:w="60"/>
+              <w:left w:type="dxa" w:w="90"/>
+              <w:bottom w:type="dxa" w:w="60"/>
+              <w:right w:type="dxa" w:w="90"/>
+            </w:tcMar>
+          </w:tcPr>
+          <w:p>
+            <w:r>
+              <w:rPr>
+                <w:rFonts w:ascii="Times New Roman" w:cs="Times New Roman" w:eastAsia="Times New Roman" w:hAnsi="Times New Roman"/>
+                <w:b w:val="false"/>
+                <w:bCs w:val="false"/>
+                <w:sz w:val="21"/>
+                <w:szCs w:val="21"/>
+              </w:rPr>
+              <w:t xml:space="preserve">userId, name, amount, dueDay</w:t>
+            </w:r>
+          </w:p>
+        </w:tc>
+        <w:tc>
+          <w:tcPr>
+            <w:tcW w:type="dxa" w:w="3160"/>
+            <w:tcMar>
+              <w:top w:type="dxa" w:w="60"/>
+              <w:left w:type="dxa" w:w="90"/>
+              <w:bottom w:type="dxa" w:w="60"/>
+              <w:right w:type="dxa" w:w="90"/>
+            </w:tcMar>
+          </w:tcPr>
+          <w:p>
+            <w:r>
+              <w:rPr>
+                <w:rFonts w:ascii="Times New Roman" w:cs="Times New Roman" w:eastAsia="Times New Roman" w:hAnsi="Times New Roman"/>
+                <w:b w:val="false"/>
+                <w:bCs w:val="false"/>
+                <w:sz w:val="21"/>
+                <w:szCs w:val="21"/>
+              </w:rPr>
+              <w:t xml:space="preserve">Recurring bills</w:t>
+            </w:r>
+          </w:p>
+        </w:tc>
+      </w:tr>
+      <w:tr>
+        <w:trPr>
+          <w:cantSplit/>
+        </w:trPr>
+        <w:tc>
+          <w:tcPr>
+            <w:tcW w:type="dxa" w:w="2300"/>
+            <w:shd w:fill="F3F4F6" w:val="clear"/>
+            <w:tcMar>
+              <w:top w:type="dxa" w:w="60"/>
+              <w:left w:type="dxa" w:w="90"/>
+              <w:bottom w:type="dxa" w:w="60"/>
+              <w:right w:type="dxa" w:w="90"/>
+            </w:tcMar>
+          </w:tcPr>
+          <w:p>
+            <w:r>
+              <w:rPr>
+                <w:rFonts w:ascii="Times New Roman" w:cs="Times New Roman" w:eastAsia="Times New Roman" w:hAnsi="Times New Roman"/>
+                <w:b w:val="false"/>
+                <w:bCs w:val="false"/>
+                <w:sz w:val="21"/>
+                <w:szCs w:val="21"/>
+              </w:rPr>
+              <w:t xml:space="preserve">notifications / recommendation events</w:t>
+            </w:r>
+          </w:p>
+        </w:tc>
+        <w:tc>
+          <w:tcPr>
+            <w:tcW w:type="dxa" w:w="3900"/>
+            <w:shd w:fill="F3F4F6" w:val="clear"/>
+            <w:tcMar>
+              <w:top w:type="dxa" w:w="60"/>
+              <w:left w:type="dxa" w:w="90"/>
+              <w:bottom w:type="dxa" w:w="60"/>
+              <w:right w:type="dxa" w:w="90"/>
+            </w:tcMar>
+          </w:tcPr>
+          <w:p>
+            <w:r>
+              <w:rPr>
+                <w:rFonts w:ascii="Times New Roman" w:cs="Times New Roman" w:eastAsia="Times New Roman" w:hAnsi="Times New Roman"/>
+                <w:b w:val="false"/>
+                <w:bCs w:val="false"/>
+                <w:sz w:val="21"/>
+                <w:szCs w:val="21"/>
+              </w:rPr>
+              <w:t xml:space="preserve">userId, message, status</w:t>
+            </w:r>
+          </w:p>
+        </w:tc>
+        <w:tc>
+          <w:tcPr>
+            <w:tcW w:type="dxa" w:w="3160"/>
+            <w:shd w:fill="F3F4F6" w:val="clear"/>
+            <w:tcMar>
+              <w:top w:type="dxa" w:w="60"/>
+              <w:left w:type="dxa" w:w="90"/>
+              <w:bottom w:type="dxa" w:w="60"/>
+              <w:right w:type="dxa" w:w="90"/>
+            </w:tcMar>
+          </w:tcPr>
+          <w:p>
+            <w:r>
+              <w:rPr>
+                <w:rFonts w:ascii="Times New Roman" w:cs="Times New Roman" w:eastAsia="Times New Roman" w:hAnsi="Times New Roman"/>
+                <w:b w:val="false"/>
+                <w:bCs w:val="false"/>
+                <w:sz w:val="21"/>
+                <w:szCs w:val="21"/>
+              </w:rPr>
+              <w:t xml:space="preserve">Alerts; accepted / dismissed recommendations</w:t>
+            </w:r>
+          </w:p>
+        </w:tc>
+      </w:tr>
+      <w:tr>
+        <w:trPr>
+          <w:cantSplit/>
+        </w:trPr>
+        <w:tc>
+          <w:tcPr>
+            <w:tcW w:type="dxa" w:w="2300"/>
+            <w:tcMar>
+              <w:top w:type="dxa" w:w="60"/>
+              <w:left w:type="dxa" w:w="90"/>
+              <w:bottom w:type="dxa" w:w="60"/>
+              <w:right w:type="dxa" w:w="90"/>
+            </w:tcMar>
+          </w:tcPr>
+          <w:p>
+            <w:r>
+              <w:rPr>
+                <w:rFonts w:ascii="Times New Roman" w:cs="Times New Roman" w:eastAsia="Times New Roman" w:hAnsi="Times New Roman"/>
+                <w:b w:val="false"/>
+                <w:bCs w:val="false"/>
+                <w:sz w:val="21"/>
+                <w:szCs w:val="21"/>
+              </w:rPr>
+              <w:t xml:space="preserve">aicache</w:t>
+            </w:r>
+          </w:p>
+        </w:tc>
+        <w:tc>
+          <w:tcPr>
+            <w:tcW w:type="dxa" w:w="3900"/>
+            <w:tcMar>
+              <w:top w:type="dxa" w:w="60"/>
+              <w:left w:type="dxa" w:w="90"/>
+              <w:bottom w:type="dxa" w:w="60"/>
+              <w:right w:type="dxa" w:w="90"/>
+            </w:tcMar>
+          </w:tcPr>
+          <w:p>
+            <w:r>
+              <w:rPr>
+                <w:rFonts w:ascii="Times New Roman" w:cs="Times New Roman" w:eastAsia="Times New Roman" w:hAnsi="Times New Roman"/>
+                <w:b w:val="false"/>
+                <w:bCs w:val="false"/>
+                <w:sz w:val="21"/>
+                <w:szCs w:val="21"/>
+              </w:rPr>
+              <w:t xml:space="preserve">key, value, expiresAt</w:t>
+            </w:r>
+          </w:p>
+        </w:tc>
+        <w:tc>
+          <w:tcPr>
+            <w:tcW w:type="dxa" w:w="3160"/>
+            <w:tcMar>
+              <w:top w:type="dxa" w:w="60"/>
+              <w:left w:type="dxa" w:w="90"/>
+              <w:bottom w:type="dxa" w:w="60"/>
+              <w:right w:type="dxa" w:w="90"/>
+            </w:tcMar>
+          </w:tcPr>
+          <w:p>
+            <w:r>
+              <w:rPr>
+                <w:rFonts w:ascii="Times New Roman" w:cs="Times New Roman" w:eastAsia="Times New Roman" w:hAnsi="Times New Roman"/>
+                <w:b w:val="false"/>
+                <w:bCs w:val="false"/>
+                <w:sz w:val="21"/>
+                <w:szCs w:val="21"/>
+              </w:rPr>
+              <w:t xml:space="preserve">Cached AI responses (scan 30 days, insights 1 day)</w:t>
+            </w:r>
+          </w:p>
+        </w:tc>
+      </w:tr>
+    </w:tbl>
+    <w:p>
+      <w:pPr>
+        <w:spacing w:after="160"/>
+      </w:pPr>
+    </w:p>
+    <w:p>
+      <w:pPr>
+        <w:spacing w:after="140" w:line="300"/>
+        <w:jc w:val="both"/>
+      </w:pPr>
+      <w:r>
+        <w:rPr>
+          <w:rFonts w:ascii="Times New Roman" w:cs="Times New Roman" w:eastAsia="Times New Roman" w:hAnsi="Times New Roman"/>
+          <w:sz w:val="24"/>
+          <w:szCs w:val="24"/>
+        </w:rPr>
+        <w:t xml:space="preserve">A demo account with realistic data (demo@gmail.com) is created by app/server/scripts/seed_demo.js, with all dates generated relative to today so that the current month is never empty.</w:t>
+      </w:r>
+    </w:p>
+    <w:p>
+      <w:pPr>
+        <w:keepNext/>
+        <w:spacing w:after="100" w:before="200"/>
+      </w:pPr>
+      <w:r>
+        <w:rPr>
+          <w:rFonts w:ascii="Times New Roman" w:cs="Times New Roman" w:eastAsia="Times New Roman" w:hAnsi="Times New Roman"/>
+          <w:b/>
+          <w:bCs/>
+          <w:sz w:val="28"/>
+          <w:szCs w:val="28"/>
+        </w:rPr>
+        <w:t xml:space="preserve">8.2 Software-metrics datasets (data/ folder)</w:t>
+      </w:r>
+    </w:p>
+    <w:p>
+      <w:pPr>
+        <w:pStyle w:val="ListParagraph"/>
+        <w:numPr>
+          <w:ilvl w:val="0"/>
+          <w:numId w:val="2"/>
+        </w:numPr>
+        <w:spacing w:after="70"/>
+        <w:jc w:val="both"/>
+      </w:pPr>
+      <w:r>
+        <w:rPr>
+          <w:rFonts w:ascii="Times New Roman" w:cs="Times New Roman" w:eastAsia="Times New Roman" w:hAnsi="Times New Roman"/>
+          <w:sz w:val="24"/>
+          <w:szCs w:val="24"/>
+        </w:rPr>
+        <w:t xml:space="preserve">module_metrics.csv — 12 application modules; columns: LOC, cyclomatic complexity, coupling (CBO), lack of cohesion (LCOM), test coverage %, features delivered, errors logged, fault count, defect count, failures observed, delay days, average severity, defect density per KLOC.</w:t>
+      </w:r>
+    </w:p>
+    <w:p>
+      <w:pPr>
+        <w:pStyle w:val="ListParagraph"/>
+        <w:numPr>
+          <w:ilvl w:val="0"/>
+          <w:numId w:val="2"/>
+        </w:numPr>
+        <w:spacing w:after="70"/>
+        <w:jc w:val="both"/>
+      </w:pPr>
+      <w:r>
+        <w:rPr>
+          <w:rFonts w:ascii="Times New Roman" w:cs="Times New Roman" w:eastAsia="Times New Roman" w:hAnsi="Times New Roman"/>
+          <w:sz w:val="24"/>
+          <w:szCs w:val="24"/>
+        </w:rPr>
+        <w:t xml:space="preserve">sprint_metrics.csv — 16 weekly sprint observations used for the control chart and trend analysis.</w:t>
+      </w:r>
+    </w:p>
+    <w:p>
+      <w:pPr>
+        <w:spacing w:after="140" w:line="300"/>
+        <w:jc w:val="both"/>
+      </w:pPr>
+      <w:r>
+        <w:rPr>
+          <w:rFonts w:ascii="Times New Roman" w:cs="Times New Roman" w:eastAsia="Times New Roman" w:hAnsi="Times New Roman"/>
+          <w:sz w:val="24"/>
+          <w:szCs w:val="24"/>
+        </w:rPr>
+        <w:t xml:space="preserve">Both files are generated by analysis/generate_data.py from a fixed random seed using GQ(I)M-driven distributions. They are synthetic project data created for this course, not measurements from an industrial project, and conclusions drawn from them are illustrative.</w:t>
+      </w:r>
+    </w:p>
+    <w:p>
+      <w:pPr>
+        <w:keepNext/>
+        <w:spacing w:after="100" w:before="200"/>
+      </w:pPr>
+      <w:r>
+        <w:rPr>
+          <w:rFonts w:ascii="Times New Roman" w:cs="Times New Roman" w:eastAsia="Times New Roman" w:hAnsi="Times New Roman"/>
+          <w:b/>
+          <w:bCs/>
+          <w:sz w:val="28"/>
+          <w:szCs w:val="28"/>
+        </w:rPr>
+        <w:t xml:space="preserve">8.3 Evaluation datasets</w:t>
+      </w:r>
+    </w:p>
+    <w:p>
+      <w:pPr>
+        <w:pStyle w:val="ListParagraph"/>
+        <w:numPr>
+          <w:ilvl w:val="0"/>
+          <w:numId w:val="2"/>
+        </w:numPr>
+        <w:spacing w:after="70"/>
+        <w:jc w:val="both"/>
+      </w:pPr>
+      <w:r>
+        <w:rPr>
+          <w:rFonts w:ascii="Times New Roman" w:cs="Times New Roman" w:eastAsia="Times New Roman" w:hAnsi="Times New Roman"/>
+          <w:sz w:val="24"/>
+          <w:szCs w:val="24"/>
+        </w:rPr>
+        <w:t xml:space="preserve">report/eval_receipts/ — 11 generated images (e01–e11) and ground_truth.json. The bills are synthetic renderings of typical Indian retail formats (grocery, restaurant, fuel, pharmacy, utility, etc.); two are degraded on purpose; e11 is a non-bill image.</w:t>
+      </w:r>
+    </w:p>
+    <w:p>
+      <w:pPr>
+        <w:pStyle w:val="ListParagraph"/>
+        <w:numPr>
+          <w:ilvl w:val="0"/>
+          <w:numId w:val="2"/>
+        </w:numPr>
+        <w:spacing w:after="70"/>
+        <w:jc w:val="both"/>
+      </w:pPr>
+      <w:r>
+        <w:rPr>
+          <w:rFonts w:ascii="Times New Roman" w:cs="Times New Roman" w:eastAsia="Times New Roman" w:hAnsi="Times New Roman"/>
+          <w:sz w:val="24"/>
+          <w:szCs w:val="24"/>
+        </w:rPr>
+        <w:t xml:space="preserve">Simulated anomaly and forecast series are produced inside analysis scripts with a fixed seed (20261026) so the results can be reproduced with node app/server/scripts/evaluate_models.js.</w:t>
+      </w:r>
+    </w:p>
+    <w:p>
+      <w:pPr>
+        <w:spacing w:after="140" w:line="300"/>
+        <w:jc w:val="both"/>
+      </w:pPr>
+      <w:r>
+        <w:rPr>
+          <w:rFonts w:ascii="Times New Roman" w:cs="Times New Roman" w:eastAsia="Times New Roman" w:hAnsi="Times New Roman"/>
+          <w:sz w:val="24"/>
+          <w:szCs w:val="24"/>
+        </w:rPr>
+        <w:t xml:space="preserve">Source code, data and scripts: https://github.com/ethical0101/Personal-Finance-Management-System</w:t>
+      </w:r>
+    </w:p>
+    <w:p>
+      <w:pPr>
+        <w:keepNext/>
+        <w:spacing w:after="140" w:before="320"/>
+      </w:pPr>
+      <w:r>
+        <w:rPr>
+          <w:rFonts w:ascii="Times New Roman" w:cs="Times New Roman" w:eastAsia="Times New Roman" w:hAnsi="Times New Roman"/>
+          <w:b/>
+          <w:bCs/>
+          <w:sz w:val="28"/>
+          <w:szCs w:val="28"/>
+        </w:rPr>
+        <w:t xml:space="preserve">9. Performance Metrics, Working Model and Prediction Model Description</w:t>
+      </w:r>
+    </w:p>
+    <w:p>
+      <w:pPr>
+        <w:keepNext/>
+        <w:spacing w:after="100" w:before="200"/>
+      </w:pPr>
+      <w:r>
+        <w:rPr>
+          <w:rFonts w:ascii="Times New Roman" w:cs="Times New Roman" w:eastAsia="Times New Roman" w:hAnsi="Times New Roman"/>
+          <w:b/>
+          <w:bCs/>
+          <w:sz w:val="28"/>
+          <w:szCs w:val="28"/>
+        </w:rPr>
+        <w:t xml:space="preserve">9.1 Bill scanning accuracy</w:t>
+      </w:r>
+    </w:p>
+    <w:tbl>
+      <w:tblPr>
+        <w:tblW w:type="dxa" w:w="9360"/>
+        <w:tblBorders>
+          <w:top w:val="single" w:color="auto" w:sz="4"/>
+          <w:left w:val="single" w:color="auto" w:sz="4"/>
+          <w:bottom w:val="single" w:color="auto" w:sz="4"/>
+          <w:right w:val="single" w:color="auto" w:sz="4"/>
+          <w:insideH w:val="single" w:color="auto" w:sz="4"/>
+          <w:insideV w:val="single" w:color="auto" w:sz="4"/>
+        </w:tblBorders>
+      </w:tblPr>
+      <w:tblGrid>
+        <w:gridCol w:w="5200"/>
+        <w:gridCol w:w="4160"/>
+      </w:tblGrid>
+      <w:tr>
+        <w:trPr>
+          <w:tblHeader/>
+        </w:trPr>
+        <w:tc>
+          <w:tcPr>
+            <w:tcW w:type="dxa" w:w="5200"/>
+            <w:shd w:fill="1F2937" w:val="clear"/>
+            <w:tcMar>
+              <w:top w:type="dxa" w:w="60"/>
+              <w:left w:type="dxa" w:w="90"/>
+              <w:bottom w:type="dxa" w:w="60"/>
+              <w:right w:type="dxa" w:w="90"/>
+            </w:tcMar>
+          </w:tcPr>
+          <w:p>
+            <w:r>
+              <w:rPr>
+                <w:rFonts w:ascii="Times New Roman" w:cs="Times New Roman" w:eastAsia="Times New Roman" w:hAnsi="Times New Roman"/>
+                <w:b/>
+                <w:bCs/>
+                <w:color w:val="FFFFFF"/>
+                <w:sz w:val="21"/>
+                <w:szCs w:val="21"/>
+              </w:rPr>
+              <w:t xml:space="preserve">Measure</w:t>
+            </w:r>
+          </w:p>
+        </w:tc>
+        <w:tc>
+          <w:tcPr>
+            <w:tcW w:type="dxa" w:w="4160"/>
+            <w:shd w:fill="1F2937" w:val="clear"/>
+            <w:tcMar>
+              <w:top w:type="dxa" w:w="60"/>
+              <w:left w:type="dxa" w:w="90"/>
+              <w:bottom w:type="dxa" w:w="60"/>
+              <w:right w:type="dxa" w:w="90"/>
+            </w:tcMar>
+          </w:tcPr>
+          <w:p>
+            <w:r>
+              <w:rPr>
+                <w:rFonts w:ascii="Times New Roman" w:cs="Times New Roman" w:eastAsia="Times New Roman" w:hAnsi="Times New Roman"/>
+                <w:b/>
+                <w:bCs/>
+                <w:color w:val="FFFFFF"/>
+                <w:sz w:val="21"/>
+                <w:szCs w:val="21"/>
+              </w:rPr>
+              <w:t xml:space="preserve">Result</w:t>
+            </w:r>
+          </w:p>
+        </w:tc>
+      </w:tr>
+      <w:tr>
+        <w:trPr>
+          <w:cantSplit/>
+        </w:trPr>
+        <w:tc>
+          <w:tcPr>
+            <w:tcW w:type="dxa" w:w="5200"/>
+            <w:tcMar>
+              <w:top w:type="dxa" w:w="60"/>
+              <w:left w:type="dxa" w:w="90"/>
+              <w:bottom w:type="dxa" w:w="60"/>
+              <w:right w:type="dxa" w:w="90"/>
+            </w:tcMar>
+          </w:tcPr>
+          <w:p>
+            <w:r>
+              <w:rPr>
+                <w:rFonts w:ascii="Times New Roman" w:cs="Times New Roman" w:eastAsia="Times New Roman" w:hAnsi="Times New Roman"/>
+                <w:b w:val="false"/>
+                <w:bCs w:val="false"/>
+                <w:sz w:val="21"/>
+                <w:szCs w:val="21"/>
+              </w:rPr>
+              <w:t xml:space="preserve">Bills evaluated (clean + degraded)</w:t>
+            </w:r>
+          </w:p>
+        </w:tc>
+        <w:tc>
+          <w:tcPr>
+            <w:tcW w:type="dxa" w:w="4160"/>
+            <w:tcMar>
+              <w:top w:type="dxa" w:w="60"/>
+              <w:left w:type="dxa" w:w="90"/>
+              <w:bottom w:type="dxa" w:w="60"/>
+              <w:right w:type="dxa" w:w="90"/>
+            </w:tcMar>
+          </w:tcPr>
+          <w:p>
+            <w:r>
+              <w:rPr>
+                <w:rFonts w:ascii="Times New Roman" w:cs="Times New Roman" w:eastAsia="Times New Roman" w:hAnsi="Times New Roman"/>
+                <w:b w:val="false"/>
+                <w:bCs w:val="false"/>
+                <w:sz w:val="21"/>
+                <w:szCs w:val="21"/>
+              </w:rPr>
+              <w:t xml:space="preserve">10 (including 2 degraded)</w:t>
+            </w:r>
+          </w:p>
+        </w:tc>
+      </w:tr>
+      <w:tr>
+        <w:trPr>
+          <w:cantSplit/>
+        </w:trPr>
+        <w:tc>
+          <w:tcPr>
+            <w:tcW w:type="dxa" w:w="5200"/>
+            <w:shd w:fill="F3F4F6" w:val="clear"/>
+            <w:tcMar>
+              <w:top w:type="dxa" w:w="60"/>
+              <w:left w:type="dxa" w:w="90"/>
+              <w:bottom w:type="dxa" w:w="60"/>
+              <w:right w:type="dxa" w:w="90"/>
+            </w:tcMar>
+          </w:tcPr>
+          <w:p>
+            <w:r>
+              <w:rPr>
+                <w:rFonts w:ascii="Times New Roman" w:cs="Times New Roman" w:eastAsia="Times New Roman" w:hAnsi="Times New Roman"/>
+                <w:b w:val="false"/>
+                <w:bCs w:val="false"/>
+                <w:sz w:val="21"/>
+                <w:szCs w:val="21"/>
+              </w:rPr>
+              <w:t xml:space="preserve">Total amount exactly correct</w:t>
+            </w:r>
+          </w:p>
+        </w:tc>
+        <w:tc>
+          <w:tcPr>
+            <w:tcW w:type="dxa" w:w="4160"/>
+            <w:shd w:fill="F3F4F6" w:val="clear"/>
+            <w:tcMar>
+              <w:top w:type="dxa" w:w="60"/>
+              <w:left w:type="dxa" w:w="90"/>
+              <w:bottom w:type="dxa" w:w="60"/>
+              <w:right w:type="dxa" w:w="90"/>
+            </w:tcMar>
+          </w:tcPr>
+          <w:p>
+            <w:r>
+              <w:rPr>
+                <w:rFonts w:ascii="Times New Roman" w:cs="Times New Roman" w:eastAsia="Times New Roman" w:hAnsi="Times New Roman"/>
+                <w:b w:val="false"/>
+                <w:bCs w:val="false"/>
+                <w:sz w:val="21"/>
+                <w:szCs w:val="21"/>
+              </w:rPr>
+              <w:t xml:space="preserve">100%</w:t>
+            </w:r>
+          </w:p>
+        </w:tc>
+      </w:tr>
+      <w:tr>
+        <w:trPr>
+          <w:cantSplit/>
+        </w:trPr>
+        <w:tc>
+          <w:tcPr>
+            <w:tcW w:type="dxa" w:w="5200"/>
+            <w:tcMar>
+              <w:top w:type="dxa" w:w="60"/>
+              <w:left w:type="dxa" w:w="90"/>
+              <w:bottom w:type="dxa" w:w="60"/>
+              <w:right w:type="dxa" w:w="90"/>
+            </w:tcMar>
+          </w:tcPr>
+          <w:p>
+            <w:r>
+              <w:rPr>
+                <w:rFonts w:ascii="Times New Roman" w:cs="Times New Roman" w:eastAsia="Times New Roman" w:hAnsi="Times New Roman"/>
+                <w:b w:val="false"/>
+                <w:bCs w:val="false"/>
+                <w:sz w:val="21"/>
+                <w:szCs w:val="21"/>
+              </w:rPr>
+              <w:t xml:space="preserve">Category correct</w:t>
+            </w:r>
+          </w:p>
+        </w:tc>
+        <w:tc>
+          <w:tcPr>
+            <w:tcW w:type="dxa" w:w="4160"/>
+            <w:tcMar>
+              <w:top w:type="dxa" w:w="60"/>
+              <w:left w:type="dxa" w:w="90"/>
+              <w:bottom w:type="dxa" w:w="60"/>
+              <w:right w:type="dxa" w:w="90"/>
+            </w:tcMar>
+          </w:tcPr>
+          <w:p>
+            <w:r>
+              <w:rPr>
+                <w:rFonts w:ascii="Times New Roman" w:cs="Times New Roman" w:eastAsia="Times New Roman" w:hAnsi="Times New Roman"/>
+                <w:b w:val="false"/>
+                <w:bCs w:val="false"/>
+                <w:sz w:val="21"/>
+                <w:szCs w:val="21"/>
+              </w:rPr>
+              <w:t xml:space="preserve">100%</w:t>
+            </w:r>
+          </w:p>
+        </w:tc>
+      </w:tr>
+      <w:tr>
+        <w:trPr>
+          <w:cantSplit/>
+        </w:trPr>
+        <w:tc>
+          <w:tcPr>
+            <w:tcW w:type="dxa" w:w="5200"/>
+            <w:shd w:fill="F3F4F6" w:val="clear"/>
+            <w:tcMar>
+              <w:top w:type="dxa" w:w="60"/>
+              <w:left w:type="dxa" w:w="90"/>
+              <w:bottom w:type="dxa" w:w="60"/>
+              <w:right w:type="dxa" w:w="90"/>
+            </w:tcMar>
+          </w:tcPr>
+          <w:p>
+            <w:r>
+              <w:rPr>
+                <w:rFonts w:ascii="Times New Roman" w:cs="Times New Roman" w:eastAsia="Times New Roman" w:hAnsi="Times New Roman"/>
+                <w:b w:val="false"/>
+                <w:bCs w:val="false"/>
+                <w:sz w:val="21"/>
+                <w:szCs w:val="21"/>
+              </w:rPr>
+              <w:t xml:space="preserve">Date exactly correct</w:t>
+            </w:r>
+          </w:p>
+        </w:tc>
+        <w:tc>
+          <w:tcPr>
+            <w:tcW w:type="dxa" w:w="4160"/>
+            <w:shd w:fill="F3F4F6" w:val="clear"/>
+            <w:tcMar>
+              <w:top w:type="dxa" w:w="60"/>
+              <w:left w:type="dxa" w:w="90"/>
+              <w:bottom w:type="dxa" w:w="60"/>
+              <w:right w:type="dxa" w:w="90"/>
+            </w:tcMar>
+          </w:tcPr>
+          <w:p>
+            <w:r>
+              <w:rPr>
+                <w:rFonts w:ascii="Times New Roman" w:cs="Times New Roman" w:eastAsia="Times New Roman" w:hAnsi="Times New Roman"/>
+                <w:b w:val="false"/>
+                <w:bCs w:val="false"/>
+                <w:sz w:val="21"/>
+                <w:szCs w:val="21"/>
+              </w:rPr>
+              <w:t xml:space="preserve">90%</w:t>
+            </w:r>
+          </w:p>
+        </w:tc>
+      </w:tr>
+      <w:tr>
+        <w:trPr>
+          <w:cantSplit/>
+        </w:trPr>
+        <w:tc>
+          <w:tcPr>
+            <w:tcW w:type="dxa" w:w="5200"/>
+            <w:tcMar>
+              <w:top w:type="dxa" w:w="60"/>
+              <w:left w:type="dxa" w:w="90"/>
+              <w:bottom w:type="dxa" w:w="60"/>
+              <w:right w:type="dxa" w:w="90"/>
+            </w:tcMar>
+          </w:tcPr>
+          <w:p>
+            <w:r>
+              <w:rPr>
+                <w:rFonts w:ascii="Times New Roman" w:cs="Times New Roman" w:eastAsia="Times New Roman" w:hAnsi="Times New Roman"/>
+                <w:b w:val="false"/>
+                <w:bCs w:val="false"/>
+                <w:sz w:val="21"/>
+                <w:szCs w:val="21"/>
+              </w:rPr>
+              <w:t xml:space="preserve">Merchant matched (≥60% word overlap)</w:t>
+            </w:r>
+          </w:p>
+        </w:tc>
+        <w:tc>
+          <w:tcPr>
+            <w:tcW w:type="dxa" w:w="4160"/>
+            <w:tcMar>
+              <w:top w:type="dxa" w:w="60"/>
+              <w:left w:type="dxa" w:w="90"/>
+              <w:bottom w:type="dxa" w:w="60"/>
+              <w:right w:type="dxa" w:w="90"/>
+            </w:tcMar>
+          </w:tcPr>
+          <w:p>
+            <w:r>
+              <w:rPr>
+                <w:rFonts w:ascii="Times New Roman" w:cs="Times New Roman" w:eastAsia="Times New Roman" w:hAnsi="Times New Roman"/>
+                <w:b w:val="false"/>
+                <w:bCs w:val="false"/>
+                <w:sz w:val="21"/>
+                <w:szCs w:val="21"/>
+              </w:rPr>
+              <w:t xml:space="preserve">90%</w:t>
+            </w:r>
+          </w:p>
+        </w:tc>
+      </w:tr>
+      <w:tr>
+        <w:trPr>
+          <w:cantSplit/>
+        </w:trPr>
+        <w:tc>
+          <w:tcPr>
+            <w:tcW w:type="dxa" w:w="5200"/>
+            <w:shd w:fill="F3F4F6" w:val="clear"/>
+            <w:tcMar>
+              <w:top w:type="dxa" w:w="60"/>
+              <w:left w:type="dxa" w:w="90"/>
+              <w:bottom w:type="dxa" w:w="60"/>
+              <w:right w:type="dxa" w:w="90"/>
+            </w:tcMar>
+          </w:tcPr>
+          <w:p>
+            <w:r>
+              <w:rPr>
+                <w:rFonts w:ascii="Times New Roman" w:cs="Times New Roman" w:eastAsia="Times New Roman" w:hAnsi="Times New Roman"/>
+                <w:b w:val="false"/>
+                <w:bCs w:val="false"/>
+                <w:sz w:val="21"/>
+                <w:szCs w:val="21"/>
+              </w:rPr>
+              <w:t xml:space="preserve">All four fields correct</w:t>
+            </w:r>
+          </w:p>
+        </w:tc>
+        <w:tc>
+          <w:tcPr>
+            <w:tcW w:type="dxa" w:w="4160"/>
+            <w:shd w:fill="F3F4F6" w:val="clear"/>
+            <w:tcMar>
+              <w:top w:type="dxa" w:w="60"/>
+              <w:left w:type="dxa" w:w="90"/>
+              <w:bottom w:type="dxa" w:w="60"/>
+              <w:right w:type="dxa" w:w="90"/>
+            </w:tcMar>
+          </w:tcPr>
+          <w:p>
+            <w:r>
+              <w:rPr>
+                <w:rFonts w:ascii="Times New Roman" w:cs="Times New Roman" w:eastAsia="Times New Roman" w:hAnsi="Times New Roman"/>
+                <w:b w:val="false"/>
+                <w:bCs w:val="false"/>
+                <w:sz w:val="21"/>
+                <w:szCs w:val="21"/>
+              </w:rPr>
+              <w:t xml:space="preserve">90%</w:t>
+            </w:r>
+          </w:p>
+        </w:tc>
+      </w:tr>
+      <w:tr>
+        <w:trPr>
+          <w:cantSplit/>
+        </w:trPr>
+        <w:tc>
+          <w:tcPr>
+            <w:tcW w:type="dxa" w:w="5200"/>
+            <w:tcMar>
+              <w:top w:type="dxa" w:w="60"/>
+              <w:left w:type="dxa" w:w="90"/>
+              <w:bottom w:type="dxa" w:w="60"/>
+              <w:right w:type="dxa" w:w="90"/>
+            </w:tcMar>
+          </w:tcPr>
+          <w:p>
+            <w:r>
+              <w:rPr>
+                <w:rFonts w:ascii="Times New Roman" w:cs="Times New Roman" w:eastAsia="Times New Roman" w:hAnsi="Times New Roman"/>
+                <w:b w:val="false"/>
+                <w:bCs w:val="false"/>
+                <w:sz w:val="21"/>
+                <w:szCs w:val="21"/>
+              </w:rPr>
+              <w:t xml:space="preserve">Non-bill image rejected</w:t>
+            </w:r>
+          </w:p>
+        </w:tc>
+        <w:tc>
+          <w:tcPr>
+            <w:tcW w:type="dxa" w:w="4160"/>
+            <w:tcMar>
+              <w:top w:type="dxa" w:w="60"/>
+              <w:left w:type="dxa" w:w="90"/>
+              <w:bottom w:type="dxa" w:w="60"/>
+              <w:right w:type="dxa" w:w="90"/>
+            </w:tcMar>
+          </w:tcPr>
+          <w:p>
+            <w:r>
+              <w:rPr>
+                <w:rFonts w:ascii="Times New Roman" w:cs="Times New Roman" w:eastAsia="Times New Roman" w:hAnsi="Times New Roman"/>
+                <w:b w:val="false"/>
+                <w:bCs w:val="false"/>
+                <w:sz w:val="21"/>
+                <w:szCs w:val="21"/>
+              </w:rPr>
+              <w:t xml:space="preserve">1 of 1</w:t>
+            </w:r>
+          </w:p>
+        </w:tc>
+      </w:tr>
+      <w:tr>
+        <w:trPr>
+          <w:cantSplit/>
+        </w:trPr>
+        <w:tc>
+          <w:tcPr>
+            <w:tcW w:type="dxa" w:w="5200"/>
+            <w:shd w:fill="F3F4F6" w:val="clear"/>
+            <w:tcMar>
+              <w:top w:type="dxa" w:w="60"/>
+              <w:left w:type="dxa" w:w="90"/>
+              <w:bottom w:type="dxa" w:w="60"/>
+              <w:right w:type="dxa" w:w="90"/>
+            </w:tcMar>
+          </w:tcPr>
+          <w:p>
+            <w:r>
+              <w:rPr>
+                <w:rFonts w:ascii="Times New Roman" w:cs="Times New Roman" w:eastAsia="Times New Roman" w:hAnsi="Times New Roman"/>
+                <w:b w:val="false"/>
+                <w:bCs w:val="false"/>
+                <w:sz w:val="21"/>
+                <w:szCs w:val="21"/>
+              </w:rPr>
+              <w:t xml:space="preserve">Wrong date caught by date sanity check</w:t>
+            </w:r>
+          </w:p>
+        </w:tc>
+        <w:tc>
+          <w:tcPr>
+            <w:tcW w:type="dxa" w:w="4160"/>
+            <w:shd w:fill="F3F4F6" w:val="clear"/>
+            <w:tcMar>
+              <w:top w:type="dxa" w:w="60"/>
+              <w:left w:type="dxa" w:w="90"/>
+              <w:bottom w:type="dxa" w:w="60"/>
+              <w:right w:type="dxa" w:w="90"/>
+            </w:tcMar>
+          </w:tcPr>
+          <w:p>
+            <w:r>
+              <w:rPr>
+                <w:rFonts w:ascii="Times New Roman" w:cs="Times New Roman" w:eastAsia="Times New Roman" w:hAnsi="Times New Roman"/>
+                <w:b w:val="false"/>
+                <w:bCs w:val="false"/>
+                <w:sz w:val="21"/>
+                <w:szCs w:val="21"/>
+              </w:rPr>
+              <w:t xml:space="preserve">1/1</w:t>
+            </w:r>
+          </w:p>
+        </w:tc>
+      </w:tr>
+      <w:tr>
+        <w:trPr>
+          <w:cantSplit/>
+        </w:trPr>
+        <w:tc>
+          <w:tcPr>
+            <w:tcW w:type="dxa" w:w="5200"/>
+            <w:tcMar>
+              <w:top w:type="dxa" w:w="60"/>
+              <w:left w:type="dxa" w:w="90"/>
+              <w:bottom w:type="dxa" w:w="60"/>
+              <w:right w:type="dxa" w:w="90"/>
+            </w:tcMar>
+          </w:tcPr>
+          <w:p>
+            <w:r>
+              <w:rPr>
+                <w:rFonts w:ascii="Times New Roman" w:cs="Times New Roman" w:eastAsia="Times New Roman" w:hAnsi="Times New Roman"/>
+                <w:b w:val="false"/>
+                <w:bCs w:val="false"/>
+                <w:sz w:val="21"/>
+                <w:szCs w:val="21"/>
+              </w:rPr>
+              <w:t xml:space="preserve">Latency, first (uncached) run, mean</w:t>
+            </w:r>
+          </w:p>
+        </w:tc>
+        <w:tc>
+          <w:tcPr>
+            <w:tcW w:type="dxa" w:w="4160"/>
+            <w:tcMar>
+              <w:top w:type="dxa" w:w="60"/>
+              <w:left w:type="dxa" w:w="90"/>
+              <w:bottom w:type="dxa" w:w="60"/>
+              <w:right w:type="dxa" w:w="90"/>
+            </w:tcMar>
+          </w:tcPr>
+          <w:p>
+            <w:r>
+              <w:rPr>
+                <w:rFonts w:ascii="Times New Roman" w:cs="Times New Roman" w:eastAsia="Times New Roman" w:hAnsi="Times New Roman"/>
+                <w:b w:val="false"/>
+                <w:bCs w:val="false"/>
+                <w:sz w:val="21"/>
+                <w:szCs w:val="21"/>
+              </w:rPr>
+              <w:t xml:space="preserve">about 3.3 s per bill</w:t>
+            </w:r>
+          </w:p>
+        </w:tc>
+      </w:tr>
+      <w:tr>
+        <w:trPr>
+          <w:cantSplit/>
+        </w:trPr>
+        <w:tc>
+          <w:tcPr>
+            <w:tcW w:type="dxa" w:w="5200"/>
+            <w:shd w:fill="F3F4F6" w:val="clear"/>
+            <w:tcMar>
+              <w:top w:type="dxa" w:w="60"/>
+              <w:left w:type="dxa" w:w="90"/>
+              <w:bottom w:type="dxa" w:w="60"/>
+              <w:right w:type="dxa" w:w="90"/>
+            </w:tcMar>
+          </w:tcPr>
+          <w:p>
+            <w:r>
+              <w:rPr>
+                <w:rFonts w:ascii="Times New Roman" w:cs="Times New Roman" w:eastAsia="Times New Roman" w:hAnsi="Times New Roman"/>
+                <w:b w:val="false"/>
+                <w:bCs w:val="false"/>
+                <w:sz w:val="21"/>
+                <w:szCs w:val="21"/>
+              </w:rPr>
+              <w:t xml:space="preserve">Latency, repeated identical bill (cache hit), mean / max</w:t>
+            </w:r>
+          </w:p>
+        </w:tc>
+        <w:tc>
+          <w:tcPr>
+            <w:tcW w:type="dxa" w:w="4160"/>
+            <w:shd w:fill="F3F4F6" w:val="clear"/>
+            <w:tcMar>
+              <w:top w:type="dxa" w:w="60"/>
+              <w:left w:type="dxa" w:w="90"/>
+              <w:bottom w:type="dxa" w:w="60"/>
+              <w:right w:type="dxa" w:w="90"/>
+            </w:tcMar>
+          </w:tcPr>
+          <w:p>
+            <w:r>
+              <w:rPr>
+                <w:rFonts w:ascii="Times New Roman" w:cs="Times New Roman" w:eastAsia="Times New Roman" w:hAnsi="Times New Roman"/>
+                <w:b w:val="false"/>
+                <w:bCs w:val="false"/>
+                <w:sz w:val="21"/>
+                <w:szCs w:val="21"/>
+              </w:rPr>
+              <w:t xml:space="preserve">157 ms / 198 ms</w:t>
+            </w:r>
+          </w:p>
+        </w:tc>
+      </w:tr>
+    </w:tbl>
+    <w:p>
+      <w:pPr>
+        <w:spacing w:after="160"/>
+      </w:pPr>
+    </w:p>
+    <w:p>
+      <w:pPr>
+        <w:spacing w:after="140" w:line="300"/>
+        <w:jc w:val="both"/>
+      </w:pPr>
+      <w:r>
+        <w:rPr>
+          <w:rFonts w:ascii="Times New Roman" w:cs="Times New Roman" w:eastAsia="Times New Roman" w:hAnsi="Times New Roman"/>
+          <w:sz w:val="24"/>
+          <w:szCs w:val="24"/>
+        </w:rPr>
+        <w:t xml:space="preserve">The single error (bill e04) was a fuel receipt whose date was printed as “18-10-26”. The model read it as 2018 instead of 2026. The server's date-sanity rule now flags any date more than about a year from today, and the scan screen shows a “check the date” warning, so this error cannot be saved silently. The model's self-reported confidence was 1.0 on every bill, including the wrong one, so confidence is not a usable reliability signal and the app does not rely on it.</w:t>
+      </w:r>
+    </w:p>
+    <w:p>
+      <w:pPr>
+        <w:spacing w:after="140" w:line="300"/>
+        <w:jc w:val="both"/>
+      </w:pPr>
+      <w:r>
+        <w:rPr>
+          <w:rFonts w:ascii="Times New Roman" w:cs="Times New Roman" w:eastAsia="Times New Roman" w:hAnsi="Times New Roman"/>
+          <w:sz w:val="24"/>
+          <w:szCs w:val="24"/>
+        </w:rPr>
+        <w:t xml:space="preserve">Limitations: ten bills is a small test; the bills are synthetic renderings rather than photographs taken with a phone; results will be lower on crumpled, rotated or handwritten bills. The Gemini free tier allows a limited number of requests per day per model, which is why caching and a fallback chain were added; when every model is out of quota the app shows a clear message and the user adds the expense manually.</w:t>
+      </w:r>
+    </w:p>
+    <w:p>
+      <w:pPr>
+        <w:keepNext/>
+        <w:spacing w:after="100" w:before="200"/>
+      </w:pPr>
+      <w:r>
+        <w:rPr>
+          <w:rFonts w:ascii="Times New Roman" w:cs="Times New Roman" w:eastAsia="Times New Roman" w:hAnsi="Times New Roman"/>
+          <w:b/>
+          <w:bCs/>
+          <w:sz w:val="28"/>
+          <w:szCs w:val="28"/>
+        </w:rPr>
+        <w:t xml:space="preserve">9.2 Anomaly detector</w:t>
+      </w:r>
+    </w:p>
+    <w:tbl>
+      <w:tblPr>
+        <w:tblW w:type="dxa" w:w="9360"/>
+        <w:tblBorders>
+          <w:top w:val="single" w:color="auto" w:sz="4"/>
+          <w:left w:val="single" w:color="auto" w:sz="4"/>
+          <w:bottom w:val="single" w:color="auto" w:sz="4"/>
+          <w:right w:val="single" w:color="auto" w:sz="4"/>
+          <w:insideH w:val="single" w:color="auto" w:sz="4"/>
+          <w:insideV w:val="single" w:color="auto" w:sz="4"/>
+        </w:tblBorders>
+      </w:tblPr>
+      <w:tblGrid>
+        <w:gridCol w:w="2200"/>
+        <w:gridCol w:w="1700"/>
+        <w:gridCol w:w="1700"/>
+        <w:gridCol w:w="1700"/>
         <w:gridCol w:w="2060"/>
       </w:tblGrid>
       <w:tr>
@@ -8329,7 +7126,7 @@
         </w:trPr>
         <w:tc>
           <w:tcPr>
-            <w:tcW w:type="dxa" w:w="3300"/>
+            <w:tcW w:type="dxa" w:w="2200"/>
             <w:shd w:fill="1F2937" w:val="clear"/>
             <w:tcMar>
               <w:top w:type="dxa" w:w="60"/>
@@ -8348,13 +7145,13 @@
                 <w:sz w:val="21"/>
                 <w:szCs w:val="21"/>
               </w:rPr>
-              <w:t xml:space="preserve">Pair</w:t>
-            </w:r>
-          </w:p>
-        </w:tc>
-        <w:tc>
-          <w:tcPr>
-            <w:tcW w:type="dxa" w:w="2000"/>
+              <w:t xml:space="preserve">Threshold |z|</w:t>
+            </w:r>
+          </w:p>
+        </w:tc>
+        <w:tc>
+          <w:tcPr>
+            <w:tcW w:type="dxa" w:w="1700"/>
             <w:shd w:fill="1F2937" w:val="clear"/>
             <w:tcMar>
               <w:top w:type="dxa" w:w="60"/>
@@ -8373,13 +7170,13 @@
                 <w:sz w:val="21"/>
                 <w:szCs w:val="21"/>
               </w:rPr>
-              <w:t xml:space="preserve">Pearson r (p)</w:t>
-            </w:r>
-          </w:p>
-        </w:tc>
-        <w:tc>
-          <w:tcPr>
-            <w:tcW w:type="dxa" w:w="2000"/>
+              <w:t xml:space="preserve">Precision</w:t>
+            </w:r>
+          </w:p>
+        </w:tc>
+        <w:tc>
+          <w:tcPr>
+            <w:tcW w:type="dxa" w:w="1700"/>
             <w:shd w:fill="1F2937" w:val="clear"/>
             <w:tcMar>
               <w:top w:type="dxa" w:w="60"/>
@@ -8398,13 +7195,13 @@
                 <w:sz w:val="21"/>
                 <w:szCs w:val="21"/>
               </w:rPr>
-              <w:t xml:space="preserve">Spearman ρ (p)</w:t>
-            </w:r>
-          </w:p>
-        </w:tc>
-        <w:tc>
-          <w:tcPr>
-            <w:tcW w:type="dxa" w:w="2060"/>
+              <w:t xml:space="preserve">Recall</w:t>
+            </w:r>
+          </w:p>
+        </w:tc>
+        <w:tc>
+          <w:tcPr>
+            <w:tcW w:type="dxa" w:w="1700"/>
             <w:shd w:fill="1F2937" w:val="clear"/>
             <w:tcMar>
               <w:top w:type="dxa" w:w="60"/>
@@ -8423,7 +7220,32 @@
                 <w:sz w:val="21"/>
                 <w:szCs w:val="21"/>
               </w:rPr>
-              <w:t xml:space="preserve">Kendall τ (p)</w:t>
+              <w:t xml:space="preserve">F1</w:t>
+            </w:r>
+          </w:p>
+        </w:tc>
+        <w:tc>
+          <w:tcPr>
+            <w:tcW w:type="dxa" w:w="2060"/>
+            <w:shd w:fill="1F2937" w:val="clear"/>
+            <w:tcMar>
+              <w:top w:type="dxa" w:w="60"/>
+              <w:left w:type="dxa" w:w="90"/>
+              <w:bottom w:type="dxa" w:w="60"/>
+              <w:right w:type="dxa" w:w="90"/>
+            </w:tcMar>
+          </w:tcPr>
+          <w:p>
+            <w:r>
+              <w:rPr>
+                <w:rFonts w:ascii="Times New Roman" w:cs="Times New Roman" w:eastAsia="Times New Roman" w:hAnsi="Times New Roman"/>
+                <w:b/>
+                <w:bCs/>
+                <w:color w:val="FFFFFF"/>
+                <w:sz w:val="21"/>
+                <w:szCs w:val="21"/>
+              </w:rPr>
+              <w:t xml:space="preserve">False-positive rate</w:t>
             </w:r>
           </w:p>
         </w:tc>
@@ -8434,70 +7256,93 @@
         </w:trPr>
         <w:tc>
           <w:tcPr>
-            <w:tcW w:type="dxa" w:w="3300"/>
-            <w:tcMar>
-              <w:top w:type="dxa" w:w="60"/>
-              <w:left w:type="dxa" w:w="90"/>
-              <w:bottom w:type="dxa" w:w="60"/>
-              <w:right w:type="dxa" w:w="90"/>
-            </w:tcMar>
-          </w:tcPr>
-          <w:p>
-            <w:r>
-              <w:rPr>
-                <w:rFonts w:ascii="Times New Roman" w:cs="Times New Roman" w:eastAsia="Times New Roman" w:hAnsi="Times New Roman"/>
-                <w:b w:val="false"/>
-                <w:bCs w:val="false"/>
-                <w:sz w:val="21"/>
-                <w:szCs w:val="21"/>
-              </w:rPr>
-              <w:t xml:space="preserve">Cyclomatic Complexity vs Defect Density</w:t>
-            </w:r>
-          </w:p>
-        </w:tc>
-        <w:tc>
-          <w:tcPr>
-            <w:tcW w:type="dxa" w:w="2000"/>
-            <w:tcMar>
-              <w:top w:type="dxa" w:w="60"/>
-              <w:left w:type="dxa" w:w="90"/>
-              <w:bottom w:type="dxa" w:w="60"/>
-              <w:right w:type="dxa" w:w="90"/>
-            </w:tcMar>
-          </w:tcPr>
-          <w:p>
-            <w:r>
-              <w:rPr>
-                <w:rFonts w:ascii="Times New Roman" w:cs="Times New Roman" w:eastAsia="Times New Roman" w:hAnsi="Times New Roman"/>
-                <w:b w:val="false"/>
-                <w:bCs w:val="false"/>
-                <w:sz w:val="21"/>
-                <w:szCs w:val="21"/>
-              </w:rPr>
-              <w:t xml:space="preserve">0.559 (0.0591)</w:t>
-            </w:r>
-          </w:p>
-        </w:tc>
-        <w:tc>
-          <w:tcPr>
-            <w:tcW w:type="dxa" w:w="2000"/>
-            <w:tcMar>
-              <w:top w:type="dxa" w:w="60"/>
-              <w:left w:type="dxa" w:w="90"/>
-              <w:bottom w:type="dxa" w:w="60"/>
-              <w:right w:type="dxa" w:w="90"/>
-            </w:tcMar>
-          </w:tcPr>
-          <w:p>
-            <w:r>
-              <w:rPr>
-                <w:rFonts w:ascii="Times New Roman" w:cs="Times New Roman" w:eastAsia="Times New Roman" w:hAnsi="Times New Roman"/>
-                <w:b w:val="false"/>
-                <w:bCs w:val="false"/>
-                <w:sz w:val="21"/>
-                <w:szCs w:val="21"/>
-              </w:rPr>
-              <w:t xml:space="preserve">0.592 (0.0426)</w:t>
+            <w:tcW w:type="dxa" w:w="2200"/>
+            <w:tcMar>
+              <w:top w:type="dxa" w:w="60"/>
+              <w:left w:type="dxa" w:w="90"/>
+              <w:bottom w:type="dxa" w:w="60"/>
+              <w:right w:type="dxa" w:w="90"/>
+            </w:tcMar>
+          </w:tcPr>
+          <w:p>
+            <w:r>
+              <w:rPr>
+                <w:rFonts w:ascii="Times New Roman" w:cs="Times New Roman" w:eastAsia="Times New Roman" w:hAnsi="Times New Roman"/>
+                <w:b w:val="false"/>
+                <w:bCs w:val="false"/>
+                <w:sz w:val="21"/>
+                <w:szCs w:val="21"/>
+              </w:rPr>
+              <w:t xml:space="preserve">2</w:t>
+            </w:r>
+          </w:p>
+        </w:tc>
+        <w:tc>
+          <w:tcPr>
+            <w:tcW w:type="dxa" w:w="1700"/>
+            <w:tcMar>
+              <w:top w:type="dxa" w:w="60"/>
+              <w:left w:type="dxa" w:w="90"/>
+              <w:bottom w:type="dxa" w:w="60"/>
+              <w:right w:type="dxa" w:w="90"/>
+            </w:tcMar>
+          </w:tcPr>
+          <w:p>
+            <w:r>
+              <w:rPr>
+                <w:rFonts w:ascii="Times New Roman" w:cs="Times New Roman" w:eastAsia="Times New Roman" w:hAnsi="Times New Roman"/>
+                <w:b w:val="false"/>
+                <w:bCs w:val="false"/>
+                <w:sz w:val="21"/>
+                <w:szCs w:val="21"/>
+              </w:rPr>
+              <w:t xml:space="preserve">0.961</w:t>
+            </w:r>
+          </w:p>
+        </w:tc>
+        <w:tc>
+          <w:tcPr>
+            <w:tcW w:type="dxa" w:w="1700"/>
+            <w:tcMar>
+              <w:top w:type="dxa" w:w="60"/>
+              <w:left w:type="dxa" w:w="90"/>
+              <w:bottom w:type="dxa" w:w="60"/>
+              <w:right w:type="dxa" w:w="90"/>
+            </w:tcMar>
+          </w:tcPr>
+          <w:p>
+            <w:r>
+              <w:rPr>
+                <w:rFonts w:ascii="Times New Roman" w:cs="Times New Roman" w:eastAsia="Times New Roman" w:hAnsi="Times New Roman"/>
+                <w:b w:val="false"/>
+                <w:bCs w:val="false"/>
+                <w:sz w:val="21"/>
+                <w:szCs w:val="21"/>
+              </w:rPr>
+              <w:t xml:space="preserve">0.724</w:t>
+            </w:r>
+          </w:p>
+        </w:tc>
+        <w:tc>
+          <w:tcPr>
+            <w:tcW w:type="dxa" w:w="1700"/>
+            <w:tcMar>
+              <w:top w:type="dxa" w:w="60"/>
+              <w:left w:type="dxa" w:w="90"/>
+              <w:bottom w:type="dxa" w:w="60"/>
+              <w:right w:type="dxa" w:w="90"/>
+            </w:tcMar>
+          </w:tcPr>
+          <w:p>
+            <w:r>
+              <w:rPr>
+                <w:rFonts w:ascii="Times New Roman" w:cs="Times New Roman" w:eastAsia="Times New Roman" w:hAnsi="Times New Roman"/>
+                <w:b w:val="false"/>
+                <w:bCs w:val="false"/>
+                <w:sz w:val="21"/>
+                <w:szCs w:val="21"/>
+              </w:rPr>
+              <w:t xml:space="preserve">0.826</w:t>
             </w:r>
           </w:p>
         </w:tc>
@@ -8520,7 +7365,7 @@
                 <w:sz w:val="21"/>
                 <w:szCs w:val="21"/>
               </w:rPr>
-              <w:t xml:space="preserve">0.473 (0.0331)</w:t>
+              <w:t xml:space="preserve">0.0034</w:t>
             </w:r>
           </w:p>
         </w:tc>
@@ -8531,7 +7376,7 @@
         </w:trPr>
         <w:tc>
           <w:tcPr>
-            <w:tcW w:type="dxa" w:w="3300"/>
+            <w:tcW w:type="dxa" w:w="2200"/>
             <w:shd w:fill="F3F4F6" w:val="clear"/>
             <w:tcMar>
               <w:top w:type="dxa" w:w="60"/>
@@ -8549,13 +7394,13 @@
                 <w:sz w:val="21"/>
                 <w:szCs w:val="21"/>
               </w:rPr>
-              <w:t xml:space="preserve">Test Coverage vs Defect Density</w:t>
-            </w:r>
-          </w:p>
-        </w:tc>
-        <w:tc>
-          <w:tcPr>
-            <w:tcW w:type="dxa" w:w="2000"/>
+              <w:t xml:space="preserve">2.5 (used)</w:t>
+            </w:r>
+          </w:p>
+        </w:tc>
+        <w:tc>
+          <w:tcPr>
+            <w:tcW w:type="dxa" w:w="1700"/>
             <w:shd w:fill="F3F4F6" w:val="clear"/>
             <w:tcMar>
               <w:top w:type="dxa" w:w="60"/>
@@ -8573,13 +7418,13 @@
                 <w:sz w:val="21"/>
                 <w:szCs w:val="21"/>
               </w:rPr>
-              <w:t xml:space="preserve">-0.37 (0.2367)</w:t>
-            </w:r>
-          </w:p>
-        </w:tc>
-        <w:tc>
-          <w:tcPr>
-            <w:tcW w:type="dxa" w:w="2000"/>
+              <w:t xml:space="preserve">0.984</w:t>
+            </w:r>
+          </w:p>
+        </w:tc>
+        <w:tc>
+          <w:tcPr>
+            <w:tcW w:type="dxa" w:w="1700"/>
             <w:shd w:fill="F3F4F6" w:val="clear"/>
             <w:tcMar>
               <w:top w:type="dxa" w:w="60"/>
@@ -8597,7 +7442,31 @@
                 <w:sz w:val="21"/>
                 <w:szCs w:val="21"/>
               </w:rPr>
-              <w:t xml:space="preserve">-0.231 (0.4705)</w:t>
+              <w:t xml:space="preserve">0.631</w:t>
+            </w:r>
+          </w:p>
+        </w:tc>
+        <w:tc>
+          <w:tcPr>
+            <w:tcW w:type="dxa" w:w="1700"/>
+            <w:shd w:fill="F3F4F6" w:val="clear"/>
+            <w:tcMar>
+              <w:top w:type="dxa" w:w="60"/>
+              <w:left w:type="dxa" w:w="90"/>
+              <w:bottom w:type="dxa" w:w="60"/>
+              <w:right w:type="dxa" w:w="90"/>
+            </w:tcMar>
+          </w:tcPr>
+          <w:p>
+            <w:r>
+              <w:rPr>
+                <w:rFonts w:ascii="Times New Roman" w:cs="Times New Roman" w:eastAsia="Times New Roman" w:hAnsi="Times New Roman"/>
+                <w:b w:val="false"/>
+                <w:bCs w:val="false"/>
+                <w:sz w:val="21"/>
+                <w:szCs w:val="21"/>
+              </w:rPr>
+              <w:t xml:space="preserve">0.769</w:t>
             </w:r>
           </w:p>
         </w:tc>
@@ -8621,7 +7490,7 @@
                 <w:sz w:val="21"/>
                 <w:szCs w:val="21"/>
               </w:rPr>
-              <w:t xml:space="preserve">-0.152 (0.5452)</w:t>
+              <w:t xml:space="preserve">0.0011</w:t>
             </w:r>
           </w:p>
         </w:tc>
@@ -8632,70 +7501,93 @@
         </w:trPr>
         <w:tc>
           <w:tcPr>
-            <w:tcW w:type="dxa" w:w="3300"/>
-            <w:tcMar>
-              <w:top w:type="dxa" w:w="60"/>
-              <w:left w:type="dxa" w:w="90"/>
-              <w:bottom w:type="dxa" w:w="60"/>
-              <w:right w:type="dxa" w:w="90"/>
-            </w:tcMar>
-          </w:tcPr>
-          <w:p>
-            <w:r>
-              <w:rPr>
-                <w:rFonts w:ascii="Times New Roman" w:cs="Times New Roman" w:eastAsia="Times New Roman" w:hAnsi="Times New Roman"/>
-                <w:b w:val="false"/>
-                <w:bCs w:val="false"/>
-                <w:sz w:val="21"/>
-                <w:szCs w:val="21"/>
-              </w:rPr>
-              <w:t xml:space="preserve">Coupling (CBO) vs Delay (days)</w:t>
-            </w:r>
-          </w:p>
-        </w:tc>
-        <w:tc>
-          <w:tcPr>
-            <w:tcW w:type="dxa" w:w="2000"/>
-            <w:tcMar>
-              <w:top w:type="dxa" w:w="60"/>
-              <w:left w:type="dxa" w:w="90"/>
-              <w:bottom w:type="dxa" w:w="60"/>
-              <w:right w:type="dxa" w:w="90"/>
-            </w:tcMar>
-          </w:tcPr>
-          <w:p>
-            <w:r>
-              <w:rPr>
-                <w:rFonts w:ascii="Times New Roman" w:cs="Times New Roman" w:eastAsia="Times New Roman" w:hAnsi="Times New Roman"/>
-                <w:b w:val="false"/>
-                <w:bCs w:val="false"/>
-                <w:sz w:val="21"/>
-                <w:szCs w:val="21"/>
-              </w:rPr>
-              <w:t xml:space="preserve">0.647 (0.0229)</w:t>
-            </w:r>
-          </w:p>
-        </w:tc>
-        <w:tc>
-          <w:tcPr>
-            <w:tcW w:type="dxa" w:w="2000"/>
-            <w:tcMar>
-              <w:top w:type="dxa" w:w="60"/>
-              <w:left w:type="dxa" w:w="90"/>
-              <w:bottom w:type="dxa" w:w="60"/>
-              <w:right w:type="dxa" w:w="90"/>
-            </w:tcMar>
-          </w:tcPr>
-          <w:p>
-            <w:r>
-              <w:rPr>
-                <w:rFonts w:ascii="Times New Roman" w:cs="Times New Roman" w:eastAsia="Times New Roman" w:hAnsi="Times New Roman"/>
-                <w:b w:val="false"/>
-                <w:bCs w:val="false"/>
-                <w:sz w:val="21"/>
-                <w:szCs w:val="21"/>
-              </w:rPr>
-              <w:t xml:space="preserve">0.558 (0.0594)</w:t>
+            <w:tcW w:type="dxa" w:w="2200"/>
+            <w:tcMar>
+              <w:top w:type="dxa" w:w="60"/>
+              <w:left w:type="dxa" w:w="90"/>
+              <w:bottom w:type="dxa" w:w="60"/>
+              <w:right w:type="dxa" w:w="90"/>
+            </w:tcMar>
+          </w:tcPr>
+          <w:p>
+            <w:r>
+              <w:rPr>
+                <w:rFonts w:ascii="Times New Roman" w:cs="Times New Roman" w:eastAsia="Times New Roman" w:hAnsi="Times New Roman"/>
+                <w:b w:val="false"/>
+                <w:bCs w:val="false"/>
+                <w:sz w:val="21"/>
+                <w:szCs w:val="21"/>
+              </w:rPr>
+              <w:t xml:space="preserve">3</w:t>
+            </w:r>
+          </w:p>
+        </w:tc>
+        <w:tc>
+          <w:tcPr>
+            <w:tcW w:type="dxa" w:w="1700"/>
+            <w:tcMar>
+              <w:top w:type="dxa" w:w="60"/>
+              <w:left w:type="dxa" w:w="90"/>
+              <w:bottom w:type="dxa" w:w="60"/>
+              <w:right w:type="dxa" w:w="90"/>
+            </w:tcMar>
+          </w:tcPr>
+          <w:p>
+            <w:r>
+              <w:rPr>
+                <w:rFonts w:ascii="Times New Roman" w:cs="Times New Roman" w:eastAsia="Times New Roman" w:hAnsi="Times New Roman"/>
+                <w:b w:val="false"/>
+                <w:bCs w:val="false"/>
+                <w:sz w:val="21"/>
+                <w:szCs w:val="21"/>
+              </w:rPr>
+              <w:t xml:space="preserve">0.994</w:t>
+            </w:r>
+          </w:p>
+        </w:tc>
+        <w:tc>
+          <w:tcPr>
+            <w:tcW w:type="dxa" w:w="1700"/>
+            <w:tcMar>
+              <w:top w:type="dxa" w:w="60"/>
+              <w:left w:type="dxa" w:w="90"/>
+              <w:bottom w:type="dxa" w:w="60"/>
+              <w:right w:type="dxa" w:w="90"/>
+            </w:tcMar>
+          </w:tcPr>
+          <w:p>
+            <w:r>
+              <w:rPr>
+                <w:rFonts w:ascii="Times New Roman" w:cs="Times New Roman" w:eastAsia="Times New Roman" w:hAnsi="Times New Roman"/>
+                <w:b w:val="false"/>
+                <w:bCs w:val="false"/>
+                <w:sz w:val="21"/>
+                <w:szCs w:val="21"/>
+              </w:rPr>
+              <w:t xml:space="preserve">0.535</w:t>
+            </w:r>
+          </w:p>
+        </w:tc>
+        <w:tc>
+          <w:tcPr>
+            <w:tcW w:type="dxa" w:w="1700"/>
+            <w:tcMar>
+              <w:top w:type="dxa" w:w="60"/>
+              <w:left w:type="dxa" w:w="90"/>
+              <w:bottom w:type="dxa" w:w="60"/>
+              <w:right w:type="dxa" w:w="90"/>
+            </w:tcMar>
+          </w:tcPr>
+          <w:p>
+            <w:r>
+              <w:rPr>
+                <w:rFonts w:ascii="Times New Roman" w:cs="Times New Roman" w:eastAsia="Times New Roman" w:hAnsi="Times New Roman"/>
+                <w:b w:val="false"/>
+                <w:bCs w:val="false"/>
+                <w:sz w:val="21"/>
+                <w:szCs w:val="21"/>
+              </w:rPr>
+              <w:t xml:space="preserve">0.696</w:t>
             </w:r>
           </w:p>
         </w:tc>
@@ -8718,7 +7610,7 @@
                 <w:sz w:val="21"/>
                 <w:szCs w:val="21"/>
               </w:rPr>
-              <w:t xml:space="preserve">0.369 (0.0982)</w:t>
+              <w:t xml:space="preserve">0.0004</w:t>
             </w:r>
           </w:p>
         </w:tc>
@@ -8729,6 +7621,334 @@
         <w:spacing w:after="160"/>
       </w:pPr>
     </w:p>
+    <w:tbl>
+      <w:tblPr>
+        <w:tblW w:type="dxa" w:w="9360"/>
+        <w:tblBorders>
+          <w:top w:val="single" w:color="auto" w:sz="4"/>
+          <w:left w:val="single" w:color="auto" w:sz="4"/>
+          <w:bottom w:val="single" w:color="auto" w:sz="4"/>
+          <w:right w:val="single" w:color="auto" w:sz="4"/>
+          <w:insideH w:val="single" w:color="auto" w:sz="4"/>
+          <w:insideV w:val="single" w:color="auto" w:sz="4"/>
+        </w:tblBorders>
+      </w:tblPr>
+      <w:tblGrid>
+        <w:gridCol w:w="3400"/>
+        <w:gridCol w:w="2800"/>
+        <w:gridCol w:w="3160"/>
+      </w:tblGrid>
+      <w:tr>
+        <w:trPr>
+          <w:tblHeader/>
+        </w:trPr>
+        <w:tc>
+          <w:tcPr>
+            <w:tcW w:type="dxa" w:w="3400"/>
+            <w:shd w:fill="1F2937" w:val="clear"/>
+            <w:tcMar>
+              <w:top w:type="dxa" w:w="60"/>
+              <w:left w:type="dxa" w:w="90"/>
+              <w:bottom w:type="dxa" w:w="60"/>
+              <w:right w:type="dxa" w:w="90"/>
+            </w:tcMar>
+          </w:tcPr>
+          <w:p>
+            <w:r>
+              <w:rPr>
+                <w:rFonts w:ascii="Times New Roman" w:cs="Times New Roman" w:eastAsia="Times New Roman" w:hAnsi="Times New Roman"/>
+                <w:b/>
+                <w:bCs/>
+                <w:color w:val="FFFFFF"/>
+                <w:sz w:val="21"/>
+                <w:szCs w:val="21"/>
+              </w:rPr>
+              <w:t xml:space="preserve">Injected anomaly size</w:t>
+            </w:r>
+          </w:p>
+        </w:tc>
+        <w:tc>
+          <w:tcPr>
+            <w:tcW w:type="dxa" w:w="2800"/>
+            <w:shd w:fill="1F2937" w:val="clear"/>
+            <w:tcMar>
+              <w:top w:type="dxa" w:w="60"/>
+              <w:left w:type="dxa" w:w="90"/>
+              <w:bottom w:type="dxa" w:w="60"/>
+              <w:right w:type="dxa" w:w="90"/>
+            </w:tcMar>
+          </w:tcPr>
+          <w:p>
+            <w:r>
+              <w:rPr>
+                <w:rFonts w:ascii="Times New Roman" w:cs="Times New Roman" w:eastAsia="Times New Roman" w:hAnsi="Times New Roman"/>
+                <w:b/>
+                <w:bCs/>
+                <w:color w:val="FFFFFF"/>
+                <w:sz w:val="21"/>
+                <w:szCs w:val="21"/>
+              </w:rPr>
+              <w:t xml:space="preserve">Number injected</w:t>
+            </w:r>
+          </w:p>
+        </w:tc>
+        <w:tc>
+          <w:tcPr>
+            <w:tcW w:type="dxa" w:w="3160"/>
+            <w:shd w:fill="1F2937" w:val="clear"/>
+            <w:tcMar>
+              <w:top w:type="dxa" w:w="60"/>
+              <w:left w:type="dxa" w:w="90"/>
+              <w:bottom w:type="dxa" w:w="60"/>
+              <w:right w:type="dxa" w:w="90"/>
+            </w:tcMar>
+          </w:tcPr>
+          <w:p>
+            <w:r>
+              <w:rPr>
+                <w:rFonts w:ascii="Times New Roman" w:cs="Times New Roman" w:eastAsia="Times New Roman" w:hAnsi="Times New Roman"/>
+                <w:b/>
+                <w:bCs/>
+                <w:color w:val="FFFFFF"/>
+                <w:sz w:val="21"/>
+                <w:szCs w:val="21"/>
+              </w:rPr>
+              <w:t xml:space="preserve">Recall at |z| ≥ 2.5</w:t>
+            </w:r>
+          </w:p>
+        </w:tc>
+      </w:tr>
+      <w:tr>
+        <w:trPr>
+          <w:cantSplit/>
+        </w:trPr>
+        <w:tc>
+          <w:tcPr>
+            <w:tcW w:type="dxa" w:w="3400"/>
+            <w:tcMar>
+              <w:top w:type="dxa" w:w="60"/>
+              <w:left w:type="dxa" w:w="90"/>
+              <w:bottom w:type="dxa" w:w="60"/>
+              <w:right w:type="dxa" w:w="90"/>
+            </w:tcMar>
+          </w:tcPr>
+          <w:p>
+            <w:r>
+              <w:rPr>
+                <w:rFonts w:ascii="Times New Roman" w:cs="Times New Roman" w:eastAsia="Times New Roman" w:hAnsi="Times New Roman"/>
+                <w:b w:val="false"/>
+                <w:bCs w:val="false"/>
+                <w:sz w:val="21"/>
+                <w:szCs w:val="21"/>
+              </w:rPr>
+              <w:t xml:space="preserve">1.5-2x normal spend</w:t>
+            </w:r>
+          </w:p>
+        </w:tc>
+        <w:tc>
+          <w:tcPr>
+            <w:tcW w:type="dxa" w:w="2800"/>
+            <w:tcMar>
+              <w:top w:type="dxa" w:w="60"/>
+              <w:left w:type="dxa" w:w="90"/>
+              <w:bottom w:type="dxa" w:w="60"/>
+              <w:right w:type="dxa" w:w="90"/>
+            </w:tcMar>
+          </w:tcPr>
+          <w:p>
+            <w:r>
+              <w:rPr>
+                <w:rFonts w:ascii="Times New Roman" w:cs="Times New Roman" w:eastAsia="Times New Roman" w:hAnsi="Times New Roman"/>
+                <w:b w:val="false"/>
+                <w:bCs w:val="false"/>
+                <w:sz w:val="21"/>
+                <w:szCs w:val="21"/>
+              </w:rPr>
+              <w:t xml:space="preserve">890</w:t>
+            </w:r>
+          </w:p>
+        </w:tc>
+        <w:tc>
+          <w:tcPr>
+            <w:tcW w:type="dxa" w:w="3160"/>
+            <w:tcMar>
+              <w:top w:type="dxa" w:w="60"/>
+              <w:left w:type="dxa" w:w="90"/>
+              <w:bottom w:type="dxa" w:w="60"/>
+              <w:right w:type="dxa" w:w="90"/>
+            </w:tcMar>
+          </w:tcPr>
+          <w:p>
+            <w:r>
+              <w:rPr>
+                <w:rFonts w:ascii="Times New Roman" w:cs="Times New Roman" w:eastAsia="Times New Roman" w:hAnsi="Times New Roman"/>
+                <w:b w:val="false"/>
+                <w:bCs w:val="false"/>
+                <w:sz w:val="21"/>
+                <w:szCs w:val="21"/>
+              </w:rPr>
+              <w:t xml:space="preserve">6.7%</w:t>
+            </w:r>
+          </w:p>
+        </w:tc>
+      </w:tr>
+      <w:tr>
+        <w:trPr>
+          <w:cantSplit/>
+        </w:trPr>
+        <w:tc>
+          <w:tcPr>
+            <w:tcW w:type="dxa" w:w="3400"/>
+            <w:shd w:fill="F3F4F6" w:val="clear"/>
+            <w:tcMar>
+              <w:top w:type="dxa" w:w="60"/>
+              <w:left w:type="dxa" w:w="90"/>
+              <w:bottom w:type="dxa" w:w="60"/>
+              <w:right w:type="dxa" w:w="90"/>
+            </w:tcMar>
+          </w:tcPr>
+          <w:p>
+            <w:r>
+              <w:rPr>
+                <w:rFonts w:ascii="Times New Roman" w:cs="Times New Roman" w:eastAsia="Times New Roman" w:hAnsi="Times New Roman"/>
+                <w:b w:val="false"/>
+                <w:bCs w:val="false"/>
+                <w:sz w:val="21"/>
+                <w:szCs w:val="21"/>
+              </w:rPr>
+              <w:t xml:space="preserve">2-3x normal spend</w:t>
+            </w:r>
+          </w:p>
+        </w:tc>
+        <w:tc>
+          <w:tcPr>
+            <w:tcW w:type="dxa" w:w="2800"/>
+            <w:shd w:fill="F3F4F6" w:val="clear"/>
+            <w:tcMar>
+              <w:top w:type="dxa" w:w="60"/>
+              <w:left w:type="dxa" w:w="90"/>
+              <w:bottom w:type="dxa" w:w="60"/>
+              <w:right w:type="dxa" w:w="90"/>
+            </w:tcMar>
+          </w:tcPr>
+          <w:p>
+            <w:r>
+              <w:rPr>
+                <w:rFonts w:ascii="Times New Roman" w:cs="Times New Roman" w:eastAsia="Times New Roman" w:hAnsi="Times New Roman"/>
+                <w:b w:val="false"/>
+                <w:bCs w:val="false"/>
+                <w:sz w:val="21"/>
+                <w:szCs w:val="21"/>
+              </w:rPr>
+              <w:t xml:space="preserve">1735</w:t>
+            </w:r>
+          </w:p>
+        </w:tc>
+        <w:tc>
+          <w:tcPr>
+            <w:tcW w:type="dxa" w:w="3160"/>
+            <w:shd w:fill="F3F4F6" w:val="clear"/>
+            <w:tcMar>
+              <w:top w:type="dxa" w:w="60"/>
+              <w:left w:type="dxa" w:w="90"/>
+              <w:bottom w:type="dxa" w:w="60"/>
+              <w:right w:type="dxa" w:w="90"/>
+            </w:tcMar>
+          </w:tcPr>
+          <w:p>
+            <w:r>
+              <w:rPr>
+                <w:rFonts w:ascii="Times New Roman" w:cs="Times New Roman" w:eastAsia="Times New Roman" w:hAnsi="Times New Roman"/>
+                <w:b w:val="false"/>
+                <w:bCs w:val="false"/>
+                <w:sz w:val="21"/>
+                <w:szCs w:val="21"/>
+              </w:rPr>
+              <w:t xml:space="preserve">28.1%</w:t>
+            </w:r>
+          </w:p>
+        </w:tc>
+      </w:tr>
+      <w:tr>
+        <w:trPr>
+          <w:cantSplit/>
+        </w:trPr>
+        <w:tc>
+          <w:tcPr>
+            <w:tcW w:type="dxa" w:w="3400"/>
+            <w:tcMar>
+              <w:top w:type="dxa" w:w="60"/>
+              <w:left w:type="dxa" w:w="90"/>
+              <w:bottom w:type="dxa" w:w="60"/>
+              <w:right w:type="dxa" w:w="90"/>
+            </w:tcMar>
+          </w:tcPr>
+          <w:p>
+            <w:r>
+              <w:rPr>
+                <w:rFonts w:ascii="Times New Roman" w:cs="Times New Roman" w:eastAsia="Times New Roman" w:hAnsi="Times New Roman"/>
+                <w:b w:val="false"/>
+                <w:bCs w:val="false"/>
+                <w:sz w:val="21"/>
+                <w:szCs w:val="21"/>
+              </w:rPr>
+              <w:t xml:space="preserve">3-5x normal spend</w:t>
+            </w:r>
+          </w:p>
+        </w:tc>
+        <w:tc>
+          <w:tcPr>
+            <w:tcW w:type="dxa" w:w="2800"/>
+            <w:tcMar>
+              <w:top w:type="dxa" w:w="60"/>
+              <w:left w:type="dxa" w:w="90"/>
+              <w:bottom w:type="dxa" w:w="60"/>
+              <w:right w:type="dxa" w:w="90"/>
+            </w:tcMar>
+          </w:tcPr>
+          <w:p>
+            <w:r>
+              <w:rPr>
+                <w:rFonts w:ascii="Times New Roman" w:cs="Times New Roman" w:eastAsia="Times New Roman" w:hAnsi="Times New Roman"/>
+                <w:b w:val="false"/>
+                <w:bCs w:val="false"/>
+                <w:sz w:val="21"/>
+                <w:szCs w:val="21"/>
+              </w:rPr>
+              <w:t xml:space="preserve">3490</w:t>
+            </w:r>
+          </w:p>
+        </w:tc>
+        <w:tc>
+          <w:tcPr>
+            <w:tcW w:type="dxa" w:w="3160"/>
+            <w:tcMar>
+              <w:top w:type="dxa" w:w="60"/>
+              <w:left w:type="dxa" w:w="90"/>
+              <w:bottom w:type="dxa" w:w="60"/>
+              <w:right w:type="dxa" w:w="90"/>
+            </w:tcMar>
+          </w:tcPr>
+          <w:p>
+            <w:r>
+              <w:rPr>
+                <w:rFonts w:ascii="Times New Roman" w:cs="Times New Roman" w:eastAsia="Times New Roman" w:hAnsi="Times New Roman"/>
+                <w:b w:val="false"/>
+                <w:bCs w:val="false"/>
+                <w:sz w:val="21"/>
+                <w:szCs w:val="21"/>
+              </w:rPr>
+              <w:t xml:space="preserve">94.9%</w:t>
+            </w:r>
+          </w:p>
+        </w:tc>
+      </w:tr>
+    </w:tbl>
+    <w:p>
+      <w:pPr>
+        <w:spacing w:after="160"/>
+      </w:pPr>
+    </w:p>
     <w:p>
       <w:pPr>
         <w:spacing w:after="140" w:line="300"/>
@@ -8740,7 +7960,472 @@
           <w:sz w:val="24"/>
           <w:szCs w:val="24"/>
         </w:rPr>
-        <w:t xml:space="preserve">Complexity vs. defect density is positive under all three measures, and the Spearman (p = 0.043) and Kendall (p = 0.033) tests are significant at 5%. Coupling vs. delay is positive under all three but only Pearson reaches 5%. Test coverage vs. defect density is negative but not significant under any measure, and the t-test for low-coverage vs. high-coverage modules is also not significant (t = 1.131, p = 0.2847); we therefore do not claim that coverage reduces defects on this dataset.</w:t>
+        <w:t xml:space="preserve">At the chosen threshold almost every alert is real (precision 98%), but only 63% of injected anomalies are found. The detector is excellent at large spikes (95% of 3–5× expenses) and poor at mild ones (7% of 1.5–2× expenses). That is acceptable for a notification feature where false alarms annoy users, but it should be described as a “large unusual expense” detector, not a general fraud detector.</w:t>
+      </w:r>
+    </w:p>
+    <w:p>
+      <w:pPr>
+        <w:keepNext/>
+        <w:spacing w:after="100" w:before="200"/>
+      </w:pPr>
+      <w:r>
+        <w:rPr>
+          <w:rFonts w:ascii="Times New Roman" w:cs="Times New Roman" w:eastAsia="Times New Roman" w:hAnsi="Times New Roman"/>
+          <w:b/>
+          <w:bCs/>
+          <w:sz w:val="28"/>
+          <w:szCs w:val="28"/>
+        </w:rPr>
+        <w:t xml:space="preserve">9.3 Spending forecaster</w:t>
+      </w:r>
+    </w:p>
+    <w:tbl>
+      <w:tblPr>
+        <w:tblW w:type="dxa" w:w="9360"/>
+        <w:tblBorders>
+          <w:top w:val="single" w:color="auto" w:sz="4"/>
+          <w:left w:val="single" w:color="auto" w:sz="4"/>
+          <w:bottom w:val="single" w:color="auto" w:sz="4"/>
+          <w:right w:val="single" w:color="auto" w:sz="4"/>
+          <w:insideH w:val="single" w:color="auto" w:sz="4"/>
+          <w:insideV w:val="single" w:color="auto" w:sz="4"/>
+        </w:tblBorders>
+      </w:tblPr>
+      <w:tblGrid>
+        <w:gridCol w:w="4600"/>
+        <w:gridCol w:w="2600"/>
+        <w:gridCol w:w="2160"/>
+      </w:tblGrid>
+      <w:tr>
+        <w:trPr>
+          <w:tblHeader/>
+        </w:trPr>
+        <w:tc>
+          <w:tcPr>
+            <w:tcW w:type="dxa" w:w="4600"/>
+            <w:shd w:fill="1F2937" w:val="clear"/>
+            <w:tcMar>
+              <w:top w:type="dxa" w:w="60"/>
+              <w:left w:type="dxa" w:w="90"/>
+              <w:bottom w:type="dxa" w:w="60"/>
+              <w:right w:type="dxa" w:w="90"/>
+            </w:tcMar>
+          </w:tcPr>
+          <w:p>
+            <w:r>
+              <w:rPr>
+                <w:rFonts w:ascii="Times New Roman" w:cs="Times New Roman" w:eastAsia="Times New Roman" w:hAnsi="Times New Roman"/>
+                <w:b/>
+                <w:bCs/>
+                <w:color w:val="FFFFFF"/>
+                <w:sz w:val="21"/>
+                <w:szCs w:val="21"/>
+              </w:rPr>
+              <w:t xml:space="preserve">Method</w:t>
+            </w:r>
+          </w:p>
+        </w:tc>
+        <w:tc>
+          <w:tcPr>
+            <w:tcW w:type="dxa" w:w="2600"/>
+            <w:shd w:fill="1F2937" w:val="clear"/>
+            <w:tcMar>
+              <w:top w:type="dxa" w:w="60"/>
+              <w:left w:type="dxa" w:w="90"/>
+              <w:bottom w:type="dxa" w:w="60"/>
+              <w:right w:type="dxa" w:w="90"/>
+            </w:tcMar>
+          </w:tcPr>
+          <w:p>
+            <w:r>
+              <w:rPr>
+                <w:rFonts w:ascii="Times New Roman" w:cs="Times New Roman" w:eastAsia="Times New Roman" w:hAnsi="Times New Roman"/>
+                <w:b/>
+                <w:bCs/>
+                <w:color w:val="FFFFFF"/>
+                <w:sz w:val="21"/>
+                <w:szCs w:val="21"/>
+              </w:rPr>
+              <w:t xml:space="preserve">MAPE (lower is better)</w:t>
+            </w:r>
+          </w:p>
+        </w:tc>
+        <w:tc>
+          <w:tcPr>
+            <w:tcW w:type="dxa" w:w="2160"/>
+            <w:shd w:fill="1F2937" w:val="clear"/>
+            <w:tcMar>
+              <w:top w:type="dxa" w:w="60"/>
+              <w:left w:type="dxa" w:w="90"/>
+              <w:bottom w:type="dxa" w:w="60"/>
+              <w:right w:type="dxa" w:w="90"/>
+            </w:tcMar>
+          </w:tcPr>
+          <w:p>
+            <w:r>
+              <w:rPr>
+                <w:rFonts w:ascii="Times New Roman" w:cs="Times New Roman" w:eastAsia="Times New Roman" w:hAnsi="Times New Roman"/>
+                <w:b/>
+                <w:bCs/>
+                <w:color w:val="FFFFFF"/>
+                <w:sz w:val="21"/>
+                <w:szCs w:val="21"/>
+              </w:rPr>
+              <w:t xml:space="preserve">Std. deviation</w:t>
+            </w:r>
+          </w:p>
+        </w:tc>
+      </w:tr>
+      <w:tr>
+        <w:trPr>
+          <w:cantSplit/>
+        </w:trPr>
+        <w:tc>
+          <w:tcPr>
+            <w:tcW w:type="dxa" w:w="4600"/>
+            <w:tcMar>
+              <w:top w:type="dxa" w:w="60"/>
+              <w:left w:type="dxa" w:w="90"/>
+              <w:bottom w:type="dxa" w:w="60"/>
+              <w:right w:type="dxa" w:w="90"/>
+            </w:tcMar>
+          </w:tcPr>
+          <w:p>
+            <w:r>
+              <w:rPr>
+                <w:rFonts w:ascii="Times New Roman" w:cs="Times New Roman" w:eastAsia="Times New Roman" w:hAnsi="Times New Roman"/>
+                <w:b w:val="false"/>
+                <w:bCs w:val="false"/>
+                <w:sz w:val="21"/>
+                <w:szCs w:val="21"/>
+              </w:rPr>
+              <w:t xml:space="preserve">Exponential smoothing, α = 0.4 (used)</w:t>
+            </w:r>
+          </w:p>
+        </w:tc>
+        <w:tc>
+          <w:tcPr>
+            <w:tcW w:type="dxa" w:w="2600"/>
+            <w:tcMar>
+              <w:top w:type="dxa" w:w="60"/>
+              <w:left w:type="dxa" w:w="90"/>
+              <w:bottom w:type="dxa" w:w="60"/>
+              <w:right w:type="dxa" w:w="90"/>
+            </w:tcMar>
+          </w:tcPr>
+          <w:p>
+            <w:r>
+              <w:rPr>
+                <w:rFonts w:ascii="Times New Roman" w:cs="Times New Roman" w:eastAsia="Times New Roman" w:hAnsi="Times New Roman"/>
+                <w:b w:val="false"/>
+                <w:bCs w:val="false"/>
+                <w:sz w:val="21"/>
+                <w:szCs w:val="21"/>
+              </w:rPr>
+              <w:t xml:space="preserve">13.76%</w:t>
+            </w:r>
+          </w:p>
+        </w:tc>
+        <w:tc>
+          <w:tcPr>
+            <w:tcW w:type="dxa" w:w="2160"/>
+            <w:tcMar>
+              <w:top w:type="dxa" w:w="60"/>
+              <w:left w:type="dxa" w:w="90"/>
+              <w:bottom w:type="dxa" w:w="60"/>
+              <w:right w:type="dxa" w:w="90"/>
+            </w:tcMar>
+          </w:tcPr>
+          <w:p>
+            <w:r>
+              <w:rPr>
+                <w:rFonts w:ascii="Times New Roman" w:cs="Times New Roman" w:eastAsia="Times New Roman" w:hAnsi="Times New Roman"/>
+                <w:b w:val="false"/>
+                <w:bCs w:val="false"/>
+                <w:sz w:val="21"/>
+                <w:szCs w:val="21"/>
+              </w:rPr>
+              <w:t xml:space="preserve">13.28</w:t>
+            </w:r>
+          </w:p>
+        </w:tc>
+      </w:tr>
+      <w:tr>
+        <w:trPr>
+          <w:cantSplit/>
+        </w:trPr>
+        <w:tc>
+          <w:tcPr>
+            <w:tcW w:type="dxa" w:w="4600"/>
+            <w:shd w:fill="F3F4F6" w:val="clear"/>
+            <w:tcMar>
+              <w:top w:type="dxa" w:w="60"/>
+              <w:left w:type="dxa" w:w="90"/>
+              <w:bottom w:type="dxa" w:w="60"/>
+              <w:right w:type="dxa" w:w="90"/>
+            </w:tcMar>
+          </w:tcPr>
+          <w:p>
+            <w:r>
+              <w:rPr>
+                <w:rFonts w:ascii="Times New Roman" w:cs="Times New Roman" w:eastAsia="Times New Roman" w:hAnsi="Times New Roman"/>
+                <w:b w:val="false"/>
+                <w:bCs w:val="false"/>
+                <w:sz w:val="21"/>
+                <w:szCs w:val="21"/>
+              </w:rPr>
+              <w:t xml:space="preserve">3-month moving average</w:t>
+            </w:r>
+          </w:p>
+        </w:tc>
+        <w:tc>
+          <w:tcPr>
+            <w:tcW w:type="dxa" w:w="2600"/>
+            <w:shd w:fill="F3F4F6" w:val="clear"/>
+            <w:tcMar>
+              <w:top w:type="dxa" w:w="60"/>
+              <w:left w:type="dxa" w:w="90"/>
+              <w:bottom w:type="dxa" w:w="60"/>
+              <w:right w:type="dxa" w:w="90"/>
+            </w:tcMar>
+          </w:tcPr>
+          <w:p>
+            <w:r>
+              <w:rPr>
+                <w:rFonts w:ascii="Times New Roman" w:cs="Times New Roman" w:eastAsia="Times New Roman" w:hAnsi="Times New Roman"/>
+                <w:b w:val="false"/>
+                <w:bCs w:val="false"/>
+                <w:sz w:val="21"/>
+                <w:szCs w:val="21"/>
+              </w:rPr>
+              <w:t xml:space="preserve">14.05%</w:t>
+            </w:r>
+          </w:p>
+        </w:tc>
+        <w:tc>
+          <w:tcPr>
+            <w:tcW w:type="dxa" w:w="2160"/>
+            <w:shd w:fill="F3F4F6" w:val="clear"/>
+            <w:tcMar>
+              <w:top w:type="dxa" w:w="60"/>
+              <w:left w:type="dxa" w:w="90"/>
+              <w:bottom w:type="dxa" w:w="60"/>
+              <w:right w:type="dxa" w:w="90"/>
+            </w:tcMar>
+          </w:tcPr>
+          <w:p>
+            <w:r>
+              <w:rPr>
+                <w:rFonts w:ascii="Times New Roman" w:cs="Times New Roman" w:eastAsia="Times New Roman" w:hAnsi="Times New Roman"/>
+                <w:b w:val="false"/>
+                <w:bCs w:val="false"/>
+                <w:sz w:val="21"/>
+                <w:szCs w:val="21"/>
+              </w:rPr>
+              <w:t xml:space="preserve">13.61</w:t>
+            </w:r>
+          </w:p>
+        </w:tc>
+      </w:tr>
+      <w:tr>
+        <w:trPr>
+          <w:cantSplit/>
+        </w:trPr>
+        <w:tc>
+          <w:tcPr>
+            <w:tcW w:type="dxa" w:w="4600"/>
+            <w:tcMar>
+              <w:top w:type="dxa" w:w="60"/>
+              <w:left w:type="dxa" w:w="90"/>
+              <w:bottom w:type="dxa" w:w="60"/>
+              <w:right w:type="dxa" w:w="90"/>
+            </w:tcMar>
+          </w:tcPr>
+          <w:p>
+            <w:r>
+              <w:rPr>
+                <w:rFonts w:ascii="Times New Roman" w:cs="Times New Roman" w:eastAsia="Times New Roman" w:hAnsi="Times New Roman"/>
+                <w:b w:val="false"/>
+                <w:bCs w:val="false"/>
+                <w:sz w:val="21"/>
+                <w:szCs w:val="21"/>
+              </w:rPr>
+              <w:t xml:space="preserve">Linear regression (previous method)</w:t>
+            </w:r>
+          </w:p>
+        </w:tc>
+        <w:tc>
+          <w:tcPr>
+            <w:tcW w:type="dxa" w:w="2600"/>
+            <w:tcMar>
+              <w:top w:type="dxa" w:w="60"/>
+              <w:left w:type="dxa" w:w="90"/>
+              <w:bottom w:type="dxa" w:w="60"/>
+              <w:right w:type="dxa" w:w="90"/>
+            </w:tcMar>
+          </w:tcPr>
+          <w:p>
+            <w:r>
+              <w:rPr>
+                <w:rFonts w:ascii="Times New Roman" w:cs="Times New Roman" w:eastAsia="Times New Roman" w:hAnsi="Times New Roman"/>
+                <w:b w:val="false"/>
+                <w:bCs w:val="false"/>
+                <w:sz w:val="21"/>
+                <w:szCs w:val="21"/>
+              </w:rPr>
+              <w:t xml:space="preserve">15.95%</w:t>
+            </w:r>
+          </w:p>
+        </w:tc>
+        <w:tc>
+          <w:tcPr>
+            <w:tcW w:type="dxa" w:w="2160"/>
+            <w:tcMar>
+              <w:top w:type="dxa" w:w="60"/>
+              <w:left w:type="dxa" w:w="90"/>
+              <w:bottom w:type="dxa" w:w="60"/>
+              <w:right w:type="dxa" w:w="90"/>
+            </w:tcMar>
+          </w:tcPr>
+          <w:p>
+            <w:r>
+              <w:rPr>
+                <w:rFonts w:ascii="Times New Roman" w:cs="Times New Roman" w:eastAsia="Times New Roman" w:hAnsi="Times New Roman"/>
+                <w:b w:val="false"/>
+                <w:bCs w:val="false"/>
+                <w:sz w:val="21"/>
+                <w:szCs w:val="21"/>
+              </w:rPr>
+              <w:t xml:space="preserve">15.36</w:t>
+            </w:r>
+          </w:p>
+        </w:tc>
+      </w:tr>
+      <w:tr>
+        <w:trPr>
+          <w:cantSplit/>
+        </w:trPr>
+        <w:tc>
+          <w:tcPr>
+            <w:tcW w:type="dxa" w:w="4600"/>
+            <w:shd w:fill="F3F4F6" w:val="clear"/>
+            <w:tcMar>
+              <w:top w:type="dxa" w:w="60"/>
+              <w:left w:type="dxa" w:w="90"/>
+              <w:bottom w:type="dxa" w:w="60"/>
+              <w:right w:type="dxa" w:w="90"/>
+            </w:tcMar>
+          </w:tcPr>
+          <w:p>
+            <w:r>
+              <w:rPr>
+                <w:rFonts w:ascii="Times New Roman" w:cs="Times New Roman" w:eastAsia="Times New Roman" w:hAnsi="Times New Roman"/>
+                <w:b w:val="false"/>
+                <w:bCs w:val="false"/>
+                <w:sz w:val="21"/>
+                <w:szCs w:val="21"/>
+              </w:rPr>
+              <w:t xml:space="preserve">Naive (last month repeated)</w:t>
+            </w:r>
+          </w:p>
+        </w:tc>
+        <w:tc>
+          <w:tcPr>
+            <w:tcW w:type="dxa" w:w="2600"/>
+            <w:shd w:fill="F3F4F6" w:val="clear"/>
+            <w:tcMar>
+              <w:top w:type="dxa" w:w="60"/>
+              <w:left w:type="dxa" w:w="90"/>
+              <w:bottom w:type="dxa" w:w="60"/>
+              <w:right w:type="dxa" w:w="90"/>
+            </w:tcMar>
+          </w:tcPr>
+          <w:p>
+            <w:r>
+              <w:rPr>
+                <w:rFonts w:ascii="Times New Roman" w:cs="Times New Roman" w:eastAsia="Times New Roman" w:hAnsi="Times New Roman"/>
+                <w:b w:val="false"/>
+                <w:bCs w:val="false"/>
+                <w:sz w:val="21"/>
+                <w:szCs w:val="21"/>
+              </w:rPr>
+              <w:t xml:space="preserve">17.04%</w:t>
+            </w:r>
+          </w:p>
+        </w:tc>
+        <w:tc>
+          <w:tcPr>
+            <w:tcW w:type="dxa" w:w="2160"/>
+            <w:shd w:fill="F3F4F6" w:val="clear"/>
+            <w:tcMar>
+              <w:top w:type="dxa" w:w="60"/>
+              <w:left w:type="dxa" w:w="90"/>
+              <w:bottom w:type="dxa" w:w="60"/>
+              <w:right w:type="dxa" w:w="90"/>
+            </w:tcMar>
+          </w:tcPr>
+          <w:p>
+            <w:r>
+              <w:rPr>
+                <w:rFonts w:ascii="Times New Roman" w:cs="Times New Roman" w:eastAsia="Times New Roman" w:hAnsi="Times New Roman"/>
+                <w:b w:val="false"/>
+                <w:bCs w:val="false"/>
+                <w:sz w:val="21"/>
+                <w:szCs w:val="21"/>
+              </w:rPr>
+              <w:t xml:space="preserve">15.55</w:t>
+            </w:r>
+          </w:p>
+        </w:tc>
+      </w:tr>
+    </w:tbl>
+    <w:p>
+      <w:pPr>
+        <w:spacing w:after="160"/>
+      </w:pPr>
+    </w:p>
+    <w:p>
+      <w:pPr>
+        <w:spacing w:after="140" w:line="300"/>
+        <w:jc w:val="both"/>
+      </w:pPr>
+      <w:r>
+        <w:rPr>
+          <w:rFonts w:ascii="Times New Roman" w:cs="Times New Roman" w:eastAsia="Times New Roman" w:hAnsi="Times New Roman"/>
+          <w:sz w:val="24"/>
+          <w:szCs w:val="24"/>
+        </w:rPr>
+        <w:t xml:space="preserve">Over 2400 forecasts exponential smoothing beat linear regression on 60.0% of cases and the naive baseline on 63.4%. The advantage over the 3-month moving average is small (52.1% win rate), so the honest conclusion is that smoothing and moving averages are about equally good and both are better than regression on short noisy history. These series are simulated; real accuracy must be checked on real user data.</w:t>
+      </w:r>
+    </w:p>
+    <w:p>
+      <w:pPr>
+        <w:keepNext/>
+        <w:spacing w:after="100" w:before="200"/>
+      </w:pPr>
+      <w:r>
+        <w:rPr>
+          <w:rFonts w:ascii="Times New Roman" w:cs="Times New Roman" w:eastAsia="Times New Roman" w:hAnsi="Times New Roman"/>
+          <w:b/>
+          <w:bCs/>
+          <w:sz w:val="28"/>
+          <w:szCs w:val="28"/>
+        </w:rPr>
+        <w:t xml:space="preserve">9.4 Module 3 — metrics analysis results</w:t>
+      </w:r>
+    </w:p>
+    <w:p>
+      <w:pPr>
+        <w:spacing w:after="140" w:line="300"/>
+        <w:jc w:val="both"/>
+      </w:pPr>
+      <w:r>
+        <w:rPr>
+          <w:rFonts w:ascii="Times New Roman" w:cs="Times New Roman" w:eastAsia="Times New Roman" w:hAnsi="Times New Roman"/>
+          <w:sz w:val="24"/>
+          <w:szCs w:val="24"/>
+        </w:rPr>
+        <w:t xml:space="preserve">Decision tree. The tree classifies modules as High or Low defect risk. It reaches 91.7% accuracy on the data it was trained on, but leave-one-out cross-validation gives only 58.3% against a 50.0% majority-class baseline (n = 12). Lack of cohesion carries 91.8% of the importance and coupling 8.2%. With only 12 modules the tree is an explanatory picture, not a dependable predictor.</w:t>
       </w:r>
     </w:p>
     <w:p>
@@ -8752,7 +8437,7 @@
       <w:r>
         <w:drawing>
           <wp:inline distT="0" distB="0" distL="0" distR="0">
-            <wp:extent cx="4953000" cy="3095625"/>
+            <wp:extent cx="5334000" cy="2876550"/>
             <wp:effectExtent t="0" r="0" b="0" l="0"/>
             <wp:docPr id="21" name=""/>
             <wp:cNvGraphicFramePr>
@@ -8777,6 +8462,661 @@
                   <pic:spPr bwMode="auto">
                     <a:xfrm>
                       <a:off x="0" y="0"/>
+                      <a:ext cx="5334000" cy="2876550"/>
+                    </a:xfrm>
+                    <a:prstGeom prst="rect">
+                      <a:avLst/>
+                    </a:prstGeom>
+                  </pic:spPr>
+                </pic:pic>
+              </a:graphicData>
+            </a:graphic>
+          </wp:inline>
+        </w:drawing>
+      </w:r>
+    </w:p>
+    <w:p>
+      <w:pPr>
+        <w:spacing w:after="200" w:before="60"/>
+        <w:jc w:val="center"/>
+      </w:pPr>
+      <w:r>
+        <w:rPr>
+          <w:rFonts w:ascii="Times New Roman" w:cs="Times New Roman" w:eastAsia="Times New Roman" w:hAnsi="Times New Roman"/>
+          <w:i/>
+          <w:iCs/>
+          <w:sz w:val="22"/>
+          <w:szCs w:val="22"/>
+        </w:rPr>
+        <w:t xml:space="preserve">Figure 21. Decision tree for defect-proneness</w:t>
+      </w:r>
+    </w:p>
+    <w:p>
+      <w:pPr>
+        <w:spacing w:after="140" w:line="300"/>
+        <w:jc w:val="both"/>
+      </w:pPr>
+      <w:r>
+        <w:rPr>
+          <w:rFonts w:ascii="Times New Roman" w:cs="Times New Roman" w:eastAsia="Times New Roman" w:hAnsi="Times New Roman"/>
+          <w:sz w:val="24"/>
+          <w:szCs w:val="24"/>
+        </w:rPr>
+        <w:t xml:space="preserve">Box plot and control chart. The box plot summarises the spread of each metric across modules, and the individuals–moving-range chart over the sprint series flags week 12 as outside the control limits, i.e. special-cause variation to investigate rather than normal noise.</w:t>
+      </w:r>
+    </w:p>
+    <w:p>
+      <w:pPr>
+        <w:keepNext/>
+        <w:spacing w:before="120"/>
+        <w:jc w:val="center"/>
+      </w:pPr>
+      <w:r>
+        <w:drawing>
+          <wp:inline distT="0" distB="0" distL="0" distR="0">
+            <wp:extent cx="4953000" cy="2247900"/>
+            <wp:effectExtent t="0" r="0" b="0" l="0"/>
+            <wp:docPr id="22" name=""/>
+            <wp:cNvGraphicFramePr>
+              <a:graphicFrameLocks xmlns:a="http://schemas.openxmlformats.org/drawingml/2006/main" noChangeAspect="1"/>
+            </wp:cNvGraphicFramePr>
+            <a:graphic xmlns:a="http://schemas.openxmlformats.org/drawingml/2006/main">
+              <a:graphicData uri="http://schemas.openxmlformats.org/drawingml/2006/picture">
+                <pic:pic xmlns:pic="http://schemas.openxmlformats.org/drawingml/2006/picture">
+                  <pic:nvPicPr>
+                    <pic:cNvPr id="0" name="" descr=""/>
+                    <pic:cNvPicPr>
+                      <a:picLocks noChangeAspect="1" noChangeArrowheads="1"/>
+                    </pic:cNvPicPr>
+                  </pic:nvPicPr>
+                  <pic:blipFill>
+                    <a:blip r:embed="rId29" cstate="none"/>
+                    <a:srcRect/>
+                    <a:stretch>
+                      <a:fillRect/>
+                    </a:stretch>
+                  </pic:blipFill>
+                  <pic:spPr bwMode="auto">
+                    <a:xfrm>
+                      <a:off x="0" y="0"/>
+                      <a:ext cx="4953000" cy="2247900"/>
+                    </a:xfrm>
+                    <a:prstGeom prst="rect">
+                      <a:avLst/>
+                    </a:prstGeom>
+                  </pic:spPr>
+                </pic:pic>
+              </a:graphicData>
+            </a:graphic>
+          </wp:inline>
+        </w:drawing>
+      </w:r>
+    </w:p>
+    <w:p>
+      <w:pPr>
+        <w:spacing w:after="200" w:before="60"/>
+        <w:jc w:val="center"/>
+      </w:pPr>
+      <w:r>
+        <w:rPr>
+          <w:rFonts w:ascii="Times New Roman" w:cs="Times New Roman" w:eastAsia="Times New Roman" w:hAnsi="Times New Roman"/>
+          <w:i/>
+          <w:iCs/>
+          <w:sz w:val="22"/>
+          <w:szCs w:val="22"/>
+        </w:rPr>
+        <w:t xml:space="preserve">Figure 22. Box plot of module metrics</w:t>
+      </w:r>
+    </w:p>
+    <w:p>
+      <w:pPr>
+        <w:keepNext/>
+        <w:spacing w:before="120"/>
+        <w:jc w:val="center"/>
+      </w:pPr>
+      <w:r>
+        <w:drawing>
+          <wp:inline distT="0" distB="0" distL="0" distR="0">
+            <wp:extent cx="4953000" cy="3152775"/>
+            <wp:effectExtent t="0" r="0" b="0" l="0"/>
+            <wp:docPr id="23" name=""/>
+            <wp:cNvGraphicFramePr>
+              <a:graphicFrameLocks xmlns:a="http://schemas.openxmlformats.org/drawingml/2006/main" noChangeAspect="1"/>
+            </wp:cNvGraphicFramePr>
+            <a:graphic xmlns:a="http://schemas.openxmlformats.org/drawingml/2006/main">
+              <a:graphicData uri="http://schemas.openxmlformats.org/drawingml/2006/picture">
+                <pic:pic xmlns:pic="http://schemas.openxmlformats.org/drawingml/2006/picture">
+                  <pic:nvPicPr>
+                    <pic:cNvPr id="0" name="" descr=""/>
+                    <pic:cNvPicPr>
+                      <a:picLocks noChangeAspect="1" noChangeArrowheads="1"/>
+                    </pic:cNvPicPr>
+                  </pic:nvPicPr>
+                  <pic:blipFill>
+                    <a:blip r:embed="rId30" cstate="none"/>
+                    <a:srcRect/>
+                    <a:stretch>
+                      <a:fillRect/>
+                    </a:stretch>
+                  </pic:blipFill>
+                  <pic:spPr bwMode="auto">
+                    <a:xfrm>
+                      <a:off x="0" y="0"/>
+                      <a:ext cx="4953000" cy="3152775"/>
+                    </a:xfrm>
+                    <a:prstGeom prst="rect">
+                      <a:avLst/>
+                    </a:prstGeom>
+                  </pic:spPr>
+                </pic:pic>
+              </a:graphicData>
+            </a:graphic>
+          </wp:inline>
+        </w:drawing>
+      </w:r>
+    </w:p>
+    <w:p>
+      <w:pPr>
+        <w:spacing w:after="200" w:before="60"/>
+        <w:jc w:val="center"/>
+      </w:pPr>
+      <w:r>
+        <w:rPr>
+          <w:rFonts w:ascii="Times New Roman" w:cs="Times New Roman" w:eastAsia="Times New Roman" w:hAnsi="Times New Roman"/>
+          <w:i/>
+          <w:iCs/>
+          <w:sz w:val="22"/>
+          <w:szCs w:val="22"/>
+        </w:rPr>
+        <w:t xml:space="preserve">Figure 23. I-MR control chart</w:t>
+      </w:r>
+    </w:p>
+    <w:p>
+      <w:pPr>
+        <w:spacing w:after="140" w:line="300"/>
+        <w:jc w:val="both"/>
+      </w:pPr>
+      <w:r>
+        <w:rPr>
+          <w:rFonts w:ascii="Times New Roman" w:cs="Times New Roman" w:eastAsia="Times New Roman" w:hAnsi="Times New Roman"/>
+          <w:sz w:val="24"/>
+          <w:szCs w:val="24"/>
+        </w:rPr>
+        <w:t xml:space="preserve">Correlation. The same three pairs were tested with all three coefficients.</w:t>
+      </w:r>
+    </w:p>
+    <w:tbl>
+      <w:tblPr>
+        <w:tblW w:type="dxa" w:w="9360"/>
+        <w:tblBorders>
+          <w:top w:val="single" w:color="auto" w:sz="4"/>
+          <w:left w:val="single" w:color="auto" w:sz="4"/>
+          <w:bottom w:val="single" w:color="auto" w:sz="4"/>
+          <w:right w:val="single" w:color="auto" w:sz="4"/>
+          <w:insideH w:val="single" w:color="auto" w:sz="4"/>
+          <w:insideV w:val="single" w:color="auto" w:sz="4"/>
+        </w:tblBorders>
+      </w:tblPr>
+      <w:tblGrid>
+        <w:gridCol w:w="3300"/>
+        <w:gridCol w:w="2000"/>
+        <w:gridCol w:w="2000"/>
+        <w:gridCol w:w="2060"/>
+      </w:tblGrid>
+      <w:tr>
+        <w:trPr>
+          <w:tblHeader/>
+        </w:trPr>
+        <w:tc>
+          <w:tcPr>
+            <w:tcW w:type="dxa" w:w="3300"/>
+            <w:shd w:fill="1F2937" w:val="clear"/>
+            <w:tcMar>
+              <w:top w:type="dxa" w:w="60"/>
+              <w:left w:type="dxa" w:w="90"/>
+              <w:bottom w:type="dxa" w:w="60"/>
+              <w:right w:type="dxa" w:w="90"/>
+            </w:tcMar>
+          </w:tcPr>
+          <w:p>
+            <w:r>
+              <w:rPr>
+                <w:rFonts w:ascii="Times New Roman" w:cs="Times New Roman" w:eastAsia="Times New Roman" w:hAnsi="Times New Roman"/>
+                <w:b/>
+                <w:bCs/>
+                <w:color w:val="FFFFFF"/>
+                <w:sz w:val="21"/>
+                <w:szCs w:val="21"/>
+              </w:rPr>
+              <w:t xml:space="preserve">Pair</w:t>
+            </w:r>
+          </w:p>
+        </w:tc>
+        <w:tc>
+          <w:tcPr>
+            <w:tcW w:type="dxa" w:w="2000"/>
+            <w:shd w:fill="1F2937" w:val="clear"/>
+            <w:tcMar>
+              <w:top w:type="dxa" w:w="60"/>
+              <w:left w:type="dxa" w:w="90"/>
+              <w:bottom w:type="dxa" w:w="60"/>
+              <w:right w:type="dxa" w:w="90"/>
+            </w:tcMar>
+          </w:tcPr>
+          <w:p>
+            <w:r>
+              <w:rPr>
+                <w:rFonts w:ascii="Times New Roman" w:cs="Times New Roman" w:eastAsia="Times New Roman" w:hAnsi="Times New Roman"/>
+                <w:b/>
+                <w:bCs/>
+                <w:color w:val="FFFFFF"/>
+                <w:sz w:val="21"/>
+                <w:szCs w:val="21"/>
+              </w:rPr>
+              <w:t xml:space="preserve">Pearson r (p)</w:t>
+            </w:r>
+          </w:p>
+        </w:tc>
+        <w:tc>
+          <w:tcPr>
+            <w:tcW w:type="dxa" w:w="2000"/>
+            <w:shd w:fill="1F2937" w:val="clear"/>
+            <w:tcMar>
+              <w:top w:type="dxa" w:w="60"/>
+              <w:left w:type="dxa" w:w="90"/>
+              <w:bottom w:type="dxa" w:w="60"/>
+              <w:right w:type="dxa" w:w="90"/>
+            </w:tcMar>
+          </w:tcPr>
+          <w:p>
+            <w:r>
+              <w:rPr>
+                <w:rFonts w:ascii="Times New Roman" w:cs="Times New Roman" w:eastAsia="Times New Roman" w:hAnsi="Times New Roman"/>
+                <w:b/>
+                <w:bCs/>
+                <w:color w:val="FFFFFF"/>
+                <w:sz w:val="21"/>
+                <w:szCs w:val="21"/>
+              </w:rPr>
+              <w:t xml:space="preserve">Spearman ρ (p)</w:t>
+            </w:r>
+          </w:p>
+        </w:tc>
+        <w:tc>
+          <w:tcPr>
+            <w:tcW w:type="dxa" w:w="2060"/>
+            <w:shd w:fill="1F2937" w:val="clear"/>
+            <w:tcMar>
+              <w:top w:type="dxa" w:w="60"/>
+              <w:left w:type="dxa" w:w="90"/>
+              <w:bottom w:type="dxa" w:w="60"/>
+              <w:right w:type="dxa" w:w="90"/>
+            </w:tcMar>
+          </w:tcPr>
+          <w:p>
+            <w:r>
+              <w:rPr>
+                <w:rFonts w:ascii="Times New Roman" w:cs="Times New Roman" w:eastAsia="Times New Roman" w:hAnsi="Times New Roman"/>
+                <w:b/>
+                <w:bCs/>
+                <w:color w:val="FFFFFF"/>
+                <w:sz w:val="21"/>
+                <w:szCs w:val="21"/>
+              </w:rPr>
+              <w:t xml:space="preserve">Kendall τ (p)</w:t>
+            </w:r>
+          </w:p>
+        </w:tc>
+      </w:tr>
+      <w:tr>
+        <w:trPr>
+          <w:cantSplit/>
+        </w:trPr>
+        <w:tc>
+          <w:tcPr>
+            <w:tcW w:type="dxa" w:w="3300"/>
+            <w:tcMar>
+              <w:top w:type="dxa" w:w="60"/>
+              <w:left w:type="dxa" w:w="90"/>
+              <w:bottom w:type="dxa" w:w="60"/>
+              <w:right w:type="dxa" w:w="90"/>
+            </w:tcMar>
+          </w:tcPr>
+          <w:p>
+            <w:r>
+              <w:rPr>
+                <w:rFonts w:ascii="Times New Roman" w:cs="Times New Roman" w:eastAsia="Times New Roman" w:hAnsi="Times New Roman"/>
+                <w:b w:val="false"/>
+                <w:bCs w:val="false"/>
+                <w:sz w:val="21"/>
+                <w:szCs w:val="21"/>
+              </w:rPr>
+              <w:t xml:space="preserve">Cyclomatic Complexity vs Defect Density</w:t>
+            </w:r>
+          </w:p>
+        </w:tc>
+        <w:tc>
+          <w:tcPr>
+            <w:tcW w:type="dxa" w:w="2000"/>
+            <w:tcMar>
+              <w:top w:type="dxa" w:w="60"/>
+              <w:left w:type="dxa" w:w="90"/>
+              <w:bottom w:type="dxa" w:w="60"/>
+              <w:right w:type="dxa" w:w="90"/>
+            </w:tcMar>
+          </w:tcPr>
+          <w:p>
+            <w:r>
+              <w:rPr>
+                <w:rFonts w:ascii="Times New Roman" w:cs="Times New Roman" w:eastAsia="Times New Roman" w:hAnsi="Times New Roman"/>
+                <w:b w:val="false"/>
+                <w:bCs w:val="false"/>
+                <w:sz w:val="21"/>
+                <w:szCs w:val="21"/>
+              </w:rPr>
+              <w:t xml:space="preserve">0.559 (0.0591)</w:t>
+            </w:r>
+          </w:p>
+        </w:tc>
+        <w:tc>
+          <w:tcPr>
+            <w:tcW w:type="dxa" w:w="2000"/>
+            <w:tcMar>
+              <w:top w:type="dxa" w:w="60"/>
+              <w:left w:type="dxa" w:w="90"/>
+              <w:bottom w:type="dxa" w:w="60"/>
+              <w:right w:type="dxa" w:w="90"/>
+            </w:tcMar>
+          </w:tcPr>
+          <w:p>
+            <w:r>
+              <w:rPr>
+                <w:rFonts w:ascii="Times New Roman" w:cs="Times New Roman" w:eastAsia="Times New Roman" w:hAnsi="Times New Roman"/>
+                <w:b w:val="false"/>
+                <w:bCs w:val="false"/>
+                <w:sz w:val="21"/>
+                <w:szCs w:val="21"/>
+              </w:rPr>
+              <w:t xml:space="preserve">0.592 (0.0426)</w:t>
+            </w:r>
+          </w:p>
+        </w:tc>
+        <w:tc>
+          <w:tcPr>
+            <w:tcW w:type="dxa" w:w="2060"/>
+            <w:tcMar>
+              <w:top w:type="dxa" w:w="60"/>
+              <w:left w:type="dxa" w:w="90"/>
+              <w:bottom w:type="dxa" w:w="60"/>
+              <w:right w:type="dxa" w:w="90"/>
+            </w:tcMar>
+          </w:tcPr>
+          <w:p>
+            <w:r>
+              <w:rPr>
+                <w:rFonts w:ascii="Times New Roman" w:cs="Times New Roman" w:eastAsia="Times New Roman" w:hAnsi="Times New Roman"/>
+                <w:b w:val="false"/>
+                <w:bCs w:val="false"/>
+                <w:sz w:val="21"/>
+                <w:szCs w:val="21"/>
+              </w:rPr>
+              <w:t xml:space="preserve">0.473 (0.0331)</w:t>
+            </w:r>
+          </w:p>
+        </w:tc>
+      </w:tr>
+      <w:tr>
+        <w:trPr>
+          <w:cantSplit/>
+        </w:trPr>
+        <w:tc>
+          <w:tcPr>
+            <w:tcW w:type="dxa" w:w="3300"/>
+            <w:shd w:fill="F3F4F6" w:val="clear"/>
+            <w:tcMar>
+              <w:top w:type="dxa" w:w="60"/>
+              <w:left w:type="dxa" w:w="90"/>
+              <w:bottom w:type="dxa" w:w="60"/>
+              <w:right w:type="dxa" w:w="90"/>
+            </w:tcMar>
+          </w:tcPr>
+          <w:p>
+            <w:r>
+              <w:rPr>
+                <w:rFonts w:ascii="Times New Roman" w:cs="Times New Roman" w:eastAsia="Times New Roman" w:hAnsi="Times New Roman"/>
+                <w:b w:val="false"/>
+                <w:bCs w:val="false"/>
+                <w:sz w:val="21"/>
+                <w:szCs w:val="21"/>
+              </w:rPr>
+              <w:t xml:space="preserve">Test Coverage vs Defect Density</w:t>
+            </w:r>
+          </w:p>
+        </w:tc>
+        <w:tc>
+          <w:tcPr>
+            <w:tcW w:type="dxa" w:w="2000"/>
+            <w:shd w:fill="F3F4F6" w:val="clear"/>
+            <w:tcMar>
+              <w:top w:type="dxa" w:w="60"/>
+              <w:left w:type="dxa" w:w="90"/>
+              <w:bottom w:type="dxa" w:w="60"/>
+              <w:right w:type="dxa" w:w="90"/>
+            </w:tcMar>
+          </w:tcPr>
+          <w:p>
+            <w:r>
+              <w:rPr>
+                <w:rFonts w:ascii="Times New Roman" w:cs="Times New Roman" w:eastAsia="Times New Roman" w:hAnsi="Times New Roman"/>
+                <w:b w:val="false"/>
+                <w:bCs w:val="false"/>
+                <w:sz w:val="21"/>
+                <w:szCs w:val="21"/>
+              </w:rPr>
+              <w:t xml:space="preserve">-0.37 (0.2367)</w:t>
+            </w:r>
+          </w:p>
+        </w:tc>
+        <w:tc>
+          <w:tcPr>
+            <w:tcW w:type="dxa" w:w="2000"/>
+            <w:shd w:fill="F3F4F6" w:val="clear"/>
+            <w:tcMar>
+              <w:top w:type="dxa" w:w="60"/>
+              <w:left w:type="dxa" w:w="90"/>
+              <w:bottom w:type="dxa" w:w="60"/>
+              <w:right w:type="dxa" w:w="90"/>
+            </w:tcMar>
+          </w:tcPr>
+          <w:p>
+            <w:r>
+              <w:rPr>
+                <w:rFonts w:ascii="Times New Roman" w:cs="Times New Roman" w:eastAsia="Times New Roman" w:hAnsi="Times New Roman"/>
+                <w:b w:val="false"/>
+                <w:bCs w:val="false"/>
+                <w:sz w:val="21"/>
+                <w:szCs w:val="21"/>
+              </w:rPr>
+              <w:t xml:space="preserve">-0.231 (0.4705)</w:t>
+            </w:r>
+          </w:p>
+        </w:tc>
+        <w:tc>
+          <w:tcPr>
+            <w:tcW w:type="dxa" w:w="2060"/>
+            <w:shd w:fill="F3F4F6" w:val="clear"/>
+            <w:tcMar>
+              <w:top w:type="dxa" w:w="60"/>
+              <w:left w:type="dxa" w:w="90"/>
+              <w:bottom w:type="dxa" w:w="60"/>
+              <w:right w:type="dxa" w:w="90"/>
+            </w:tcMar>
+          </w:tcPr>
+          <w:p>
+            <w:r>
+              <w:rPr>
+                <w:rFonts w:ascii="Times New Roman" w:cs="Times New Roman" w:eastAsia="Times New Roman" w:hAnsi="Times New Roman"/>
+                <w:b w:val="false"/>
+                <w:bCs w:val="false"/>
+                <w:sz w:val="21"/>
+                <w:szCs w:val="21"/>
+              </w:rPr>
+              <w:t xml:space="preserve">-0.152 (0.5452)</w:t>
+            </w:r>
+          </w:p>
+        </w:tc>
+      </w:tr>
+      <w:tr>
+        <w:trPr>
+          <w:cantSplit/>
+        </w:trPr>
+        <w:tc>
+          <w:tcPr>
+            <w:tcW w:type="dxa" w:w="3300"/>
+            <w:tcMar>
+              <w:top w:type="dxa" w:w="60"/>
+              <w:left w:type="dxa" w:w="90"/>
+              <w:bottom w:type="dxa" w:w="60"/>
+              <w:right w:type="dxa" w:w="90"/>
+            </w:tcMar>
+          </w:tcPr>
+          <w:p>
+            <w:r>
+              <w:rPr>
+                <w:rFonts w:ascii="Times New Roman" w:cs="Times New Roman" w:eastAsia="Times New Roman" w:hAnsi="Times New Roman"/>
+                <w:b w:val="false"/>
+                <w:bCs w:val="false"/>
+                <w:sz w:val="21"/>
+                <w:szCs w:val="21"/>
+              </w:rPr>
+              <w:t xml:space="preserve">Coupling (CBO) vs Delay (days)</w:t>
+            </w:r>
+          </w:p>
+        </w:tc>
+        <w:tc>
+          <w:tcPr>
+            <w:tcW w:type="dxa" w:w="2000"/>
+            <w:tcMar>
+              <w:top w:type="dxa" w:w="60"/>
+              <w:left w:type="dxa" w:w="90"/>
+              <w:bottom w:type="dxa" w:w="60"/>
+              <w:right w:type="dxa" w:w="90"/>
+            </w:tcMar>
+          </w:tcPr>
+          <w:p>
+            <w:r>
+              <w:rPr>
+                <w:rFonts w:ascii="Times New Roman" w:cs="Times New Roman" w:eastAsia="Times New Roman" w:hAnsi="Times New Roman"/>
+                <w:b w:val="false"/>
+                <w:bCs w:val="false"/>
+                <w:sz w:val="21"/>
+                <w:szCs w:val="21"/>
+              </w:rPr>
+              <w:t xml:space="preserve">0.647 (0.0229)</w:t>
+            </w:r>
+          </w:p>
+        </w:tc>
+        <w:tc>
+          <w:tcPr>
+            <w:tcW w:type="dxa" w:w="2000"/>
+            <w:tcMar>
+              <w:top w:type="dxa" w:w="60"/>
+              <w:left w:type="dxa" w:w="90"/>
+              <w:bottom w:type="dxa" w:w="60"/>
+              <w:right w:type="dxa" w:w="90"/>
+            </w:tcMar>
+          </w:tcPr>
+          <w:p>
+            <w:r>
+              <w:rPr>
+                <w:rFonts w:ascii="Times New Roman" w:cs="Times New Roman" w:eastAsia="Times New Roman" w:hAnsi="Times New Roman"/>
+                <w:b w:val="false"/>
+                <w:bCs w:val="false"/>
+                <w:sz w:val="21"/>
+                <w:szCs w:val="21"/>
+              </w:rPr>
+              <w:t xml:space="preserve">0.558 (0.0594)</w:t>
+            </w:r>
+          </w:p>
+        </w:tc>
+        <w:tc>
+          <w:tcPr>
+            <w:tcW w:type="dxa" w:w="2060"/>
+            <w:tcMar>
+              <w:top w:type="dxa" w:w="60"/>
+              <w:left w:type="dxa" w:w="90"/>
+              <w:bottom w:type="dxa" w:w="60"/>
+              <w:right w:type="dxa" w:w="90"/>
+            </w:tcMar>
+          </w:tcPr>
+          <w:p>
+            <w:r>
+              <w:rPr>
+                <w:rFonts w:ascii="Times New Roman" w:cs="Times New Roman" w:eastAsia="Times New Roman" w:hAnsi="Times New Roman"/>
+                <w:b w:val="false"/>
+                <w:bCs w:val="false"/>
+                <w:sz w:val="21"/>
+                <w:szCs w:val="21"/>
+              </w:rPr>
+              <w:t xml:space="preserve">0.369 (0.0982)</w:t>
+            </w:r>
+          </w:p>
+        </w:tc>
+      </w:tr>
+    </w:tbl>
+    <w:p>
+      <w:pPr>
+        <w:spacing w:after="160"/>
+      </w:pPr>
+    </w:p>
+    <w:p>
+      <w:pPr>
+        <w:spacing w:after="140" w:line="300"/>
+        <w:jc w:val="both"/>
+      </w:pPr>
+      <w:r>
+        <w:rPr>
+          <w:rFonts w:ascii="Times New Roman" w:cs="Times New Roman" w:eastAsia="Times New Roman" w:hAnsi="Times New Roman"/>
+          <w:sz w:val="24"/>
+          <w:szCs w:val="24"/>
+        </w:rPr>
+        <w:t xml:space="preserve">Complexity vs. defect density is positive under all three measures, and the Spearman (p = 0.043) and Kendall (p = 0.033) tests are significant at 5%. Coupling vs. delay is positive under all three but only Pearson reaches 5%. Test coverage vs. defect density is negative but not significant under any measure, and the t-test for low-coverage vs. high-coverage modules is also not significant (t = 1.131, p = 0.2847); we therefore do not claim that coverage reduces defects on this dataset.</w:t>
+      </w:r>
+    </w:p>
+    <w:p>
+      <w:pPr>
+        <w:keepNext/>
+        <w:spacing w:before="120"/>
+        <w:jc w:val="center"/>
+      </w:pPr>
+      <w:r>
+        <w:drawing>
+          <wp:inline distT="0" distB="0" distL="0" distR="0">
+            <wp:extent cx="4953000" cy="3095625"/>
+            <wp:effectExtent t="0" r="0" b="0" l="0"/>
+            <wp:docPr id="24" name=""/>
+            <wp:cNvGraphicFramePr>
+              <a:graphicFrameLocks xmlns:a="http://schemas.openxmlformats.org/drawingml/2006/main" noChangeAspect="1"/>
+            </wp:cNvGraphicFramePr>
+            <a:graphic xmlns:a="http://schemas.openxmlformats.org/drawingml/2006/main">
+              <a:graphicData uri="http://schemas.openxmlformats.org/drawingml/2006/picture">
+                <pic:pic xmlns:pic="http://schemas.openxmlformats.org/drawingml/2006/picture">
+                  <pic:nvPicPr>
+                    <pic:cNvPr id="0" name="" descr=""/>
+                    <pic:cNvPicPr>
+                      <a:picLocks noChangeAspect="1" noChangeArrowheads="1"/>
+                    </pic:cNvPicPr>
+                  </pic:nvPicPr>
+                  <pic:blipFill>
+                    <a:blip r:embed="rId31" cstate="none"/>
+                    <a:srcRect/>
+                    <a:stretch>
+                      <a:fillRect/>
+                    </a:stretch>
+                  </pic:blipFill>
+                  <pic:spPr bwMode="auto">
+                    <a:xfrm>
+                      <a:off x="0" y="0"/>
                       <a:ext cx="4953000" cy="3095625"/>
                     </a:xfrm>
                     <a:prstGeom prst="rect">
@@ -8803,7 +9143,7 @@
           <w:sz w:val="22"/>
           <w:szCs w:val="22"/>
         </w:rPr>
-        <w:t xml:space="preserve">Figure 21. Pearson, Spearman and Kendall comparison</w:t>
+        <w:t xml:space="preserve">Figure 24. Pearson, Spearman and Kendall comparison</w:t>
       </w:r>
     </w:p>
     <w:p>
